--- a/Shor算法.docx
+++ b/Shor算法.docx
@@ -147,6 +147,11 @@
       </w:r>
     </w:p>
     <w:p>
+      <w:pPr>
+        <w:rPr>
+          <w:rFonts w:hint="eastAsia"/>
+        </w:rPr>
+      </w:pPr>
       <m:oMathPara>
         <m:oMath>
           <m:r>
@@ -555,6 +560,11 @@
       </m:oMathPara>
     </w:p>
     <w:p>
+      <w:pPr>
+        <w:rPr>
+          <w:rFonts w:hint="eastAsia"/>
+        </w:rPr>
+      </w:pPr>
       <w:r>
         <w:rPr>
           <w:rFonts w:hint="eastAsia"/>
@@ -648,13 +658,7 @@
             <w:rPr>
               <w:rFonts w:ascii="Cambria Math" w:hAnsi="Cambria Math" w:cs="Times New Roman"/>
             </w:rPr>
-            <m:t>-1</m:t>
-          </m:r>
-          <m:r>
-            <w:rPr>
-              <w:rFonts w:ascii="Cambria Math" w:hAnsi="Cambria Math" w:cs="Times New Roman"/>
-            </w:rPr>
-            <m:t>=</m:t>
+            <m:t>-1=</m:t>
           </m:r>
           <m:r>
             <w:rPr>
@@ -1060,6 +1064,11 @@
       </w:r>
     </w:p>
     <w:p>
+      <w:pPr>
+        <w:rPr>
+          <w:rFonts w:hint="eastAsia"/>
+        </w:rPr>
+      </w:pPr>
       <m:oMathPara>
         <m:oMath>
           <m:sSup>
@@ -1184,13 +1193,7 @@
                 <w:rPr>
                   <w:rFonts w:ascii="Cambria Math" w:hAnsi="Cambria Math" w:cs="Times New Roman"/>
                 </w:rPr>
-                <m:t>+</m:t>
-              </m:r>
-              <m:r>
-                <w:rPr>
-                  <w:rFonts w:ascii="Cambria Math" w:hAnsi="Cambria Math" w:cs="Times New Roman"/>
-                </w:rPr>
-                <m:t>1</m:t>
+                <m:t>+1</m:t>
               </m:r>
             </m:e>
           </m:d>
@@ -1254,13 +1257,7 @@
                 <w:rPr>
                   <w:rFonts w:ascii="Cambria Math" w:hAnsi="Cambria Math" w:cs="Times New Roman"/>
                 </w:rPr>
-                <m:t>-</m:t>
-              </m:r>
-              <m:r>
-                <w:rPr>
-                  <w:rFonts w:ascii="Cambria Math" w:hAnsi="Cambria Math" w:cs="Times New Roman"/>
-                </w:rPr>
-                <m:t>1</m:t>
+                <m:t>-1</m:t>
               </m:r>
             </m:e>
           </m:d>
@@ -1268,13 +1265,7 @@
             <w:rPr>
               <w:rFonts w:ascii="Cambria Math" w:hAnsi="Cambria Math" w:cs="Times New Roman"/>
             </w:rPr>
-            <m:t>=</m:t>
-          </m:r>
-          <m:r>
-            <w:rPr>
-              <w:rFonts w:ascii="Cambria Math" w:hAnsi="Cambria Math" w:cs="Times New Roman"/>
-            </w:rPr>
-            <m:t>k</m:t>
+            <m:t>=k</m:t>
           </m:r>
           <m:r>
             <w:rPr>
@@ -1472,19 +1463,7 @@
                     <w:rPr>
                       <w:rFonts w:ascii="Cambria Math" w:hAnsi="Cambria Math"/>
                     </w:rPr>
-                    <m:t>k</m:t>
-                  </m:r>
-                  <m:r>
-                    <w:rPr>
-                      <w:rFonts w:ascii="Cambria Math" w:hAnsi="Cambria Math"/>
-                    </w:rPr>
-                    <m:t>N-</m:t>
-                  </m:r>
-                  <m:r>
-                    <w:rPr>
-                      <w:rFonts w:ascii="Cambria Math" w:hAnsi="Cambria Math"/>
-                    </w:rPr>
-                    <m:t>1</m:t>
+                    <m:t>kN-1</m:t>
                   </m:r>
                 </m:e>
               </m:d>
@@ -1524,6 +1503,7 @@
     <w:p>
       <w:pPr>
         <w:rPr>
+          <w:rFonts w:hint="eastAsia"/>
           <w:iCs/>
         </w:rPr>
       </w:pPr>
@@ -1605,13 +1585,7 @@
                     <w:rPr>
                       <w:rFonts w:ascii="Cambria Math" w:hAnsi="Cambria Math"/>
                     </w:rPr>
-                    <m:t>kN-</m:t>
-                  </m:r>
-                  <m:r>
-                    <w:rPr>
-                      <w:rFonts w:ascii="Cambria Math" w:hAnsi="Cambria Math"/>
-                    </w:rPr>
-                    <m:t>1</m:t>
+                    <m:t>kN-1</m:t>
                   </m:r>
                 </m:e>
               </m:d>
@@ -1623,6 +1597,7 @@
     <w:p>
       <w:pPr>
         <w:rPr>
+          <w:rFonts w:hint="eastAsia"/>
           <w:iCs/>
         </w:rPr>
       </w:pPr>
@@ -1844,19 +1819,7 @@
                     <w:rPr>
                       <w:rFonts w:ascii="Cambria Math" w:hAnsi="Cambria Math"/>
                     </w:rPr>
-                    <m:t>k</m:t>
-                  </m:r>
-                  <m:r>
-                    <w:rPr>
-                      <w:rFonts w:ascii="Cambria Math" w:hAnsi="Cambria Math"/>
-                    </w:rPr>
-                    <m:t>N-</m:t>
-                  </m:r>
-                  <m:r>
-                    <w:rPr>
-                      <w:rFonts w:ascii="Cambria Math" w:hAnsi="Cambria Math"/>
-                    </w:rPr>
-                    <m:t>1</m:t>
+                    <m:t>kN-1</m:t>
                   </m:r>
                 </m:e>
               </m:d>
@@ -1940,13 +1903,7 @@
                     <w:rPr>
                       <w:rFonts w:ascii="Cambria Math" w:hAnsi="Cambria Math"/>
                     </w:rPr>
-                    <m:t>k</m:t>
-                  </m:r>
-                  <m:r>
-                    <w:rPr>
-                      <w:rFonts w:ascii="Cambria Math" w:hAnsi="Cambria Math"/>
-                    </w:rPr>
-                    <m:t>N+</m:t>
+                    <m:t>kN+</m:t>
                   </m:r>
                   <m:sSup>
                     <m:sSupPr>
@@ -2113,13 +2070,7 @@
                     <w:rPr>
                       <w:rFonts w:ascii="Cambria Math" w:hAnsi="Cambria Math"/>
                     </w:rPr>
-                    <m:t>k</m:t>
-                  </m:r>
-                  <m:r>
-                    <w:rPr>
-                      <w:rFonts w:ascii="Cambria Math" w:hAnsi="Cambria Math"/>
-                    </w:rPr>
-                    <m:t>N+</m:t>
+                    <m:t>kN+</m:t>
                   </m:r>
                   <m:sSup>
                     <m:sSupPr>
@@ -2136,19 +2087,7 @@
                         <w:rPr>
                           <w:rFonts w:ascii="Cambria Math" w:hAnsi="Cambria Math"/>
                         </w:rPr>
-                        <m:t>(</m:t>
-                      </m:r>
-                      <m:r>
-                        <w:rPr>
-                          <w:rFonts w:ascii="Cambria Math" w:hAnsi="Cambria Math"/>
-                        </w:rPr>
-                        <m:t>n</m:t>
-                      </m:r>
-                      <m:r>
-                        <w:rPr>
-                          <w:rFonts w:ascii="Cambria Math" w:hAnsi="Cambria Math"/>
-                        </w:rPr>
-                        <m:t>i)</m:t>
+                        <m:t>(ni)</m:t>
                       </m:r>
                     </m:e>
                     <m:sup>
@@ -2203,6 +2142,7 @@
     <w:p>
       <w:pPr>
         <w:rPr>
+          <w:rFonts w:hint="eastAsia"/>
           <w:iCs/>
         </w:rPr>
       </w:pPr>
@@ -2245,19 +2185,7 @@
             <w:rPr>
               <w:rFonts w:ascii="Cambria Math" w:hAnsi="Cambria Math"/>
             </w:rPr>
-            <m:t>=</m:t>
-          </m:r>
-          <m:r>
-            <w:rPr>
-              <w:rFonts w:ascii="Cambria Math" w:hAnsi="Cambria Math"/>
-            </w:rPr>
-            <m:t>k</m:t>
-          </m:r>
-          <m:r>
-            <w:rPr>
-              <w:rFonts w:ascii="Cambria Math" w:hAnsi="Cambria Math"/>
-            </w:rPr>
-            <m:t>N+</m:t>
+            <m:t>=kN+</m:t>
           </m:r>
           <m:sSup>
             <m:sSupPr>
@@ -2443,31 +2371,7 @@
           <w:rPr>
             <w:rFonts w:ascii="Cambria Math" w:hAnsi="Cambria Math"/>
           </w:rPr>
-          <m:t>a,t,</m:t>
-        </m:r>
-        <m:r>
-          <w:rPr>
-            <w:rFonts w:ascii="Cambria Math" w:hAnsi="Cambria Math"/>
-          </w:rPr>
-          <m:t>k</m:t>
-        </m:r>
-        <m:r>
-          <w:rPr>
-            <w:rFonts w:ascii="Cambria Math" w:hAnsi="Cambria Math"/>
-          </w:rPr>
-          <m:t>,</m:t>
-        </m:r>
-        <m:r>
-          <w:rPr>
-            <w:rFonts w:ascii="Cambria Math" w:hAnsi="Cambria Math"/>
-          </w:rPr>
-          <m:t>n,</m:t>
-        </m:r>
-        <m:r>
-          <w:rPr>
-            <w:rFonts w:ascii="Cambria Math" w:hAnsi="Cambria Math"/>
-          </w:rPr>
-          <m:t>i</m:t>
+          <m:t>a,t,k,n,i</m:t>
         </m:r>
       </m:oMath>
       <w:r>
@@ -2594,13 +2498,7 @@
                     <w:rPr>
                       <w:rFonts w:ascii="Cambria Math" w:hAnsi="Cambria Math"/>
                     </w:rPr>
-                    <m:t>k</m:t>
-                  </m:r>
-                  <m:r>
-                    <w:rPr>
-                      <w:rFonts w:ascii="Cambria Math" w:hAnsi="Cambria Math"/>
-                    </w:rPr>
-                    <m:t>N+</m:t>
+                    <m:t>kN+</m:t>
                   </m:r>
                   <m:sSup>
                     <m:sSupPr>
@@ -2724,13 +2622,7 @@
                     <w:rPr>
                       <w:rFonts w:ascii="Cambria Math" w:hAnsi="Cambria Math"/>
                     </w:rPr>
-                    <m:t>k</m:t>
-                  </m:r>
-                  <m:r>
-                    <w:rPr>
-                      <w:rFonts w:ascii="Cambria Math" w:hAnsi="Cambria Math"/>
-                    </w:rPr>
-                    <m:t>N+</m:t>
+                    <m:t>kN+</m:t>
                   </m:r>
                   <m:sSup>
                     <m:sSupPr>
@@ -2854,13 +2746,7 @@
                     <w:rPr>
                       <w:rFonts w:ascii="Cambria Math" w:hAnsi="Cambria Math"/>
                     </w:rPr>
-                    <m:t>k</m:t>
-                  </m:r>
-                  <m:r>
-                    <w:rPr>
-                      <w:rFonts w:ascii="Cambria Math" w:hAnsi="Cambria Math"/>
-                    </w:rPr>
-                    <m:t>N+</m:t>
+                    <m:t>kN+</m:t>
                   </m:r>
                   <m:sSup>
                     <m:sSupPr>
@@ -2910,13 +2796,7 @@
             <w:rPr>
               <w:rFonts w:ascii="Cambria Math" w:hAnsi="Cambria Math"/>
             </w:rPr>
-            <m:t>+⋯</m:t>
-          </m:r>
-          <m:r>
-            <w:rPr>
-              <w:rFonts w:ascii="Cambria Math" w:hAnsi="Cambria Math"/>
-            </w:rPr>
-            <m:t>+</m:t>
+            <m:t>+⋯+</m:t>
           </m:r>
           <m:func>
             <m:funcPr>
@@ -2990,13 +2870,7 @@
                     <w:rPr>
                       <w:rFonts w:ascii="Cambria Math" w:hAnsi="Cambria Math"/>
                     </w:rPr>
-                    <m:t>k</m:t>
-                  </m:r>
-                  <m:r>
-                    <w:rPr>
-                      <w:rFonts w:ascii="Cambria Math" w:hAnsi="Cambria Math"/>
-                    </w:rPr>
-                    <m:t>N+</m:t>
+                    <m:t>kN+</m:t>
                   </m:r>
                   <m:sSup>
                     <m:sSupPr>
@@ -3120,8 +2994,500 @@
                         <w:rPr>
                           <w:rFonts w:ascii="Cambria Math" w:hAnsi="Cambria Math"/>
                         </w:rPr>
-                        <m:t>k</m:t>
+                        <m:t>kN+</m:t>
                       </m:r>
+                      <m:sSup>
+                        <m:sSupPr>
+                          <m:ctrlPr>
+                            <w:rPr>
+                              <w:rFonts w:ascii="Cambria Math" w:hAnsi="Cambria Math"/>
+                              <w:i/>
+                              <w:iCs/>
+                            </w:rPr>
+                          </m:ctrlPr>
+                        </m:sSupPr>
+                        <m:e>
+                          <m:d>
+                            <m:dPr>
+                              <m:ctrlPr>
+                                <w:rPr>
+                                  <w:rFonts w:ascii="Cambria Math" w:hAnsi="Cambria Math"/>
+                                  <w:i/>
+                                  <w:iCs/>
+                                </w:rPr>
+                              </m:ctrlPr>
+                            </m:dPr>
+                            <m:e>
+                              <m:r>
+                                <w:rPr>
+                                  <w:rFonts w:ascii="Cambria Math" w:hAnsi="Cambria Math"/>
+                                </w:rPr>
+                                <m:t>1i</m:t>
+                              </m:r>
+                            </m:e>
+                          </m:d>
+                        </m:e>
+                        <m:sup>
+                          <m:r>
+                            <w:rPr>
+                              <w:rFonts w:ascii="Cambria Math" w:hAnsi="Cambria Math"/>
+                            </w:rPr>
+                            <m:t>2</m:t>
+                          </m:r>
+                        </m:sup>
+                      </m:sSup>
+                    </m:e>
+                  </m:d>
+                  <m:d>
+                    <m:dPr>
+                      <m:begChr m:val="["/>
+                      <m:endChr m:val="]"/>
+                      <m:ctrlPr>
+                        <w:rPr>
+                          <w:rFonts w:ascii="Cambria Math" w:hAnsi="Cambria Math"/>
+                          <w:i/>
+                          <w:iCs/>
+                        </w:rPr>
+                      </m:ctrlPr>
+                    </m:dPr>
+                    <m:e>
+                      <m:r>
+                        <w:rPr>
+                          <w:rFonts w:ascii="Cambria Math" w:hAnsi="Cambria Math"/>
+                        </w:rPr>
+                        <m:t>kN+</m:t>
+                      </m:r>
+                      <m:sSup>
+                        <m:sSupPr>
+                          <m:ctrlPr>
+                            <w:rPr>
+                              <w:rFonts w:ascii="Cambria Math" w:hAnsi="Cambria Math"/>
+                              <w:i/>
+                              <w:iCs/>
+                            </w:rPr>
+                          </m:ctrlPr>
+                        </m:sSupPr>
+                        <m:e>
+                          <m:d>
+                            <m:dPr>
+                              <m:ctrlPr>
+                                <w:rPr>
+                                  <w:rFonts w:ascii="Cambria Math" w:hAnsi="Cambria Math"/>
+                                  <w:i/>
+                                  <w:iCs/>
+                                </w:rPr>
+                              </m:ctrlPr>
+                            </m:dPr>
+                            <m:e>
+                              <m:r>
+                                <w:rPr>
+                                  <w:rFonts w:ascii="Cambria Math" w:hAnsi="Cambria Math"/>
+                                </w:rPr>
+                                <m:t>2i</m:t>
+                              </m:r>
+                            </m:e>
+                          </m:d>
+                        </m:e>
+                        <m:sup>
+                          <m:r>
+                            <w:rPr>
+                              <w:rFonts w:ascii="Cambria Math" w:hAnsi="Cambria Math"/>
+                            </w:rPr>
+                            <m:t>2</m:t>
+                          </m:r>
+                        </m:sup>
+                      </m:sSup>
+                    </m:e>
+                  </m:d>
+                  <m:d>
+                    <m:dPr>
+                      <m:begChr m:val="["/>
+                      <m:endChr m:val="]"/>
+                      <m:ctrlPr>
+                        <w:rPr>
+                          <w:rFonts w:ascii="Cambria Math" w:hAnsi="Cambria Math"/>
+                          <w:i/>
+                          <w:iCs/>
+                        </w:rPr>
+                      </m:ctrlPr>
+                    </m:dPr>
+                    <m:e>
+                      <m:r>
+                        <w:rPr>
+                          <w:rFonts w:ascii="Cambria Math" w:hAnsi="Cambria Math"/>
+                        </w:rPr>
+                        <m:t>kN+</m:t>
+                      </m:r>
+                      <m:sSup>
+                        <m:sSupPr>
+                          <m:ctrlPr>
+                            <w:rPr>
+                              <w:rFonts w:ascii="Cambria Math" w:hAnsi="Cambria Math"/>
+                              <w:i/>
+                              <w:iCs/>
+                            </w:rPr>
+                          </m:ctrlPr>
+                        </m:sSupPr>
+                        <m:e>
+                          <m:d>
+                            <m:dPr>
+                              <m:ctrlPr>
+                                <w:rPr>
+                                  <w:rFonts w:ascii="Cambria Math" w:hAnsi="Cambria Math"/>
+                                  <w:i/>
+                                  <w:iCs/>
+                                </w:rPr>
+                              </m:ctrlPr>
+                            </m:dPr>
+                            <m:e>
+                              <m:r>
+                                <w:rPr>
+                                  <w:rFonts w:ascii="Cambria Math" w:hAnsi="Cambria Math"/>
+                                </w:rPr>
+                                <m:t>3i</m:t>
+                              </m:r>
+                            </m:e>
+                          </m:d>
+                        </m:e>
+                        <m:sup>
+                          <m:r>
+                            <w:rPr>
+                              <w:rFonts w:ascii="Cambria Math" w:hAnsi="Cambria Math"/>
+                            </w:rPr>
+                            <m:t>2</m:t>
+                          </m:r>
+                        </m:sup>
+                      </m:sSup>
+                    </m:e>
+                  </m:d>
+                  <m:r>
+                    <w:rPr>
+                      <w:rFonts w:ascii="Cambria Math" w:hAnsi="Cambria Math"/>
+                    </w:rPr>
+                    <m:t>⋯</m:t>
+                  </m:r>
+                  <m:d>
+                    <m:dPr>
+                      <m:begChr m:val="["/>
+                      <m:endChr m:val="]"/>
+                      <m:ctrlPr>
+                        <w:rPr>
+                          <w:rFonts w:ascii="Cambria Math" w:hAnsi="Cambria Math"/>
+                          <w:i/>
+                          <w:iCs/>
+                        </w:rPr>
+                      </m:ctrlPr>
+                    </m:dPr>
+                    <m:e>
+                      <m:r>
+                        <w:rPr>
+                          <w:rFonts w:ascii="Cambria Math" w:hAnsi="Cambria Math"/>
+                        </w:rPr>
+                        <m:t>kN+</m:t>
+                      </m:r>
+                      <m:sSup>
+                        <m:sSupPr>
+                          <m:ctrlPr>
+                            <w:rPr>
+                              <w:rFonts w:ascii="Cambria Math" w:hAnsi="Cambria Math"/>
+                              <w:i/>
+                              <w:iCs/>
+                            </w:rPr>
+                          </m:ctrlPr>
+                        </m:sSupPr>
+                        <m:e>
+                          <m:r>
+                            <w:rPr>
+                              <w:rFonts w:ascii="Cambria Math" w:hAnsi="Cambria Math"/>
+                            </w:rPr>
+                            <m:t>(ni)</m:t>
+                          </m:r>
+                        </m:e>
+                        <m:sup>
+                          <m:r>
+                            <w:rPr>
+                              <w:rFonts w:ascii="Cambria Math" w:hAnsi="Cambria Math"/>
+                            </w:rPr>
+                            <m:t>2</m:t>
+                          </m:r>
+                        </m:sup>
+                      </m:sSup>
+                    </m:e>
+                  </m:d>
+                </m:e>
+              </m:d>
+            </m:e>
+          </m:func>
+        </m:oMath>
+      </m:oMathPara>
+    </w:p>
+    <w:p>
+      <w:pPr>
+        <w:rPr>
+          <w:rFonts w:hint="eastAsia"/>
+          <w:iCs/>
+        </w:rPr>
+      </w:pPr>
+      <w:r>
+        <w:rPr>
+          <w:rFonts w:hint="eastAsia"/>
+          <w:iCs/>
+        </w:rPr>
+        <w:t>当虚数单位</w:t>
+      </w:r>
+      <m:oMath>
+        <m:r>
+          <w:rPr>
+            <w:rFonts w:ascii="Cambria Math" w:hAnsi="Cambria Math"/>
+          </w:rPr>
+          <m:t>i</m:t>
+        </m:r>
+      </m:oMath>
+      <w:r>
+        <w:rPr>
+          <w:rFonts w:hint="eastAsia"/>
+          <w:iCs/>
+        </w:rPr>
+        <w:t>极大的时候，</w:t>
+      </w:r>
+      <w:r>
+        <w:rPr>
+          <w:rFonts w:hint="eastAsia"/>
+          <w:iCs/>
+        </w:rPr>
+        <w:t>最小的项目都能保证，</w:t>
+      </w:r>
+    </w:p>
+    <w:p>
+      <w:pPr>
+        <w:rPr>
+          <w:rFonts w:hint="eastAsia"/>
+        </w:rPr>
+      </w:pPr>
+      <m:oMathPara>
+        <m:oMath>
+          <m:sSup>
+            <m:sSupPr>
+              <m:ctrlPr>
+                <w:rPr>
+                  <w:rFonts w:ascii="Cambria Math" w:hAnsi="Cambria Math"/>
+                  <w:i/>
+                  <w:iCs/>
+                </w:rPr>
+              </m:ctrlPr>
+            </m:sSupPr>
+            <m:e>
+              <m:d>
+                <m:dPr>
+                  <m:ctrlPr>
+                    <w:rPr>
+                      <w:rFonts w:ascii="Cambria Math" w:hAnsi="Cambria Math"/>
+                      <w:i/>
+                      <w:iCs/>
+                    </w:rPr>
+                  </m:ctrlPr>
+                </m:dPr>
+                <m:e>
+                  <m:r>
+                    <w:rPr>
+                      <w:rFonts w:ascii="Cambria Math" w:hAnsi="Cambria Math"/>
+                    </w:rPr>
+                    <m:t>1i</m:t>
+                  </m:r>
+                </m:e>
+              </m:d>
+            </m:e>
+            <m:sup>
+              <m:r>
+                <w:rPr>
+                  <w:rFonts w:ascii="Cambria Math" w:hAnsi="Cambria Math"/>
+                </w:rPr>
+                <m:t>2</m:t>
+              </m:r>
+            </m:sup>
+          </m:sSup>
+          <m:r>
+            <w:rPr>
+              <w:rFonts w:ascii="Cambria Math" w:hAnsi="Cambria Math"/>
+            </w:rPr>
+            <m:t>≫kN</m:t>
+          </m:r>
+        </m:oMath>
+      </m:oMathPara>
+    </w:p>
+    <w:p>
+      <w:pPr>
+        <w:rPr>
+          <w:rFonts w:hint="eastAsia"/>
+          <w:i/>
+          <w:iCs/>
+        </w:rPr>
+      </w:pPr>
+      <m:oMathPara>
+        <m:oMath>
+          <m:r>
+            <w:rPr>
+              <w:rFonts w:ascii="Cambria Math" w:hAnsi="Cambria Math" w:hint="eastAsia"/>
+            </w:rPr>
+            <m:t>i</m:t>
+          </m:r>
+          <m:r>
+            <w:rPr>
+              <w:rFonts w:ascii="Cambria Math" w:hAnsi="Cambria Math"/>
+            </w:rPr>
+            <m:t>≫</m:t>
+          </m:r>
+          <m:rad>
+            <m:radPr>
+              <m:degHide m:val="1"/>
+              <m:ctrlPr>
+                <w:rPr>
+                  <w:rFonts w:ascii="Cambria Math" w:hAnsi="Cambria Math"/>
+                  <w:i/>
+                  <w:iCs/>
+                </w:rPr>
+              </m:ctrlPr>
+            </m:radPr>
+            <m:deg/>
+            <m:e>
+              <m:r>
+                <w:rPr>
+                  <w:rFonts w:ascii="Cambria Math" w:hAnsi="Cambria Math"/>
+                </w:rPr>
+                <m:t>kN</m:t>
+              </m:r>
+            </m:e>
+          </m:rad>
+        </m:oMath>
+      </m:oMathPara>
+    </w:p>
+    <w:p>
+      <w:pPr>
+        <w:rPr>
+          <w:rFonts w:hint="eastAsia"/>
+          <w:iCs/>
+        </w:rPr>
+      </w:pPr>
+      <w:r>
+        <w:rPr>
+          <w:rFonts w:hint="eastAsia"/>
+          <w:iCs/>
+        </w:rPr>
+        <w:t>忽略</w:t>
+      </w:r>
+      <m:oMath>
+        <m:r>
+          <w:rPr>
+            <w:rFonts w:ascii="Cambria Math" w:hAnsi="Cambria Math"/>
+          </w:rPr>
+          <m:t>N</m:t>
+        </m:r>
+      </m:oMath>
+      <w:r>
+        <w:rPr>
+          <w:rFonts w:hint="eastAsia"/>
+          <w:iCs/>
+        </w:rPr>
+        <w:t>的存在，</w:t>
+      </w:r>
+    </w:p>
+    <w:p>
+      <w:pPr>
+        <w:rPr>
+          <w:rFonts w:hint="eastAsia"/>
+          <w:iCs/>
+        </w:rPr>
+      </w:pPr>
+      <m:oMathPara>
+        <m:oMath>
+          <m:r>
+            <w:rPr>
+              <w:rFonts w:ascii="Cambria Math" w:hAnsi="Cambria Math"/>
+            </w:rPr>
+            <w:lastRenderedPageBreak/>
+            <m:t>2t=</m:t>
+          </m:r>
+          <m:func>
+            <m:funcPr>
+              <m:ctrlPr>
+                <w:rPr>
+                  <w:rFonts w:ascii="Cambria Math" w:hAnsi="Cambria Math"/>
+                  <w:i/>
+                  <w:iCs/>
+                </w:rPr>
+              </m:ctrlPr>
+            </m:funcPr>
+            <m:fName>
+              <m:sSub>
+                <m:sSubPr>
+                  <m:ctrlPr>
+                    <w:rPr>
+                      <w:rFonts w:ascii="Cambria Math" w:hAnsi="Cambria Math"/>
+                      <w:i/>
+                      <w:iCs/>
+                    </w:rPr>
+                  </m:ctrlPr>
+                </m:sSubPr>
+                <m:e>
+                  <m:r>
+                    <m:rPr>
+                      <m:sty m:val="p"/>
+                    </m:rPr>
+                    <w:rPr>
+                      <w:rFonts w:ascii="Cambria Math" w:hAnsi="Cambria Math"/>
+                    </w:rPr>
+                    <m:t>log</m:t>
+                  </m:r>
+                  <m:ctrlPr>
+                    <w:rPr>
+                      <w:rFonts w:ascii="Cambria Math" w:hAnsi="Cambria Math"/>
+                      <w:iCs/>
+                    </w:rPr>
+                  </m:ctrlPr>
+                </m:e>
+                <m:sub>
+                  <m:r>
+                    <w:rPr>
+                      <w:rFonts w:ascii="Cambria Math" w:hAnsi="Cambria Math"/>
+                    </w:rPr>
+                    <m:t>a</m:t>
+                  </m:r>
+                  <m:ctrlPr>
+                    <w:rPr>
+                      <w:rFonts w:ascii="Cambria Math" w:hAnsi="Cambria Math"/>
+                      <w:iCs/>
+                    </w:rPr>
+                  </m:ctrlPr>
+                </m:sub>
+              </m:sSub>
+            </m:fName>
+            <m:e>
+              <m:d>
+                <m:dPr>
+                  <m:begChr m:val="{"/>
+                  <m:endChr m:val="}"/>
+                  <m:ctrlPr>
+                    <w:rPr>
+                      <w:rFonts w:ascii="Cambria Math" w:hAnsi="Cambria Math"/>
+                      <w:i/>
+                      <w:iCs/>
+                    </w:rPr>
+                  </m:ctrlPr>
+                </m:dPr>
+                <m:e>
+                  <m:d>
+                    <m:dPr>
+                      <m:begChr m:val="["/>
+                      <m:endChr m:val="]"/>
+                      <m:ctrlPr>
+                        <w:rPr>
+                          <w:rFonts w:ascii="Cambria Math" w:hAnsi="Cambria Math"/>
+                          <w:i/>
+                          <w:iCs/>
+                        </w:rPr>
+                      </m:ctrlPr>
+                    </m:dPr>
+                    <m:e>
                       <m:r>
                         <w:rPr>
                           <w:rFonts w:ascii="Cambria Math" w:hAnsi="Cambria Math"/>
@@ -3187,12 +3553,6 @@
                         <w:rPr>
                           <w:rFonts w:ascii="Cambria Math" w:hAnsi="Cambria Math"/>
                         </w:rPr>
-                        <m:t>k</m:t>
-                      </m:r>
-                      <m:r>
-                        <w:rPr>
-                          <w:rFonts w:ascii="Cambria Math" w:hAnsi="Cambria Math"/>
-                        </w:rPr>
                         <m:t>N+</m:t>
                       </m:r>
                       <m:sSup>
@@ -3254,12 +3614,6 @@
                         <w:rPr>
                           <w:rFonts w:ascii="Cambria Math" w:hAnsi="Cambria Math"/>
                         </w:rPr>
-                        <m:t>k</m:t>
-                      </m:r>
-                      <m:r>
-                        <w:rPr>
-                          <w:rFonts w:ascii="Cambria Math" w:hAnsi="Cambria Math"/>
-                        </w:rPr>
                         <m:t>N+</m:t>
                       </m:r>
                       <m:sSup>
@@ -3327,12 +3681,6 @@
                         <w:rPr>
                           <w:rFonts w:ascii="Cambria Math" w:hAnsi="Cambria Math"/>
                         </w:rPr>
-                        <m:t>k</m:t>
-                      </m:r>
-                      <m:r>
-                        <w:rPr>
-                          <w:rFonts w:ascii="Cambria Math" w:hAnsi="Cambria Math"/>
-                        </w:rPr>
                         <m:t>N+</m:t>
                       </m:r>
                       <m:sSup>
@@ -3368,522 +3716,6 @@
               </m:d>
             </m:e>
           </m:func>
-        </m:oMath>
-      </m:oMathPara>
-    </w:p>
-    <w:p>
-      <w:pPr>
-        <w:rPr>
-          <w:rFonts w:hint="eastAsia"/>
-          <w:iCs/>
-        </w:rPr>
-      </w:pPr>
-      <w:r>
-        <w:rPr>
-          <w:rFonts w:hint="eastAsia"/>
-          <w:iCs/>
-        </w:rPr>
-        <w:t>当虚数单位</w:t>
-      </w:r>
-      <m:oMath>
-        <m:r>
-          <w:rPr>
-            <w:rFonts w:ascii="Cambria Math" w:hAnsi="Cambria Math"/>
-          </w:rPr>
-          <m:t>i</m:t>
-        </m:r>
-      </m:oMath>
-      <w:r>
-        <w:rPr>
-          <w:rFonts w:hint="eastAsia"/>
-          <w:iCs/>
-        </w:rPr>
-        <w:t>极大的时候，</w:t>
-      </w:r>
-      <w:r>
-        <w:rPr>
-          <w:rFonts w:hint="eastAsia"/>
-          <w:iCs/>
-        </w:rPr>
-        <w:t>最小的项目都能保证，</w:t>
-      </w:r>
-    </w:p>
-    <w:p>
-      <m:oMathPara>
-        <m:oMath>
-          <m:sSup>
-            <m:sSupPr>
-              <m:ctrlPr>
-                <w:rPr>
-                  <w:rFonts w:ascii="Cambria Math" w:hAnsi="Cambria Math"/>
-                  <w:i/>
-                  <w:iCs/>
-                </w:rPr>
-              </m:ctrlPr>
-            </m:sSupPr>
-            <m:e>
-              <m:d>
-                <m:dPr>
-                  <m:ctrlPr>
-                    <w:rPr>
-                      <w:rFonts w:ascii="Cambria Math" w:hAnsi="Cambria Math"/>
-                      <w:i/>
-                      <w:iCs/>
-                    </w:rPr>
-                  </m:ctrlPr>
-                </m:dPr>
-                <m:e>
-                  <m:r>
-                    <w:rPr>
-                      <w:rFonts w:ascii="Cambria Math" w:hAnsi="Cambria Math"/>
-                    </w:rPr>
-                    <m:t>1</m:t>
-                  </m:r>
-                  <m:r>
-                    <w:rPr>
-                      <w:rFonts w:ascii="Cambria Math" w:hAnsi="Cambria Math"/>
-                    </w:rPr>
-                    <m:t>i</m:t>
-                  </m:r>
-                </m:e>
-              </m:d>
-            </m:e>
-            <m:sup>
-              <m:r>
-                <w:rPr>
-                  <w:rFonts w:ascii="Cambria Math" w:hAnsi="Cambria Math"/>
-                </w:rPr>
-                <m:t>2</m:t>
-              </m:r>
-            </m:sup>
-          </m:sSup>
-          <m:r>
-            <w:rPr>
-              <w:rFonts w:ascii="Cambria Math" w:hAnsi="Cambria Math"/>
-            </w:rPr>
-            <m:t>≫</m:t>
-          </m:r>
-          <m:r>
-            <w:rPr>
-              <w:rFonts w:ascii="Cambria Math" w:hAnsi="Cambria Math"/>
-            </w:rPr>
-            <m:t>k</m:t>
-          </m:r>
-          <m:r>
-            <w:rPr>
-              <w:rFonts w:ascii="Cambria Math" w:hAnsi="Cambria Math"/>
-            </w:rPr>
-            <m:t>N</m:t>
-          </m:r>
-        </m:oMath>
-      </m:oMathPara>
-    </w:p>
-    <w:p>
-      <w:pPr>
-        <w:rPr>
-          <w:rFonts w:hint="eastAsia"/>
-          <w:i/>
-          <w:iCs/>
-        </w:rPr>
-      </w:pPr>
-      <m:oMathPara>
-        <m:oMath>
-          <m:r>
-            <w:rPr>
-              <w:rFonts w:ascii="Cambria Math" w:hAnsi="Cambria Math" w:hint="eastAsia"/>
-            </w:rPr>
-            <m:t>i</m:t>
-          </m:r>
-          <m:r>
-            <w:rPr>
-              <w:rFonts w:ascii="Cambria Math" w:hAnsi="Cambria Math"/>
-            </w:rPr>
-            <m:t>≫</m:t>
-          </m:r>
-          <m:rad>
-            <m:radPr>
-              <m:degHide m:val="1"/>
-              <m:ctrlPr>
-                <w:rPr>
-                  <w:rFonts w:ascii="Cambria Math" w:hAnsi="Cambria Math"/>
-                  <w:i/>
-                  <w:iCs/>
-                </w:rPr>
-              </m:ctrlPr>
-            </m:radPr>
-            <m:deg/>
-            <m:e>
-              <m:r>
-                <w:rPr>
-                  <w:rFonts w:ascii="Cambria Math" w:hAnsi="Cambria Math"/>
-                </w:rPr>
-                <m:t>k</m:t>
-              </m:r>
-              <m:r>
-                <w:rPr>
-                  <w:rFonts w:ascii="Cambria Math" w:hAnsi="Cambria Math"/>
-                </w:rPr>
-                <m:t>N</m:t>
-              </m:r>
-            </m:e>
-          </m:rad>
-        </m:oMath>
-      </m:oMathPara>
-    </w:p>
-    <w:p>
-      <w:pPr>
-        <w:rPr>
-          <w:rFonts w:hint="eastAsia"/>
-          <w:iCs/>
-        </w:rPr>
-      </w:pPr>
-      <w:r>
-        <w:rPr>
-          <w:rFonts w:hint="eastAsia"/>
-          <w:iCs/>
-        </w:rPr>
-        <w:t>忽略</w:t>
-      </w:r>
-      <m:oMath>
-        <m:r>
-          <w:rPr>
-            <w:rFonts w:ascii="Cambria Math" w:hAnsi="Cambria Math"/>
-          </w:rPr>
-          <m:t>N</m:t>
-        </m:r>
-      </m:oMath>
-      <w:r>
-        <w:rPr>
-          <w:rFonts w:hint="eastAsia"/>
-          <w:iCs/>
-        </w:rPr>
-        <w:t>的存在，</w:t>
-      </w:r>
-    </w:p>
-    <w:p>
-      <w:pPr>
-        <w:rPr>
-          <w:iCs/>
-        </w:rPr>
-      </w:pPr>
-      <m:oMathPara>
-        <m:oMath>
-          <m:r>
-            <w:rPr>
-              <w:rFonts w:ascii="Cambria Math" w:hAnsi="Cambria Math"/>
-            </w:rPr>
-            <w:lastRenderedPageBreak/>
-            <m:t>2t=</m:t>
-          </m:r>
-          <m:func>
-            <m:funcPr>
-              <m:ctrlPr>
-                <w:rPr>
-                  <w:rFonts w:ascii="Cambria Math" w:hAnsi="Cambria Math"/>
-                  <w:i/>
-                  <w:iCs/>
-                </w:rPr>
-              </m:ctrlPr>
-            </m:funcPr>
-            <m:fName>
-              <m:sSub>
-                <m:sSubPr>
-                  <m:ctrlPr>
-                    <w:rPr>
-                      <w:rFonts w:ascii="Cambria Math" w:hAnsi="Cambria Math"/>
-                      <w:i/>
-                      <w:iCs/>
-                    </w:rPr>
-                  </m:ctrlPr>
-                </m:sSubPr>
-                <m:e>
-                  <m:r>
-                    <m:rPr>
-                      <m:sty m:val="p"/>
-                    </m:rPr>
-                    <w:rPr>
-                      <w:rFonts w:ascii="Cambria Math" w:hAnsi="Cambria Math"/>
-                    </w:rPr>
-                    <m:t>log</m:t>
-                  </m:r>
-                  <m:ctrlPr>
-                    <w:rPr>
-                      <w:rFonts w:ascii="Cambria Math" w:hAnsi="Cambria Math"/>
-                      <w:iCs/>
-                    </w:rPr>
-                  </m:ctrlPr>
-                </m:e>
-                <m:sub>
-                  <m:r>
-                    <w:rPr>
-                      <w:rFonts w:ascii="Cambria Math" w:hAnsi="Cambria Math"/>
-                    </w:rPr>
-                    <m:t>a</m:t>
-                  </m:r>
-                  <m:ctrlPr>
-                    <w:rPr>
-                      <w:rFonts w:ascii="Cambria Math" w:hAnsi="Cambria Math"/>
-                      <w:iCs/>
-                    </w:rPr>
-                  </m:ctrlPr>
-                </m:sub>
-              </m:sSub>
-            </m:fName>
-            <m:e>
-              <m:d>
-                <m:dPr>
-                  <m:begChr m:val="{"/>
-                  <m:endChr m:val="}"/>
-                  <m:ctrlPr>
-                    <w:rPr>
-                      <w:rFonts w:ascii="Cambria Math" w:hAnsi="Cambria Math"/>
-                      <w:i/>
-                      <w:iCs/>
-                    </w:rPr>
-                  </m:ctrlPr>
-                </m:dPr>
-                <m:e>
-                  <m:d>
-                    <m:dPr>
-                      <m:begChr m:val="["/>
-                      <m:endChr m:val="]"/>
-                      <m:ctrlPr>
-                        <w:rPr>
-                          <w:rFonts w:ascii="Cambria Math" w:hAnsi="Cambria Math"/>
-                          <w:i/>
-                          <w:iCs/>
-                        </w:rPr>
-                      </m:ctrlPr>
-                    </m:dPr>
-                    <m:e>
-                      <m:r>
-                        <w:rPr>
-                          <w:rFonts w:ascii="Cambria Math" w:hAnsi="Cambria Math"/>
-                        </w:rPr>
-                        <m:t>N+</m:t>
-                      </m:r>
-                      <m:sSup>
-                        <m:sSupPr>
-                          <m:ctrlPr>
-                            <w:rPr>
-                              <w:rFonts w:ascii="Cambria Math" w:hAnsi="Cambria Math"/>
-                              <w:i/>
-                              <w:iCs/>
-                            </w:rPr>
-                          </m:ctrlPr>
-                        </m:sSupPr>
-                        <m:e>
-                          <m:d>
-                            <m:dPr>
-                              <m:ctrlPr>
-                                <w:rPr>
-                                  <w:rFonts w:ascii="Cambria Math" w:hAnsi="Cambria Math"/>
-                                  <w:i/>
-                                  <w:iCs/>
-                                </w:rPr>
-                              </m:ctrlPr>
-                            </m:dPr>
-                            <m:e>
-                              <m:r>
-                                <w:rPr>
-                                  <w:rFonts w:ascii="Cambria Math" w:hAnsi="Cambria Math"/>
-                                </w:rPr>
-                                <m:t>1i</m:t>
-                              </m:r>
-                            </m:e>
-                          </m:d>
-                        </m:e>
-                        <m:sup>
-                          <m:r>
-                            <w:rPr>
-                              <w:rFonts w:ascii="Cambria Math" w:hAnsi="Cambria Math"/>
-                            </w:rPr>
-                            <m:t>2</m:t>
-                          </m:r>
-                        </m:sup>
-                      </m:sSup>
-                    </m:e>
-                  </m:d>
-                  <m:d>
-                    <m:dPr>
-                      <m:begChr m:val="["/>
-                      <m:endChr m:val="]"/>
-                      <m:ctrlPr>
-                        <w:rPr>
-                          <w:rFonts w:ascii="Cambria Math" w:hAnsi="Cambria Math"/>
-                          <w:i/>
-                          <w:iCs/>
-                        </w:rPr>
-                      </m:ctrlPr>
-                    </m:dPr>
-                    <m:e>
-                      <m:r>
-                        <w:rPr>
-                          <w:rFonts w:ascii="Cambria Math" w:hAnsi="Cambria Math"/>
-                        </w:rPr>
-                        <m:t>N+</m:t>
-                      </m:r>
-                      <m:sSup>
-                        <m:sSupPr>
-                          <m:ctrlPr>
-                            <w:rPr>
-                              <w:rFonts w:ascii="Cambria Math" w:hAnsi="Cambria Math"/>
-                              <w:i/>
-                              <w:iCs/>
-                            </w:rPr>
-                          </m:ctrlPr>
-                        </m:sSupPr>
-                        <m:e>
-                          <m:d>
-                            <m:dPr>
-                              <m:ctrlPr>
-                                <w:rPr>
-                                  <w:rFonts w:ascii="Cambria Math" w:hAnsi="Cambria Math"/>
-                                  <w:i/>
-                                  <w:iCs/>
-                                </w:rPr>
-                              </m:ctrlPr>
-                            </m:dPr>
-                            <m:e>
-                              <m:r>
-                                <w:rPr>
-                                  <w:rFonts w:ascii="Cambria Math" w:hAnsi="Cambria Math"/>
-                                </w:rPr>
-                                <m:t>2i</m:t>
-                              </m:r>
-                            </m:e>
-                          </m:d>
-                        </m:e>
-                        <m:sup>
-                          <m:r>
-                            <w:rPr>
-                              <w:rFonts w:ascii="Cambria Math" w:hAnsi="Cambria Math"/>
-                            </w:rPr>
-                            <m:t>2</m:t>
-                          </m:r>
-                        </m:sup>
-                      </m:sSup>
-                    </m:e>
-                  </m:d>
-                  <m:d>
-                    <m:dPr>
-                      <m:begChr m:val="["/>
-                      <m:endChr m:val="]"/>
-                      <m:ctrlPr>
-                        <w:rPr>
-                          <w:rFonts w:ascii="Cambria Math" w:hAnsi="Cambria Math"/>
-                          <w:i/>
-                          <w:iCs/>
-                        </w:rPr>
-                      </m:ctrlPr>
-                    </m:dPr>
-                    <m:e>
-                      <m:r>
-                        <w:rPr>
-                          <w:rFonts w:ascii="Cambria Math" w:hAnsi="Cambria Math"/>
-                        </w:rPr>
-                        <m:t>N+</m:t>
-                      </m:r>
-                      <m:sSup>
-                        <m:sSupPr>
-                          <m:ctrlPr>
-                            <w:rPr>
-                              <w:rFonts w:ascii="Cambria Math" w:hAnsi="Cambria Math"/>
-                              <w:i/>
-                              <w:iCs/>
-                            </w:rPr>
-                          </m:ctrlPr>
-                        </m:sSupPr>
-                        <m:e>
-                          <m:d>
-                            <m:dPr>
-                              <m:ctrlPr>
-                                <w:rPr>
-                                  <w:rFonts w:ascii="Cambria Math" w:hAnsi="Cambria Math"/>
-                                  <w:i/>
-                                  <w:iCs/>
-                                </w:rPr>
-                              </m:ctrlPr>
-                            </m:dPr>
-                            <m:e>
-                              <m:r>
-                                <w:rPr>
-                                  <w:rFonts w:ascii="Cambria Math" w:hAnsi="Cambria Math"/>
-                                </w:rPr>
-                                <m:t>3i</m:t>
-                              </m:r>
-                            </m:e>
-                          </m:d>
-                        </m:e>
-                        <m:sup>
-                          <m:r>
-                            <w:rPr>
-                              <w:rFonts w:ascii="Cambria Math" w:hAnsi="Cambria Math"/>
-                            </w:rPr>
-                            <m:t>2</m:t>
-                          </m:r>
-                        </m:sup>
-                      </m:sSup>
-                    </m:e>
-                  </m:d>
-                  <m:r>
-                    <w:rPr>
-                      <w:rFonts w:ascii="Cambria Math" w:hAnsi="Cambria Math"/>
-                    </w:rPr>
-                    <m:t>⋯</m:t>
-                  </m:r>
-                  <m:d>
-                    <m:dPr>
-                      <m:begChr m:val="["/>
-                      <m:endChr m:val="]"/>
-                      <m:ctrlPr>
-                        <w:rPr>
-                          <w:rFonts w:ascii="Cambria Math" w:hAnsi="Cambria Math"/>
-                          <w:i/>
-                          <w:iCs/>
-                        </w:rPr>
-                      </m:ctrlPr>
-                    </m:dPr>
-                    <m:e>
-                      <m:r>
-                        <w:rPr>
-                          <w:rFonts w:ascii="Cambria Math" w:hAnsi="Cambria Math"/>
-                        </w:rPr>
-                        <m:t>N+</m:t>
-                      </m:r>
-                      <m:sSup>
-                        <m:sSupPr>
-                          <m:ctrlPr>
-                            <w:rPr>
-                              <w:rFonts w:ascii="Cambria Math" w:hAnsi="Cambria Math"/>
-                              <w:i/>
-                              <w:iCs/>
-                            </w:rPr>
-                          </m:ctrlPr>
-                        </m:sSupPr>
-                        <m:e>
-                          <m:r>
-                            <w:rPr>
-                              <w:rFonts w:ascii="Cambria Math" w:hAnsi="Cambria Math"/>
-                            </w:rPr>
-                            <m:t>(ni)</m:t>
-                          </m:r>
-                        </m:e>
-                        <m:sup>
-                          <m:r>
-                            <w:rPr>
-                              <w:rFonts w:ascii="Cambria Math" w:hAnsi="Cambria Math"/>
-                            </w:rPr>
-                            <m:t>2</m:t>
-                          </m:r>
-                        </m:sup>
-                      </m:sSup>
-                    </m:e>
-                  </m:d>
-                </m:e>
-              </m:d>
-            </m:e>
-          </m:func>
           <m:r>
             <w:rPr>
               <w:rFonts w:ascii="Cambria Math" w:hAnsi="Cambria Math"/>
@@ -4110,13 +3942,7 @@
                             <w:rPr>
                               <w:rFonts w:ascii="Cambria Math" w:hAnsi="Cambria Math"/>
                             </w:rPr>
-                            <m:t>n</m:t>
-                          </m:r>
-                          <m:r>
-                            <w:rPr>
-                              <w:rFonts w:ascii="Cambria Math" w:hAnsi="Cambria Math"/>
-                            </w:rPr>
-                            <m:t>i</m:t>
+                            <m:t>ni</m:t>
                           </m:r>
                         </m:e>
                       </m:d>
@@ -4495,13 +4321,7 @@
             <w:rPr>
               <w:rFonts w:ascii="Cambria Math" w:hAnsi="Cambria Math"/>
             </w:rPr>
-            <m:t>=</m:t>
-          </m:r>
-          <m:r>
-            <w:rPr>
-              <w:rFonts w:ascii="Cambria Math" w:hAnsi="Cambria Math"/>
-            </w:rPr>
-            <m:t>2</m:t>
+            <m:t>=2</m:t>
           </m:r>
           <m:func>
             <m:funcPr>
@@ -4698,6 +4518,11 @@
       </w:r>
     </w:p>
     <w:p>
+      <w:pPr>
+        <w:rPr>
+          <w:rFonts w:hint="eastAsia"/>
+        </w:rPr>
+      </w:pPr>
       <m:oMathPara>
         <m:oMath>
           <m:r>
@@ -4752,6 +4577,7 @@
     <w:p>
       <w:pPr>
         <w:rPr>
+          <w:rFonts w:hint="eastAsia"/>
           <w:iCs/>
         </w:rPr>
       </w:pPr>
@@ -4766,6 +4592,7 @@
     <w:p>
       <w:pPr>
         <w:rPr>
+          <w:rFonts w:hint="eastAsia"/>
           <w:iCs/>
         </w:rPr>
       </w:pPr>
@@ -4787,13 +4614,7 @@
             <w:rPr>
               <w:rFonts w:ascii="Cambria Math" w:hAnsi="Cambria Math"/>
             </w:rPr>
-            <m:t>=</m:t>
-          </m:r>
-          <m:r>
-            <w:rPr>
-              <w:rFonts w:ascii="Cambria Math" w:hAnsi="Cambria Math"/>
-            </w:rPr>
-            <m:t>2</m:t>
+            <m:t>=2</m:t>
           </m:r>
           <m:func>
             <m:funcPr>
@@ -4961,6 +4782,7 @@
     <w:p>
       <w:pPr>
         <w:rPr>
+          <w:rFonts w:hint="eastAsia"/>
           <w:iCs/>
         </w:rPr>
       </w:pPr>
@@ -5045,19 +4867,7 @@
             <w:rPr>
               <w:rFonts w:ascii="Cambria Math" w:hAnsi="Cambria Math"/>
             </w:rPr>
-            <m:t>=</m:t>
-          </m:r>
-          <m:r>
-            <w:rPr>
-              <w:rFonts w:ascii="Cambria Math" w:hAnsi="Cambria Math"/>
-            </w:rPr>
-            <m:t>2</m:t>
-          </m:r>
-          <m:r>
-            <w:rPr>
-              <w:rFonts w:ascii="Cambria Math" w:hAnsi="Cambria Math"/>
-            </w:rPr>
-            <m:t>n</m:t>
+            <m:t>=2n</m:t>
           </m:r>
           <m:func>
             <m:funcPr>
@@ -5128,6 +4938,7 @@
     <w:p>
       <w:pPr>
         <w:rPr>
+          <w:rFonts w:hint="eastAsia"/>
           <w:iCs/>
         </w:rPr>
       </w:pPr>
@@ -5140,6 +4951,11 @@
       </w:r>
     </w:p>
     <w:p>
+      <w:pPr>
+        <w:rPr>
+          <w:rFonts w:hint="eastAsia"/>
+        </w:rPr>
+      </w:pPr>
       <m:oMathPara>
         <m:oMath>
           <m:r>
@@ -5152,6 +4968,11 @@
       </m:oMathPara>
     </w:p>
     <w:p>
+      <w:pPr>
+        <w:rPr>
+          <w:rFonts w:hint="eastAsia"/>
+        </w:rPr>
+      </w:pPr>
       <w:r>
         <w:rPr>
           <w:rFonts w:hint="eastAsia"/>
@@ -5328,6 +5149,7 @@
     <w:p>
       <w:pPr>
         <w:rPr>
+          <w:rFonts w:hint="eastAsia"/>
           <w:i/>
           <w:iCs/>
         </w:rPr>
@@ -5338,13 +5160,7 @@
             <w:rPr>
               <w:rFonts w:ascii="Cambria Math" w:hAnsi="Cambria Math"/>
             </w:rPr>
-            <m:t>i=n!</m:t>
-          </m:r>
-          <m:r>
-            <w:rPr>
-              <w:rFonts w:ascii="Cambria Math" w:hAnsi="Cambria Math"/>
-            </w:rPr>
-            <m:t>≫</m:t>
+            <m:t>i=n!≫</m:t>
           </m:r>
           <m:rad>
             <m:radPr>
@@ -5363,13 +5179,7 @@
                 <w:rPr>
                   <w:rFonts w:ascii="Cambria Math" w:hAnsi="Cambria Math"/>
                 </w:rPr>
-                <m:t>k</m:t>
-              </m:r>
-              <m:r>
-                <w:rPr>
-                  <w:rFonts w:ascii="Cambria Math" w:hAnsi="Cambria Math"/>
-                </w:rPr>
-                <m:t>N</m:t>
+                <m:t>kN</m:t>
               </m:r>
             </m:e>
           </m:rad>
@@ -5497,6 +5307,7 @@
     <w:p>
       <w:pPr>
         <w:rPr>
+          <w:rFonts w:hint="eastAsia"/>
           <w:iCs/>
         </w:rPr>
       </w:pPr>
@@ -5506,25 +5317,7 @@
             <w:rPr>
               <w:rFonts w:ascii="Cambria Math" w:hAnsi="Cambria Math"/>
             </w:rPr>
-            <m:t>2</m:t>
-          </m:r>
-          <m:r>
-            <w:rPr>
-              <w:rFonts w:ascii="Cambria Math" w:hAnsi="Cambria Math"/>
-            </w:rPr>
-            <m:t>t</m:t>
-          </m:r>
-          <m:r>
-            <w:rPr>
-              <w:rFonts w:ascii="Cambria Math" w:hAnsi="Cambria Math"/>
-            </w:rPr>
-            <m:t>=</m:t>
-          </m:r>
-          <m:r>
-            <w:rPr>
-              <w:rFonts w:ascii="Cambria Math" w:hAnsi="Cambria Math"/>
-            </w:rPr>
-            <m:t>2</m:t>
+            <m:t>2t=2</m:t>
           </m:r>
           <m:func>
             <m:funcPr>
@@ -5675,13 +5468,7 @@
             <w:rPr>
               <w:rFonts w:ascii="Cambria Math" w:hAnsi="Cambria Math"/>
             </w:rPr>
-            <m:t>=</m:t>
-          </m:r>
-          <m:r>
-            <w:rPr>
-              <w:rFonts w:ascii="Cambria Math" w:hAnsi="Cambria Math"/>
-            </w:rPr>
-            <m:t>2</m:t>
+            <m:t>=2</m:t>
           </m:r>
           <m:func>
             <m:funcPr>
@@ -5845,19 +5632,7 @@
             <w:rPr>
               <w:rFonts w:ascii="Cambria Math" w:hAnsi="Cambria Math"/>
             </w:rPr>
-            <m:t>=</m:t>
-          </m:r>
-          <m:r>
-            <w:rPr>
-              <w:rFonts w:ascii="Cambria Math" w:hAnsi="Cambria Math"/>
-            </w:rPr>
-            <m:t>2</m:t>
-          </m:r>
-          <m:r>
-            <w:rPr>
-              <w:rFonts w:ascii="Cambria Math" w:hAnsi="Cambria Math"/>
-            </w:rPr>
-            <m:t>(n+1)</m:t>
+            <m:t>=2(n+1)</m:t>
           </m:r>
           <m:func>
             <m:funcPr>
@@ -5939,13 +5714,7 @@
             <w:rPr>
               <w:rFonts w:ascii="Cambria Math" w:hAnsi="Cambria Math"/>
             </w:rPr>
-            <m:t>=</m:t>
-          </m:r>
-          <m:r>
-            <w:rPr>
-              <w:rFonts w:ascii="Cambria Math" w:hAnsi="Cambria Math"/>
-            </w:rPr>
-            <m:t>(n+1)</m:t>
+            <m:t>=(n+1)</m:t>
           </m:r>
           <m:func>
             <m:funcPr>
@@ -6237,6 +6006,7 @@
     <w:p>
       <w:pPr>
         <w:rPr>
+          <w:rFonts w:hint="eastAsia"/>
           <w:iCs/>
         </w:rPr>
       </w:pPr>
@@ -6455,6 +6225,11 @@
       </w:r>
     </w:p>
     <w:p>
+      <w:pPr>
+        <w:rPr>
+          <w:rFonts w:hint="eastAsia"/>
+        </w:rPr>
+      </w:pPr>
       <m:oMathPara>
         <m:oMath>
           <m:d>
@@ -6719,6 +6494,7 @@
     <w:p>
       <w:pPr>
         <w:rPr>
+          <w:rFonts w:hint="eastAsia"/>
           <w:iCs/>
         </w:rPr>
       </w:pPr>
@@ -6740,6 +6516,7 @@
     <w:p>
       <w:pPr>
         <w:rPr>
+          <w:rFonts w:hint="eastAsia"/>
           <w:iCs/>
         </w:rPr>
       </w:pPr>
@@ -6821,6 +6598,11 @@
       </m:oMathPara>
     </w:p>
     <w:p>
+      <w:pPr>
+        <w:rPr>
+          <w:rFonts w:hint="eastAsia"/>
+        </w:rPr>
+      </w:pPr>
       <w:r>
         <w:rPr>
           <w:rFonts w:hint="eastAsia"/>
@@ -6889,6 +6671,7 @@
     <w:p>
       <w:pPr>
         <w:rPr>
+          <w:rFonts w:hint="eastAsia"/>
           <w:iCs/>
         </w:rPr>
       </w:pPr>
@@ -6932,13 +6715,7 @@
           <w:rPr>
             <w:rFonts w:ascii="Cambria Math" w:hAnsi="Cambria Math"/>
           </w:rPr>
-          <m:t>n</m:t>
-        </m:r>
-        <m:r>
-          <w:rPr>
-            <w:rFonts w:ascii="Cambria Math" w:hAnsi="Cambria Math"/>
-          </w:rPr>
-          <m:t>+1</m:t>
+          <m:t>n+1</m:t>
         </m:r>
       </m:oMath>
       <w:r>
@@ -6946,7 +6723,23 @@
           <w:rFonts w:hint="eastAsia"/>
           <w:iCs/>
         </w:rPr>
-        <w:t>次幂，则是极其巨大的。</w:t>
+        <w:t>次</w:t>
+      </w:r>
+      <w:proofErr w:type="gramStart"/>
+      <w:r>
+        <w:rPr>
+          <w:rFonts w:hint="eastAsia"/>
+          <w:iCs/>
+        </w:rPr>
+        <w:t>幂</w:t>
+      </w:r>
+      <w:proofErr w:type="gramEnd"/>
+      <w:r>
+        <w:rPr>
+          <w:rFonts w:hint="eastAsia"/>
+          <w:iCs/>
+        </w:rPr>
+        <w:t>，则是极其巨大的。</w:t>
       </w:r>
       <w:r>
         <w:rPr>
@@ -6959,6 +6752,7 @@
     <w:p>
       <w:pPr>
         <w:rPr>
+          <w:rFonts w:hint="eastAsia"/>
           <w:iCs/>
         </w:rPr>
       </w:pPr>
@@ -7129,6 +6923,11 @@
       </w:r>
     </w:p>
     <w:p>
+      <w:pPr>
+        <w:rPr>
+          <w:rFonts w:hint="eastAsia"/>
+        </w:rPr>
+      </w:pPr>
       <m:oMathPara>
         <m:oMath>
           <m:r>
@@ -7142,130 +6941,6 @@
               <w:rFonts w:ascii="Cambria Math" w:hAnsi="Cambria Math" w:cs="Times New Roman"/>
             </w:rPr>
             <m:t>=7×31=217</m:t>
-          </m:r>
-        </m:oMath>
-      </m:oMathPara>
-    </w:p>
-    <w:p>
-      <m:oMathPara>
-        <m:oMath>
-          <m:r>
-            <w:rPr>
-              <w:rFonts w:ascii="Cambria Math" w:hAnsi="Cambria Math" w:cs="Times New Roman" w:hint="eastAsia"/>
-            </w:rPr>
-            <m:t>n</m:t>
-          </m:r>
-          <m:r>
-            <w:rPr>
-              <w:rFonts w:ascii="Cambria Math" w:hAnsi="Cambria Math" w:cs="Times New Roman"/>
-            </w:rPr>
-            <m:t>=</m:t>
-          </m:r>
-          <m:d>
-            <m:dPr>
-              <m:begChr m:val="⌊"/>
-              <m:endChr m:val="⌋"/>
-              <m:ctrlPr>
-                <w:rPr>
-                  <w:rFonts w:ascii="Cambria Math" w:hAnsi="Cambria Math" w:cs="Times New Roman"/>
-                  <w:i/>
-                </w:rPr>
-              </m:ctrlPr>
-            </m:dPr>
-            <m:e>
-              <m:rad>
-                <m:radPr>
-                  <m:degHide m:val="1"/>
-                  <m:ctrlPr>
-                    <w:rPr>
-                      <w:rFonts w:ascii="Cambria Math" w:hAnsi="Cambria Math" w:cs="Times New Roman"/>
-                      <w:i/>
-                    </w:rPr>
-                  </m:ctrlPr>
-                </m:radPr>
-                <m:deg/>
-                <m:e>
-                  <m:r>
-                    <w:rPr>
-                      <w:rFonts w:ascii="Cambria Math" w:hAnsi="Cambria Math" w:cs="Times New Roman" w:hint="eastAsia"/>
-                    </w:rPr>
-                    <m:t>N</m:t>
-                  </m:r>
-                </m:e>
-              </m:rad>
-            </m:e>
-          </m:d>
-          <m:r>
-            <w:rPr>
-              <w:rFonts w:ascii="Cambria Math" w:hAnsi="Cambria Math" w:cs="Times New Roman"/>
-            </w:rPr>
-            <m:t>=</m:t>
-          </m:r>
-          <m:d>
-            <m:dPr>
-              <m:begChr m:val="⌊"/>
-              <m:endChr m:val="⌋"/>
-              <m:ctrlPr>
-                <w:rPr>
-                  <w:rFonts w:ascii="Cambria Math" w:hAnsi="Cambria Math" w:cs="Times New Roman"/>
-                  <w:i/>
-                </w:rPr>
-              </m:ctrlPr>
-            </m:dPr>
-            <m:e>
-              <m:rad>
-                <m:radPr>
-                  <m:degHide m:val="1"/>
-                  <m:ctrlPr>
-                    <w:rPr>
-                      <w:rFonts w:ascii="Cambria Math" w:hAnsi="Cambria Math" w:cs="Times New Roman"/>
-                      <w:i/>
-                    </w:rPr>
-                  </m:ctrlPr>
-                </m:radPr>
-                <m:deg/>
-                <m:e>
-                  <m:r>
-                    <w:rPr>
-                      <w:rFonts w:ascii="Cambria Math" w:hAnsi="Cambria Math" w:cs="Times New Roman"/>
-                    </w:rPr>
-                    <m:t>217</m:t>
-                  </m:r>
-                </m:e>
-              </m:rad>
-            </m:e>
-          </m:d>
-          <m:r>
-            <w:rPr>
-              <w:rFonts w:ascii="Cambria Math" w:hAnsi="Cambria Math" w:cs="Times New Roman"/>
-            </w:rPr>
-            <m:t>=</m:t>
-          </m:r>
-          <m:d>
-            <m:dPr>
-              <m:begChr m:val="⌊"/>
-              <m:endChr m:val="⌋"/>
-              <m:ctrlPr>
-                <w:rPr>
-                  <w:rFonts w:ascii="Cambria Math" w:hAnsi="Cambria Math" w:cs="Times New Roman"/>
-                  <w:i/>
-                </w:rPr>
-              </m:ctrlPr>
-            </m:dPr>
-            <m:e>
-              <m:r>
-                <w:rPr>
-                  <w:rFonts w:ascii="Cambria Math" w:hAnsi="Cambria Math" w:cs="Times New Roman" w:hint="eastAsia"/>
-                </w:rPr>
-                <m:t>14.73091986265623535857537459035</m:t>
-              </m:r>
-            </m:e>
-          </m:d>
-          <m:r>
-            <w:rPr>
-              <w:rFonts w:ascii="Cambria Math" w:hAnsi="Cambria Math"/>
-            </w:rPr>
-            <m:t>=14</m:t>
           </m:r>
         </m:oMath>
       </m:oMathPara>
@@ -7273,7 +6948,7 @@
     <w:p>
       <w:pPr>
         <w:rPr>
-          <w:i/>
+          <w:rFonts w:hint="eastAsia"/>
         </w:rPr>
       </w:pPr>
       <m:oMathPara>
@@ -7288,13 +6963,113 @@
             <w:rPr>
               <w:rFonts w:ascii="Cambria Math" w:hAnsi="Cambria Math" w:cs="Times New Roman"/>
             </w:rPr>
-            <m:t>!=14!=</m:t>
-          </m:r>
-          <m:r>
-            <w:rPr>
-              <w:rFonts w:ascii="Cambria Math" w:hAnsi="Cambria Math" w:cs="Times New Roman" w:hint="eastAsia"/>
-            </w:rPr>
-            <m:t>87178291200</m:t>
+            <m:t>=</m:t>
+          </m:r>
+          <m:d>
+            <m:dPr>
+              <m:begChr m:val="⌊"/>
+              <m:endChr m:val="⌋"/>
+              <m:ctrlPr>
+                <w:rPr>
+                  <w:rFonts w:ascii="Cambria Math" w:hAnsi="Cambria Math" w:cs="Times New Roman"/>
+                  <w:i/>
+                </w:rPr>
+              </m:ctrlPr>
+            </m:dPr>
+            <m:e>
+              <m:rad>
+                <m:radPr>
+                  <m:degHide m:val="1"/>
+                  <m:ctrlPr>
+                    <w:rPr>
+                      <w:rFonts w:ascii="Cambria Math" w:hAnsi="Cambria Math" w:cs="Times New Roman"/>
+                      <w:i/>
+                    </w:rPr>
+                  </m:ctrlPr>
+                </m:radPr>
+                <m:deg/>
+                <m:e>
+                  <m:r>
+                    <w:rPr>
+                      <w:rFonts w:ascii="Cambria Math" w:hAnsi="Cambria Math" w:cs="Times New Roman" w:hint="eastAsia"/>
+                    </w:rPr>
+                    <m:t>N</m:t>
+                  </m:r>
+                </m:e>
+              </m:rad>
+            </m:e>
+          </m:d>
+          <m:r>
+            <w:rPr>
+              <w:rFonts w:ascii="Cambria Math" w:hAnsi="Cambria Math" w:cs="Times New Roman"/>
+            </w:rPr>
+            <m:t>=</m:t>
+          </m:r>
+          <m:d>
+            <m:dPr>
+              <m:begChr m:val="⌊"/>
+              <m:endChr m:val="⌋"/>
+              <m:ctrlPr>
+                <w:rPr>
+                  <w:rFonts w:ascii="Cambria Math" w:hAnsi="Cambria Math" w:cs="Times New Roman"/>
+                  <w:i/>
+                </w:rPr>
+              </m:ctrlPr>
+            </m:dPr>
+            <m:e>
+              <m:rad>
+                <m:radPr>
+                  <m:degHide m:val="1"/>
+                  <m:ctrlPr>
+                    <w:rPr>
+                      <w:rFonts w:ascii="Cambria Math" w:hAnsi="Cambria Math" w:cs="Times New Roman"/>
+                      <w:i/>
+                    </w:rPr>
+                  </m:ctrlPr>
+                </m:radPr>
+                <m:deg/>
+                <m:e>
+                  <m:r>
+                    <w:rPr>
+                      <w:rFonts w:ascii="Cambria Math" w:hAnsi="Cambria Math" w:cs="Times New Roman"/>
+                    </w:rPr>
+                    <m:t>217</m:t>
+                  </m:r>
+                </m:e>
+              </m:rad>
+            </m:e>
+          </m:d>
+          <m:r>
+            <w:rPr>
+              <w:rFonts w:ascii="Cambria Math" w:hAnsi="Cambria Math" w:cs="Times New Roman"/>
+            </w:rPr>
+            <m:t>=</m:t>
+          </m:r>
+          <m:d>
+            <m:dPr>
+              <m:begChr m:val="⌊"/>
+              <m:endChr m:val="⌋"/>
+              <m:ctrlPr>
+                <w:rPr>
+                  <w:rFonts w:ascii="Cambria Math" w:hAnsi="Cambria Math" w:cs="Times New Roman"/>
+                  <w:i/>
+                </w:rPr>
+              </m:ctrlPr>
+            </m:dPr>
+            <m:e>
+              <m:r>
+                <w:rPr>
+                  <w:rFonts w:ascii="Cambria Math" w:hAnsi="Cambria Math" w:cs="Times New Roman" w:hint="eastAsia"/>
+                </w:rPr>
+                <m:t>14.73091986265623535857537459035</m:t>
+              </m:r>
+            </m:e>
+          </m:d>
+          <m:r>
+            <w:rPr>
+              <w:rFonts w:ascii="Cambria Math" w:hAnsi="Cambria Math"/>
+            </w:rPr>
+            <m:t>=14</m:t>
           </m:r>
         </m:oMath>
       </m:oMathPara>
@@ -7302,6 +7077,37 @@
     <w:p>
       <w:pPr>
         <w:rPr>
+          <w:rFonts w:hint="eastAsia"/>
+          <w:i/>
+        </w:rPr>
+      </w:pPr>
+      <m:oMathPara>
+        <m:oMath>
+          <m:r>
+            <w:rPr>
+              <w:rFonts w:ascii="Cambria Math" w:hAnsi="Cambria Math" w:cs="Times New Roman" w:hint="eastAsia"/>
+            </w:rPr>
+            <m:t>n</m:t>
+          </m:r>
+          <m:r>
+            <w:rPr>
+              <w:rFonts w:ascii="Cambria Math" w:hAnsi="Cambria Math" w:cs="Times New Roman"/>
+            </w:rPr>
+            <m:t>!=14!=</m:t>
+          </m:r>
+          <m:r>
+            <w:rPr>
+              <w:rFonts w:ascii="Cambria Math" w:hAnsi="Cambria Math" w:cs="Times New Roman" w:hint="eastAsia"/>
+            </w:rPr>
+            <m:t>87178291200</m:t>
+          </m:r>
+        </m:oMath>
+      </m:oMathPara>
+    </w:p>
+    <w:p>
+      <w:pPr>
+        <w:rPr>
+          <w:rFonts w:hint="eastAsia"/>
           <w:i/>
         </w:rPr>
       </w:pPr>
@@ -7481,6 +7287,7 @@
     <w:p>
       <w:pPr>
         <w:rPr>
+          <w:rFonts w:hint="eastAsia"/>
           <w:i/>
         </w:rPr>
       </w:pPr>
@@ -7490,13 +7297,7 @@
             <w:rPr>
               <w:rFonts w:ascii="Cambria Math" w:hAnsi="Cambria Math" w:cs="Times New Roman"/>
             </w:rPr>
-            <m:t>k</m:t>
-          </m:r>
-          <m:r>
-            <w:rPr>
-              <w:rFonts w:ascii="Cambria Math" w:hAnsi="Cambria Math" w:cs="Times New Roman"/>
-            </w:rPr>
-            <m:t>=</m:t>
+            <m:t>k=</m:t>
           </m:r>
           <m:f>
             <m:fPr>
@@ -7862,19 +7663,7 @@
                 <w:rPr>
                   <w:rFonts w:ascii="Cambria Math" w:hAnsi="Cambria Math"/>
                 </w:rPr>
-                <m:t>,</m:t>
-              </m:r>
-              <m:r>
-                <w:rPr>
-                  <w:rFonts w:ascii="Cambria Math" w:hAnsi="Cambria Math"/>
-                </w:rPr>
-                <m:t>r:</m:t>
-              </m:r>
-              <m:r>
-                <w:rPr>
-                  <w:rFonts w:ascii="Cambria Math" w:hAnsi="Cambria Math"/>
-                </w:rPr>
-                <m:t>62</m:t>
+                <m:t>,r:62</m:t>
               </m:r>
             </m:e>
           </m:d>
@@ -7993,13 +7782,7 @@
                 <w:rPr>
                   <w:rFonts w:ascii="Cambria Math" w:hAnsi="Cambria Math" w:cs="Times New Roman"/>
                 </w:rPr>
-                <m:t>+1</m:t>
-              </m:r>
-              <m:r>
-                <w:rPr>
-                  <w:rFonts w:ascii="Cambria Math" w:hAnsi="Cambria Math" w:cs="Times New Roman"/>
-                </w:rPr>
-                <m:t>,kN</m:t>
+                <m:t>+1,kN</m:t>
               </m:r>
               <m:ctrlPr>
                 <w:rPr>
@@ -8130,13 +7913,7 @@
                 <w:rPr>
                   <w:rFonts w:ascii="Cambria Math" w:hAnsi="Cambria Math" w:cs="Times New Roman"/>
                 </w:rPr>
-                <m:t>-</m:t>
-              </m:r>
-              <m:r>
-                <w:rPr>
-                  <w:rFonts w:ascii="Cambria Math" w:hAnsi="Cambria Math" w:cs="Times New Roman"/>
-                </w:rPr>
-                <m:t>1,kN</m:t>
+                <m:t>-1,kN</m:t>
               </m:r>
               <m:ctrlPr>
                 <w:rPr>
@@ -8150,13 +7927,7 @@
             <w:rPr>
               <w:rFonts w:ascii="Cambria Math" w:hAnsi="Cambria Math" w:cs="Times New Roman"/>
             </w:rPr>
-            <m:t>=</m:t>
-          </m:r>
-          <m:r>
-            <w:rPr>
-              <w:rFonts w:ascii="Cambria Math" w:hAnsi="Cambria Math" w:cs="Times New Roman"/>
-            </w:rPr>
-            <m:t>1</m:t>
+            <m:t>=1</m:t>
           </m:r>
         </m:oMath>
       </m:oMathPara>
@@ -8164,6 +7935,7 @@
     <w:p>
       <w:pPr>
         <w:rPr>
+          <w:rFonts w:hint="eastAsia"/>
           <w:iCs/>
         </w:rPr>
       </w:pPr>
@@ -8270,6 +8042,11 @@
       </w:r>
     </w:p>
     <w:p>
+      <w:pPr>
+        <w:rPr>
+          <w:rFonts w:hint="eastAsia"/>
+        </w:rPr>
+      </w:pPr>
       <m:oMath>
         <m:r>
           <w:rPr>
@@ -8298,7 +8075,23 @@
           <w:rFonts w:hint="eastAsia"/>
           <w:iCs/>
         </w:rPr>
-        <w:t>则非常大，不能消去这个幂次，是因为结果要加减1然后才能和</w:t>
+        <w:t>则非常大，不能消去这个</w:t>
+      </w:r>
+      <w:proofErr w:type="gramStart"/>
+      <w:r>
+        <w:rPr>
+          <w:rFonts w:hint="eastAsia"/>
+          <w:iCs/>
+        </w:rPr>
+        <w:t>幂</w:t>
+      </w:r>
+      <w:proofErr w:type="gramEnd"/>
+      <w:r>
+        <w:rPr>
+          <w:rFonts w:hint="eastAsia"/>
+          <w:iCs/>
+        </w:rPr>
+        <w:t>次，是因为结果要加减1然后才能和</w:t>
       </w:r>
       <m:oMath>
         <m:r>
@@ -8322,6 +8115,11 @@
       </w:r>
     </w:p>
     <w:p>
+      <w:pPr>
+        <w:rPr>
+          <w:rFonts w:hint="eastAsia"/>
+        </w:rPr>
+      </w:pPr>
       <m:oMathPara>
         <m:oMath>
           <m:r>
@@ -8392,6 +8190,11 @@
       </m:oMathPara>
     </w:p>
     <w:p>
+      <w:pPr>
+        <w:rPr>
+          <w:rFonts w:hint="eastAsia"/>
+        </w:rPr>
+      </w:pPr>
       <m:oMathPara>
         <m:oMath>
           <m:sSub>
@@ -8541,13 +8344,7 @@
             <w:rPr>
               <w:rFonts w:ascii="Cambria Math" w:hAnsi="Cambria Math" w:cs="Times New Roman"/>
             </w:rPr>
-            <m:t>+1</m:t>
-          </m:r>
-          <m:r>
-            <w:rPr>
-              <w:rFonts w:ascii="Cambria Math" w:hAnsi="Cambria Math" w:cs="Times New Roman"/>
-            </w:rPr>
-            <m:t>=</m:t>
+            <m:t>+1=</m:t>
           </m:r>
           <m:sSub>
             <m:sSubPr>
@@ -8601,6 +8398,7 @@
     <w:p>
       <w:pPr>
         <w:rPr>
+          <w:rFonts w:hint="eastAsia"/>
           <w:i/>
         </w:rPr>
       </w:pPr>
@@ -8650,13 +8448,7 @@
             <w:rPr>
               <w:rFonts w:ascii="Cambria Math" w:hAnsi="Cambria Math" w:cs="Times New Roman"/>
             </w:rPr>
-            <m:t>-</m:t>
-          </m:r>
-          <m:r>
-            <w:rPr>
-              <w:rFonts w:ascii="Cambria Math" w:hAnsi="Cambria Math" w:cs="Times New Roman"/>
-            </w:rPr>
-            <m:t>1=</m:t>
+            <m:t>-1=</m:t>
           </m:r>
           <m:sSub>
             <m:sSubPr>
@@ -8892,6 +8684,7 @@
     <w:p>
       <w:pPr>
         <w:rPr>
+          <w:rFonts w:hint="eastAsia"/>
           <w:i/>
         </w:rPr>
       </w:pPr>
@@ -9114,6 +8907,7 @@
     <w:p>
       <w:pPr>
         <w:rPr>
+          <w:rFonts w:hint="eastAsia"/>
           <w:i/>
         </w:rPr>
       </w:pPr>
@@ -9183,13 +8977,7 @@
             <w:rPr>
               <w:rFonts w:ascii="Cambria Math" w:hAnsi="Cambria Math" w:cs="Times New Roman"/>
             </w:rPr>
-            <m:t>+1</m:t>
-          </m:r>
-          <m:r>
-            <w:rPr>
-              <w:rFonts w:ascii="Cambria Math" w:hAnsi="Cambria Math" w:cs="Times New Roman"/>
-            </w:rPr>
-            <m:t>=</m:t>
+            <m:t>+1=</m:t>
           </m:r>
           <m:rad>
             <m:radPr>
@@ -9287,6 +9075,7 @@
     <w:p>
       <w:pPr>
         <w:rPr>
+          <w:rFonts w:hint="eastAsia"/>
           <w:i/>
         </w:rPr>
       </w:pPr>
@@ -9431,13 +9220,7 @@
             <w:rPr>
               <w:rFonts w:ascii="Cambria Math" w:hAnsi="Cambria Math" w:cs="Times New Roman"/>
             </w:rPr>
-            <m:t>+1</m:t>
-          </m:r>
-          <m:r>
-            <w:rPr>
-              <w:rFonts w:ascii="Cambria Math" w:hAnsi="Cambria Math" w:cs="Times New Roman"/>
-            </w:rPr>
-            <m:t>+</m:t>
+            <m:t>+1+</m:t>
           </m:r>
           <m:sSup>
             <m:sSupPr>
@@ -9470,13 +9253,7 @@
             <w:rPr>
               <w:rFonts w:ascii="Cambria Math" w:hAnsi="Cambria Math" w:cs="Times New Roman"/>
             </w:rPr>
-            <m:t>-1=</m:t>
-          </m:r>
-          <m:r>
-            <w:rPr>
-              <w:rFonts w:ascii="Cambria Math" w:hAnsi="Cambria Math" w:cs="Times New Roman"/>
-            </w:rPr>
-            <m:t>(</m:t>
+            <m:t>-1=(</m:t>
           </m:r>
           <m:sSub>
             <m:sSubPr>
@@ -9709,6 +9486,7 @@
     <w:p>
       <w:pPr>
         <w:rPr>
+          <w:rFonts w:hint="eastAsia"/>
           <w:i/>
           <w:iCs/>
         </w:rPr>
@@ -10363,6 +10141,7 @@
     <w:p>
       <w:pPr>
         <w:rPr>
+          <w:rFonts w:hint="eastAsia"/>
           <w:i/>
         </w:rPr>
       </w:pPr>
@@ -10500,6 +10279,7 @@
     <w:p>
       <w:pPr>
         <w:rPr>
+          <w:rFonts w:hint="eastAsia"/>
           <w:i/>
         </w:rPr>
       </w:pPr>
@@ -10553,13 +10333,7 @@
                 <w:rPr>
                   <w:rFonts w:ascii="Cambria Math" w:hAnsi="Cambria Math" w:cs="Times New Roman"/>
                 </w:rPr>
-                <m:t>-</m:t>
-              </m:r>
-              <m:r>
-                <w:rPr>
-                  <w:rFonts w:ascii="Cambria Math" w:hAnsi="Cambria Math" w:cs="Times New Roman"/>
-                </w:rPr>
-                <m:t>k</m:t>
+                <m:t>-k</m:t>
               </m:r>
             </m:num>
             <m:den>
@@ -10601,13 +10375,7 @@
                 <w:rPr>
                   <w:rFonts w:ascii="Cambria Math" w:hAnsi="Cambria Math" w:cs="Times New Roman"/>
                 </w:rPr>
-                <m:t>+</m:t>
-              </m:r>
-              <m:r>
-                <w:rPr>
-                  <w:rFonts w:ascii="Cambria Math" w:hAnsi="Cambria Math" w:cs="Times New Roman"/>
-                </w:rPr>
-                <m:t>k</m:t>
+                <m:t>+k</m:t>
               </m:r>
             </m:den>
           </m:f>
@@ -10684,6 +10452,7 @@
     <w:p>
       <w:pPr>
         <w:rPr>
+          <w:rFonts w:hint="eastAsia"/>
           <w:i/>
         </w:rPr>
       </w:pPr>
@@ -10737,19 +10506,7 @@
                 <w:rPr>
                   <w:rFonts w:ascii="Cambria Math" w:hAnsi="Cambria Math" w:cs="Times New Roman"/>
                 </w:rPr>
-                <m:t>+</m:t>
-              </m:r>
-              <m:r>
-                <w:rPr>
-                  <w:rFonts w:ascii="Cambria Math" w:hAnsi="Cambria Math" w:cs="Times New Roman"/>
-                </w:rPr>
-                <m:t>k</m:t>
-              </m:r>
-              <m:r>
-                <w:rPr>
-                  <w:rFonts w:ascii="Cambria Math" w:hAnsi="Cambria Math" w:cs="Times New Roman"/>
-                </w:rPr>
-                <m:t>-2</m:t>
+                <m:t>+k-2</m:t>
               </m:r>
               <m:r>
                 <w:rPr>
@@ -10929,6 +10686,11 @@
       </m:oMathPara>
     </w:p>
     <w:p>
+      <w:pPr>
+        <w:rPr>
+          <w:rFonts w:hint="eastAsia"/>
+        </w:rPr>
+      </w:pPr>
       <w:r>
         <w:rPr>
           <w:rFonts w:hint="eastAsia"/>
@@ -11042,6 +10804,11 @@
       </m:oMathPara>
     </w:p>
     <w:p>
+      <w:pPr>
+        <w:rPr>
+          <w:rFonts w:hint="eastAsia"/>
+        </w:rPr>
+      </w:pPr>
       <m:oMathPara>
         <m:oMath>
           <m:r>
@@ -11200,6 +10967,7 @@
     <w:p>
       <w:pPr>
         <w:rPr>
+          <w:rFonts w:hint="eastAsia"/>
           <w:i/>
         </w:rPr>
       </w:pPr>
@@ -11269,6 +11037,7 @@
     <w:p>
       <w:pPr>
         <w:rPr>
+          <w:rFonts w:hint="eastAsia"/>
           <w:i/>
         </w:rPr>
       </w:pPr>
@@ -11316,6 +11085,11 @@
       </m:oMathPara>
     </w:p>
     <w:p>
+      <w:pPr>
+        <w:rPr>
+          <w:rFonts w:hint="eastAsia"/>
+        </w:rPr>
+      </w:pPr>
       <w:r>
         <w:rPr>
           <w:rFonts w:hint="eastAsia"/>
@@ -11423,6 +11197,11 @@
       </m:oMathPara>
     </w:p>
     <w:p>
+      <w:pPr>
+        <w:rPr>
+          <w:rFonts w:hint="eastAsia"/>
+        </w:rPr>
+      </w:pPr>
       <w:r>
         <w:rPr>
           <w:rFonts w:hint="eastAsia"/>
@@ -11443,22 +11222,15 @@
         <w:rPr>
           <w:rFonts w:hint="eastAsia"/>
         </w:rPr>
-        <w:t>为</w:t>
-      </w:r>
-      <w:r>
-        <w:rPr>
-          <w:rFonts w:hint="eastAsia"/>
-        </w:rPr>
-        <w:t>偶数</w:t>
-      </w:r>
-      <w:r>
-        <w:rPr>
-          <w:rFonts w:hint="eastAsia"/>
-        </w:rPr>
-        <w:t>，</w:t>
+        <w:t>为偶数，</w:t>
       </w:r>
     </w:p>
     <w:p>
+      <w:pPr>
+        <w:rPr>
+          <w:rFonts w:hint="eastAsia"/>
+        </w:rPr>
+      </w:pPr>
       <m:oMathPara>
         <m:oMath>
           <m:r>
@@ -11555,6 +11327,11 @@
       </m:oMathPara>
     </w:p>
     <w:p>
+      <w:pPr>
+        <w:rPr>
+          <w:rFonts w:hint="eastAsia"/>
+        </w:rPr>
+      </w:pPr>
       <m:oMathPara>
         <m:oMath>
           <m:f>
@@ -11627,19 +11404,7 @@
             <w:rPr>
               <w:rFonts w:ascii="Cambria Math" w:hAnsi="Cambria Math" w:cs="Times New Roman"/>
             </w:rPr>
-            <m:t>=1</m:t>
-          </m:r>
-          <m:r>
-            <w:rPr>
-              <w:rFonts w:ascii="Cambria Math" w:hAnsi="Cambria Math" w:cs="Times New Roman"/>
-            </w:rPr>
-            <m:t>±</m:t>
-          </m:r>
-          <m:r>
-            <w:rPr>
-              <w:rFonts w:ascii="Cambria Math" w:hAnsi="Cambria Math" w:cs="Times New Roman"/>
-            </w:rPr>
-            <m:t>i</m:t>
+            <m:t>=1±i</m:t>
           </m:r>
         </m:oMath>
       </m:oMathPara>
@@ -11857,6 +11622,11 @@
       </m:oMathPara>
     </w:p>
     <w:p>
+      <w:pPr>
+        <w:rPr>
+          <w:rFonts w:hint="eastAsia"/>
+        </w:rPr>
+      </w:pPr>
       <m:oMathPara>
         <m:oMath>
           <m:sSub>
@@ -12193,19 +11963,7 @@
                     <w:rPr>
                       <w:rFonts w:ascii="Cambria Math" w:hAnsi="Cambria Math" w:cs="Times New Roman"/>
                     </w:rPr>
-                    <m:t>2</m:t>
-                  </m:r>
-                  <m:r>
-                    <w:rPr>
-                      <w:rFonts w:ascii="Cambria Math" w:hAnsi="Cambria Math" w:cs="Times New Roman"/>
-                    </w:rPr>
-                    <m:t>∓</m:t>
-                  </m:r>
-                  <m:r>
-                    <w:rPr>
-                      <w:rFonts w:ascii="Cambria Math" w:hAnsi="Cambria Math" w:cs="Times New Roman"/>
-                    </w:rPr>
-                    <m:t>1</m:t>
+                    <m:t>2∓1</m:t>
                   </m:r>
                 </m:num>
                 <m:den>
@@ -12243,13 +12001,7 @@
             <w:rPr>
               <w:rFonts w:ascii="Cambria Math" w:hAnsi="Cambria Math"/>
             </w:rPr>
-            <m:t>=</m:t>
-          </m:r>
-          <m:r>
-            <w:rPr>
-              <w:rFonts w:ascii="Cambria Math" w:hAnsi="Cambria Math"/>
-            </w:rPr>
-            <m:t>±</m:t>
+            <m:t>=±</m:t>
           </m:r>
           <m:sSup>
             <m:sSupPr>
@@ -12323,6 +12075,7 @@
     <w:p>
       <w:pPr>
         <w:rPr>
+          <w:rFonts w:hint="eastAsia"/>
           <w:iCs/>
         </w:rPr>
       </w:pPr>
@@ -12426,13 +12179,7 @@
             <w:rPr>
               <w:rFonts w:ascii="Cambria Math" w:hAnsi="Cambria Math" w:cs="Times New Roman"/>
             </w:rPr>
-            <m:t>=</m:t>
-          </m:r>
-          <m:r>
-            <w:rPr>
-              <w:rFonts w:ascii="Cambria Math" w:hAnsi="Cambria Math" w:cs="Times New Roman"/>
-            </w:rPr>
-            <m:t>±</m:t>
+            <m:t>=±</m:t>
           </m:r>
           <m:sSup>
             <m:sSupPr>
@@ -12612,13 +12359,7 @@
                 <w:rPr>
                   <w:rFonts w:ascii="Cambria Math" w:hAnsi="Cambria Math" w:cs="Times New Roman"/>
                 </w:rPr>
-                <m:t>k</m:t>
-              </m:r>
-              <m:r>
-                <w:rPr>
-                  <w:rFonts w:ascii="Cambria Math" w:hAnsi="Cambria Math" w:cs="Times New Roman"/>
-                </w:rPr>
-                <m:t>N</m:t>
+                <m:t>kN</m:t>
               </m:r>
             </m:e>
           </m:rad>
@@ -12981,13 +12722,7 @@
                 <w:rPr>
                   <w:rFonts w:ascii="Cambria Math" w:hAnsi="Cambria Math" w:cs="Times New Roman"/>
                 </w:rPr>
-                <m:t>k</m:t>
-              </m:r>
-              <m:r>
-                <w:rPr>
-                  <w:rFonts w:ascii="Cambria Math" w:hAnsi="Cambria Math" w:cs="Times New Roman"/>
-                </w:rPr>
-                <m:t>N</m:t>
+                <m:t>kN</m:t>
               </m:r>
             </m:e>
           </m:rad>
@@ -13073,6 +12808,11 @@
       </m:oMathPara>
     </w:p>
     <w:p>
+      <w:pPr>
+        <w:rPr>
+          <w:rFonts w:hint="eastAsia"/>
+        </w:rPr>
+      </w:pPr>
       <w:r>
         <w:rPr>
           <w:rFonts w:hint="eastAsia"/>
@@ -13278,6 +13018,11 @@
       </m:oMathPara>
     </w:p>
     <w:p>
+      <w:pPr>
+        <w:rPr>
+          <w:rFonts w:hint="eastAsia"/>
+        </w:rPr>
+      </w:pPr>
       <m:oMathPara>
         <m:oMath>
           <m:sSup>
@@ -13402,6 +13147,11 @@
       </w:r>
     </w:p>
     <w:p>
+      <w:pPr>
+        <w:rPr>
+          <w:rFonts w:hint="eastAsia"/>
+        </w:rPr>
+      </w:pPr>
       <m:oMathPara>
         <m:oMath>
           <m:d>
@@ -13709,19 +13459,7 @@
                     <w:rPr>
                       <w:rFonts w:ascii="Cambria Math" w:hAnsi="Cambria Math" w:cs="Times New Roman"/>
                     </w:rPr>
-                    <m:t>2</m:t>
-                  </m:r>
-                  <m:r>
-                    <w:rPr>
-                      <w:rFonts w:ascii="Cambria Math" w:hAnsi="Cambria Math" w:cs="Times New Roman"/>
-                    </w:rPr>
-                    <m:t>±</m:t>
-                  </m:r>
-                  <m:r>
-                    <w:rPr>
-                      <w:rFonts w:ascii="Cambria Math" w:hAnsi="Cambria Math" w:cs="Times New Roman"/>
-                    </w:rPr>
-                    <m:t>1</m:t>
+                    <m:t>2±1</m:t>
                   </m:r>
                 </m:num>
                 <m:den>
@@ -13981,6 +13719,11 @@
       </m:oMathPara>
     </w:p>
     <w:p>
+      <w:pPr>
+        <w:rPr>
+          <w:rFonts w:hint="eastAsia"/>
+        </w:rPr>
+      </w:pPr>
       <m:oMathPara>
         <m:oMath>
           <m:sSup>
@@ -14006,19 +13749,7 @@
                 <w:rPr>
                   <w:rFonts w:ascii="Cambria Math" w:hAnsi="Cambria Math"/>
                 </w:rPr>
-                <m:t>2</m:t>
-              </m:r>
-              <m:r>
-                <w:rPr>
-                  <w:rFonts w:ascii="Cambria Math" w:hAnsi="Cambria Math"/>
-                </w:rPr>
-                <m:t>n+</m:t>
-              </m:r>
-              <m:r>
-                <w:rPr>
-                  <w:rFonts w:ascii="Cambria Math" w:hAnsi="Cambria Math"/>
-                </w:rPr>
-                <m:t>2</m:t>
+                <m:t>2n+2</m:t>
               </m:r>
             </m:sup>
           </m:sSup>
@@ -14177,6 +13908,7 @@
     <w:p>
       <w:pPr>
         <w:rPr>
+          <w:rFonts w:hint="eastAsia"/>
           <w:iCs/>
         </w:rPr>
       </w:pPr>
@@ -14234,6 +13966,11 @@
       </w:r>
     </w:p>
     <w:p>
+      <w:pPr>
+        <w:rPr>
+          <w:rFonts w:hint="eastAsia"/>
+        </w:rPr>
+      </w:pPr>
       <m:oMathPara>
         <m:oMath>
           <m:d>
@@ -14519,19 +14256,7 @@
                         <w:rPr>
                           <w:rFonts w:ascii="Cambria Math" w:hAnsi="Cambria Math" w:cs="Times New Roman"/>
                         </w:rPr>
-                        <m:t>2</m:t>
-                      </m:r>
-                      <m:r>
-                        <w:rPr>
-                          <w:rFonts w:ascii="Cambria Math" w:hAnsi="Cambria Math" w:cs="Times New Roman"/>
-                        </w:rPr>
-                        <m:t>-</m:t>
-                      </m:r>
-                      <m:r>
-                        <w:rPr>
-                          <w:rFonts w:ascii="Cambria Math" w:hAnsi="Cambria Math" w:cs="Times New Roman"/>
-                        </w:rPr>
-                        <m:t>1</m:t>
+                        <m:t>2-1</m:t>
                       </m:r>
                     </m:num>
                     <m:den>
@@ -14623,19 +14348,7 @@
                         <w:rPr>
                           <w:rFonts w:ascii="Cambria Math" w:hAnsi="Cambria Math" w:cs="Times New Roman"/>
                         </w:rPr>
-                        <m:t>2</m:t>
-                      </m:r>
-                      <m:r>
-                        <w:rPr>
-                          <w:rFonts w:ascii="Cambria Math" w:hAnsi="Cambria Math" w:cs="Times New Roman"/>
-                        </w:rPr>
-                        <m:t>+</m:t>
-                      </m:r>
-                      <m:r>
-                        <w:rPr>
-                          <w:rFonts w:ascii="Cambria Math" w:hAnsi="Cambria Math" w:cs="Times New Roman"/>
-                        </w:rPr>
-                        <m:t>1</m:t>
+                        <m:t>2+1</m:t>
                       </m:r>
                     </m:num>
                     <m:den>
@@ -15131,6 +14844,11 @@
       </m:oMathPara>
     </w:p>
     <w:p>
+      <w:pPr>
+        <w:rPr>
+          <w:rFonts w:hint="eastAsia"/>
+        </w:rPr>
+      </w:pPr>
       <m:oMathPara>
         <m:oMath>
           <m:d>
@@ -15274,6 +14992,7 @@
     <w:p>
       <w:pPr>
         <w:rPr>
+          <w:rFonts w:hint="eastAsia"/>
           <w:iCs/>
         </w:rPr>
       </w:pPr>
@@ -15356,20 +15075,23 @@
           <w:rFonts w:hint="eastAsia"/>
           <w:iCs/>
         </w:rPr>
-        <w:t>，所以它的平方为</w:t>
-      </w:r>
+        <w:t>，所以它的</w:t>
+      </w:r>
+      <w:proofErr w:type="gramStart"/>
+      <w:r>
+        <w:rPr>
+          <w:rFonts w:hint="eastAsia"/>
+          <w:iCs/>
+        </w:rPr>
+        <w:t>平方为</w:t>
+      </w:r>
+      <w:proofErr w:type="gramEnd"/>
       <m:oMath>
         <m:r>
           <w:rPr>
             <w:rFonts w:ascii="Cambria Math" w:hAnsi="Cambria Math" w:cs="Cambria Math"/>
           </w:rPr>
-          <m:t>+</m:t>
-        </m:r>
-        <m:r>
-          <w:rPr>
-            <w:rFonts w:ascii="Cambria Math" w:hAnsi="Cambria Math" w:cs="Cambria Math"/>
-          </w:rPr>
-          <m:t>1</m:t>
+          <m:t>+1</m:t>
         </m:r>
       </m:oMath>
       <w:r>
@@ -15378,31 +15100,37 @@
           <w:iCs/>
         </w:rPr>
         <w:t>，方程两边符号相同。</w:t>
-      </w:r>
-    </w:p>
-    <w:p>
-      <w:r>
-        <w:rPr>
-          <w:rFonts w:hint="eastAsia"/>
-        </w:rPr>
-        <w:t>所以这里</w:t>
-      </w:r>
-      <w:r>
-        <w:rPr>
-          <w:rFonts w:hint="eastAsia"/>
-        </w:rPr>
-        <w:t>假定</w:t>
-      </w:r>
-      <w:r>
-        <w:rPr>
-          <w:rFonts w:hint="eastAsia"/>
-        </w:rPr>
-        <w:t>所有的虚数单位，</w:t>
       </w:r>
     </w:p>
     <w:p>
       <w:pPr>
         <w:rPr>
+          <w:rFonts w:hint="eastAsia"/>
+        </w:rPr>
+      </w:pPr>
+      <w:r>
+        <w:rPr>
+          <w:rFonts w:hint="eastAsia"/>
+        </w:rPr>
+        <w:t>所以这里</w:t>
+      </w:r>
+      <w:r>
+        <w:rPr>
+          <w:rFonts w:hint="eastAsia"/>
+        </w:rPr>
+        <w:t>假定</w:t>
+      </w:r>
+      <w:r>
+        <w:rPr>
+          <w:rFonts w:hint="eastAsia"/>
+        </w:rPr>
+        <w:t>所有的虚数单位，</w:t>
+      </w:r>
+    </w:p>
+    <w:p>
+      <w:pPr>
+        <w:rPr>
+          <w:rFonts w:hint="eastAsia"/>
           <w:iCs/>
         </w:rPr>
       </w:pPr>
@@ -16102,13 +15830,7 @@
                     <w:rPr>
                       <w:rFonts w:ascii="Cambria Math" w:hAnsi="Cambria Math" w:cs="Times New Roman"/>
                     </w:rPr>
-                    <m:t>1</m:t>
-                  </m:r>
-                  <m:r>
-                    <w:rPr>
-                      <w:rFonts w:ascii="Cambria Math" w:hAnsi="Cambria Math" w:cs="Times New Roman"/>
-                    </w:rPr>
-                    <m:t>+</m:t>
+                    <m:t>1+</m:t>
                   </m:r>
                   <m:f>
                     <m:fPr>
@@ -16272,19 +15994,7 @@
                 <w:rPr>
                   <w:rFonts w:ascii="Cambria Math" w:hAnsi="Cambria Math" w:cs="Times New Roman"/>
                 </w:rPr>
-                <m:t>-1</m:t>
-              </m:r>
-              <m:r>
-                <w:rPr>
-                  <w:rFonts w:ascii="Cambria Math" w:hAnsi="Cambria Math" w:cs="Times New Roman"/>
-                </w:rPr>
-                <m:t>∙</m:t>
-              </m:r>
-              <m:r>
-                <w:rPr>
-                  <w:rFonts w:ascii="Cambria Math" w:hAnsi="Cambria Math" w:cs="Times New Roman"/>
-                </w:rPr>
-                <m:t>i</m:t>
+                <m:t>-1∙i</m:t>
               </m:r>
               <m:d>
                 <m:dPr>
@@ -16326,6 +16036,7 @@
     <w:p>
       <w:pPr>
         <w:rPr>
+          <w:rFonts w:hint="eastAsia"/>
           <w:i/>
         </w:rPr>
       </w:pPr>
@@ -16407,6 +16118,11 @@
       </m:oMathPara>
     </w:p>
     <w:p>
+      <w:pPr>
+        <w:rPr>
+          <w:rFonts w:hint="eastAsia"/>
+        </w:rPr>
+      </w:pPr>
       <w:r>
         <w:rPr>
           <w:rFonts w:hint="eastAsia"/>
@@ -16415,6 +16131,11 @@
       </w:r>
     </w:p>
     <w:p>
+      <w:pPr>
+        <w:rPr>
+          <w:rFonts w:hint="eastAsia"/>
+        </w:rPr>
+      </w:pPr>
       <m:oMathPara>
         <m:oMath>
           <m:sSup>
@@ -16739,6 +16460,7 @@
     <w:p>
       <w:pPr>
         <w:rPr>
+          <w:rFonts w:hint="eastAsia"/>
           <w:iCs/>
         </w:rPr>
       </w:pPr>
@@ -16809,6 +16531,11 @@
       </m:oMathPara>
     </w:p>
     <w:p>
+      <w:pPr>
+        <w:rPr>
+          <w:rFonts w:hint="eastAsia"/>
+        </w:rPr>
+      </w:pPr>
       <w:r>
         <w:rPr>
           <w:rFonts w:hint="eastAsia"/>
@@ -17160,12 +16887,13 @@
           <w:rFonts w:hint="eastAsia"/>
           <w:iCs/>
         </w:rPr>
-        <w:t>继续，</w:t>
+        <w:t>由虚数单位的伸缩性，在不确定的周期之后，会出现，</w:t>
       </w:r>
     </w:p>
     <w:p>
       <w:pPr>
         <w:rPr>
+          <w:rFonts w:hint="eastAsia"/>
           <w:i/>
         </w:rPr>
       </w:pPr>
@@ -17230,13 +16958,7 @@
             <w:rPr>
               <w:rFonts w:ascii="Cambria Math" w:hAnsi="Cambria Math" w:cs="Times New Roman"/>
             </w:rPr>
-            <m:t>+1</m:t>
-          </m:r>
-          <m:r>
-            <w:rPr>
-              <w:rFonts w:ascii="Cambria Math" w:hAnsi="Cambria Math" w:cs="Times New Roman"/>
-            </w:rPr>
-            <m:t>=</m:t>
+            <m:t>+1=</m:t>
           </m:r>
           <m:sSup>
             <m:sSupPr>
@@ -17402,13 +17124,7 @@
             <w:rPr>
               <w:rFonts w:ascii="Cambria Math" w:hAnsi="Cambria Math" w:cs="Times New Roman"/>
             </w:rPr>
-            <m:t>=</m:t>
-          </m:r>
-          <m:r>
-            <w:rPr>
-              <w:rFonts w:ascii="Cambria Math" w:hAnsi="Cambria Math" w:cs="Times New Roman"/>
-            </w:rPr>
-            <m:t>+</m:t>
+            <m:t>=+</m:t>
           </m:r>
           <m:rad>
             <m:radPr>
@@ -17527,13 +17243,7 @@
             <w:rPr>
               <w:rFonts w:ascii="Cambria Math" w:hAnsi="Cambria Math" w:cs="Times New Roman"/>
             </w:rPr>
-            <m:t>-1</m:t>
-          </m:r>
-          <m:r>
-            <w:rPr>
-              <w:rFonts w:ascii="Cambria Math" w:hAnsi="Cambria Math" w:cs="Times New Roman"/>
-            </w:rPr>
-            <m:t>=</m:t>
+            <m:t>-1=</m:t>
           </m:r>
           <m:sSup>
             <m:sSupPr>
@@ -17734,6 +17444,12 @@
         <w:rPr>
           <w:rFonts w:hint="eastAsia"/>
         </w:rPr>
+        <w:t>这使得，</w:t>
+      </w:r>
+      <w:r>
+        <w:rPr>
+          <w:rFonts w:hint="eastAsia"/>
+        </w:rPr>
         <w:t>两个可能的因子</w:t>
       </w:r>
       <w:r>
@@ -17747,13 +17463,7 @@
           <w:rPr>
             <w:rFonts w:ascii="Cambria Math" w:hAnsi="Cambria Math" w:cs="Times New Roman"/>
           </w:rPr>
-          <m:t>±</m:t>
-        </m:r>
-        <m:r>
-          <w:rPr>
-            <w:rFonts w:ascii="Cambria Math" w:hAnsi="Cambria Math" w:cs="Times New Roman"/>
-          </w:rPr>
-          <m:t>1</m:t>
+          <m:t>±1</m:t>
         </m:r>
       </m:oMath>
       <w:r>
@@ -18230,6 +17940,7 @@
     <w:p>
       <w:pPr>
         <w:rPr>
+          <w:rFonts w:hint="eastAsia"/>
           <w:i/>
         </w:rPr>
       </w:pPr>
@@ -18820,6 +18531,11 @@
       </w:r>
     </w:p>
     <w:p>
+      <w:pPr>
+        <w:rPr>
+          <w:rFonts w:hint="eastAsia"/>
+        </w:rPr>
+      </w:pPr>
       <m:oMathPara>
         <m:oMath>
           <m:sSub>
@@ -19257,6 +18973,7 @@
     <w:p>
       <w:pPr>
         <w:rPr>
+          <w:rFonts w:hint="eastAsia"/>
           <w:iCs/>
         </w:rPr>
       </w:pPr>
@@ -19403,13 +19120,7 @@
             <w:rPr>
               <w:rFonts w:ascii="Cambria Math" w:hAnsi="Cambria Math"/>
             </w:rPr>
-            <m:t>=kN</m:t>
-          </m:r>
-          <m:r>
-            <w:rPr>
-              <w:rFonts w:ascii="Cambria Math" w:hAnsi="Cambria Math"/>
-            </w:rPr>
-            <m:t>=2</m:t>
+            <m:t>=kN=2</m:t>
           </m:r>
         </m:oMath>
       </m:oMathPara>
@@ -19517,6 +19228,8 @@
         </w:rPr>
         <w:t>两个为不同的整数。</w:t>
       </w:r>
+    </w:p>
+    <w:p>
       <w:r>
         <w:rPr>
           <w:rFonts w:hint="eastAsia"/>
@@ -19540,17 +19253,3615 @@
     <w:p>
       <w:pPr>
         <w:rPr>
-          <w:rFonts w:hint="eastAsia"/>
+          <w:i/>
+          <w:iCs/>
         </w:rPr>
       </w:pPr>
-      <w:r>
-        <w:rPr>
-          <w:rFonts w:hint="eastAsia"/>
-        </w:rPr>
-        <w:t>从，</w:t>
-      </w:r>
+      <m:oMathPara>
+        <m:oMath>
+          <m:sSub>
+            <m:sSubPr>
+              <m:ctrlPr>
+                <w:rPr>
+                  <w:rFonts w:ascii="Cambria Math" w:hAnsi="Cambria Math"/>
+                  <w:i/>
+                  <w:iCs/>
+                </w:rPr>
+              </m:ctrlPr>
+            </m:sSubPr>
+            <m:e>
+              <m:r>
+                <w:rPr>
+                  <w:rFonts w:ascii="Cambria Math" w:hAnsi="Cambria Math" w:hint="eastAsia"/>
+                </w:rPr>
+                <m:t>f</m:t>
+              </m:r>
+              <m:ctrlPr>
+                <w:rPr>
+                  <w:rFonts w:ascii="Cambria Math" w:hAnsi="Cambria Math" w:hint="eastAsia"/>
+                  <w:i/>
+                  <w:iCs/>
+                </w:rPr>
+              </m:ctrlPr>
+            </m:e>
+            <m:sub>
+              <m:r>
+                <w:rPr>
+                  <w:rFonts w:ascii="Cambria Math" w:hAnsi="Cambria Math"/>
+                </w:rPr>
+                <m:t>1</m:t>
+              </m:r>
+            </m:sub>
+          </m:sSub>
+          <m:r>
+            <w:rPr>
+              <w:rFonts w:ascii="Cambria Math" w:hAnsi="Cambria Math"/>
+            </w:rPr>
+            <m:t>∙</m:t>
+          </m:r>
+          <m:sSub>
+            <m:sSubPr>
+              <m:ctrlPr>
+                <w:rPr>
+                  <w:rFonts w:ascii="Cambria Math" w:hAnsi="Cambria Math"/>
+                  <w:i/>
+                  <w:iCs/>
+                </w:rPr>
+              </m:ctrlPr>
+            </m:sSubPr>
+            <m:e>
+              <m:r>
+                <w:rPr>
+                  <w:rFonts w:ascii="Cambria Math" w:hAnsi="Cambria Math" w:hint="eastAsia"/>
+                </w:rPr>
+                <m:t>f</m:t>
+              </m:r>
+              <m:ctrlPr>
+                <w:rPr>
+                  <w:rFonts w:ascii="Cambria Math" w:hAnsi="Cambria Math" w:hint="eastAsia"/>
+                  <w:i/>
+                  <w:iCs/>
+                </w:rPr>
+              </m:ctrlPr>
+            </m:e>
+            <m:sub>
+              <m:r>
+                <w:rPr>
+                  <w:rFonts w:ascii="Cambria Math" w:hAnsi="Cambria Math"/>
+                </w:rPr>
+                <m:t>2</m:t>
+              </m:r>
+            </m:sub>
+          </m:sSub>
+          <m:r>
+            <w:rPr>
+              <w:rFonts w:ascii="Cambria Math" w:hAnsi="Cambria Math"/>
+            </w:rPr>
+            <m:t>=</m:t>
+          </m:r>
+          <m:f>
+            <m:fPr>
+              <m:ctrlPr>
+                <w:rPr>
+                  <w:rFonts w:ascii="Cambria Math" w:hAnsi="Cambria Math" w:cs="Times New Roman"/>
+                  <w:i/>
+                </w:rPr>
+              </m:ctrlPr>
+            </m:fPr>
+            <m:num>
+              <m:r>
+                <w:rPr>
+                  <w:rFonts w:ascii="Cambria Math" w:hAnsi="Cambria Math" w:cs="Times New Roman"/>
+                </w:rPr>
+                <m:t>2</m:t>
+              </m:r>
+            </m:num>
+            <m:den>
+              <m:r>
+                <w:rPr>
+                  <w:rFonts w:ascii="Cambria Math" w:hAnsi="Cambria Math" w:cs="Times New Roman"/>
+                </w:rPr>
+                <m:t>i</m:t>
+              </m:r>
+            </m:den>
+          </m:f>
+          <m:r>
+            <w:rPr>
+              <w:rFonts w:ascii="Cambria Math" w:hAnsi="Cambria Math"/>
+            </w:rPr>
+            <m:t>=-2i=-2i</m:t>
+          </m:r>
+          <m:r>
+            <w:rPr>
+              <w:rFonts w:ascii="Cambria Math" w:hAnsi="Cambria Math"/>
+            </w:rPr>
+            <m:t>=2</m:t>
+          </m:r>
+          <m:sSup>
+            <m:sSupPr>
+              <m:ctrlPr>
+                <w:rPr>
+                  <w:rFonts w:ascii="Cambria Math" w:hAnsi="Cambria Math"/>
+                  <w:i/>
+                </w:rPr>
+              </m:ctrlPr>
+            </m:sSupPr>
+            <m:e>
+              <m:r>
+                <w:rPr>
+                  <w:rFonts w:ascii="Cambria Math" w:hAnsi="Cambria Math" w:hint="eastAsia"/>
+                </w:rPr>
+                <m:t>i</m:t>
+              </m:r>
+              <m:ctrlPr>
+                <w:rPr>
+                  <w:rFonts w:ascii="Cambria Math" w:hAnsi="Cambria Math" w:hint="eastAsia"/>
+                  <w:i/>
+                </w:rPr>
+              </m:ctrlPr>
+            </m:e>
+            <m:sup>
+              <m:r>
+                <w:rPr>
+                  <w:rFonts w:ascii="Cambria Math" w:hAnsi="Cambria Math"/>
+                </w:rPr>
+                <m:t>2</m:t>
+              </m:r>
+            </m:sup>
+          </m:sSup>
+          <m:r>
+            <w:rPr>
+              <w:rFonts w:ascii="Cambria Math" w:hAnsi="Cambria Math"/>
+            </w:rPr>
+            <m:t>i</m:t>
+          </m:r>
+          <m:r>
+            <w:rPr>
+              <w:rFonts w:ascii="Cambria Math" w:hAnsi="Cambria Math"/>
+            </w:rPr>
+            <m:t>=2</m:t>
+          </m:r>
+          <m:sSup>
+            <m:sSupPr>
+              <m:ctrlPr>
+                <w:rPr>
+                  <w:rFonts w:ascii="Cambria Math" w:hAnsi="Cambria Math"/>
+                  <w:i/>
+                  <w:iCs/>
+                </w:rPr>
+              </m:ctrlPr>
+            </m:sSupPr>
+            <m:e>
+              <m:d>
+                <m:dPr>
+                  <m:ctrlPr>
+                    <w:rPr>
+                      <w:rFonts w:ascii="Cambria Math" w:hAnsi="Cambria Math"/>
+                      <w:i/>
+                      <w:iCs/>
+                    </w:rPr>
+                  </m:ctrlPr>
+                </m:dPr>
+                <m:e>
+                  <m:rad>
+                    <m:radPr>
+                      <m:degHide m:val="1"/>
+                      <m:ctrlPr>
+                        <w:rPr>
+                          <w:rFonts w:ascii="Cambria Math" w:hAnsi="Cambria Math"/>
+                          <w:i/>
+                          <w:iCs/>
+                        </w:rPr>
+                      </m:ctrlPr>
+                    </m:radPr>
+                    <m:deg/>
+                    <m:e>
+                      <m:d>
+                        <m:dPr>
+                          <m:begChr m:val="⌊"/>
+                          <m:endChr m:val="⌋"/>
+                          <m:ctrlPr>
+                            <w:rPr>
+                              <w:rFonts w:ascii="Cambria Math" w:hAnsi="Cambria Math"/>
+                              <w:i/>
+                              <w:iCs/>
+                            </w:rPr>
+                          </m:ctrlPr>
+                        </m:dPr>
+                        <m:e>
+                          <m:rad>
+                            <m:radPr>
+                              <m:degHide m:val="1"/>
+                              <m:ctrlPr>
+                                <w:rPr>
+                                  <w:rFonts w:ascii="Cambria Math" w:hAnsi="Cambria Math"/>
+                                  <w:i/>
+                                  <w:iCs/>
+                                </w:rPr>
+                              </m:ctrlPr>
+                            </m:radPr>
+                            <m:deg/>
+                            <m:e>
+                              <m:r>
+                                <w:rPr>
+                                  <w:rFonts w:ascii="Cambria Math" w:hAnsi="Cambria Math"/>
+                                </w:rPr>
+                                <m:t>N</m:t>
+                              </m:r>
+                            </m:e>
+                          </m:rad>
+                        </m:e>
+                      </m:d>
+                      <m:r>
+                        <w:rPr>
+                          <w:rFonts w:ascii="Cambria Math" w:hAnsi="Cambria Math"/>
+                        </w:rPr>
+                        <m:t>!</m:t>
+                      </m:r>
+                    </m:e>
+                  </m:rad>
+                </m:e>
+              </m:d>
+            </m:e>
+            <m:sup>
+              <m:r>
+                <w:rPr>
+                  <w:rFonts w:ascii="Cambria Math" w:hAnsi="Cambria Math"/>
+                </w:rPr>
+                <m:t>3</m:t>
+              </m:r>
+            </m:sup>
+          </m:sSup>
+          <m:r>
+            <w:rPr>
+              <w:rFonts w:ascii="Cambria Math" w:hAnsi="Cambria Math"/>
+            </w:rPr>
+            <m:t>=2</m:t>
+          </m:r>
+          <m:rad>
+            <m:radPr>
+              <m:degHide m:val="1"/>
+              <m:ctrlPr>
+                <w:rPr>
+                  <w:rFonts w:ascii="Cambria Math" w:hAnsi="Cambria Math"/>
+                  <w:i/>
+                  <w:iCs/>
+                </w:rPr>
+              </m:ctrlPr>
+            </m:radPr>
+            <m:deg/>
+            <m:e>
+              <m:d>
+                <m:dPr>
+                  <m:begChr m:val="⌊"/>
+                  <m:endChr m:val="⌋"/>
+                  <m:ctrlPr>
+                    <w:rPr>
+                      <w:rFonts w:ascii="Cambria Math" w:hAnsi="Cambria Math"/>
+                      <w:i/>
+                      <w:iCs/>
+                    </w:rPr>
+                  </m:ctrlPr>
+                </m:dPr>
+                <m:e>
+                  <m:rad>
+                    <m:radPr>
+                      <m:degHide m:val="1"/>
+                      <m:ctrlPr>
+                        <w:rPr>
+                          <w:rFonts w:ascii="Cambria Math" w:hAnsi="Cambria Math"/>
+                          <w:i/>
+                          <w:iCs/>
+                        </w:rPr>
+                      </m:ctrlPr>
+                    </m:radPr>
+                    <m:deg/>
+                    <m:e>
+                      <m:r>
+                        <w:rPr>
+                          <w:rFonts w:ascii="Cambria Math" w:hAnsi="Cambria Math"/>
+                        </w:rPr>
+                        <m:t>N</m:t>
+                      </m:r>
+                    </m:e>
+                  </m:rad>
+                </m:e>
+              </m:d>
+              <m:r>
+                <w:rPr>
+                  <w:rFonts w:ascii="Cambria Math" w:hAnsi="Cambria Math"/>
+                </w:rPr>
+                <m:t>!</m:t>
+              </m:r>
+            </m:e>
+          </m:rad>
+          <m:r>
+            <w:rPr>
+              <w:rFonts w:ascii="Cambria Math" w:hAnsi="Cambria Math"/>
+            </w:rPr>
+            <m:t>∙</m:t>
+          </m:r>
+          <m:sSup>
+            <m:sSupPr>
+              <m:ctrlPr>
+                <w:rPr>
+                  <w:rFonts w:ascii="Cambria Math" w:hAnsi="Cambria Math"/>
+                  <w:i/>
+                  <w:iCs/>
+                </w:rPr>
+              </m:ctrlPr>
+            </m:sSupPr>
+            <m:e>
+              <m:d>
+                <m:dPr>
+                  <m:ctrlPr>
+                    <w:rPr>
+                      <w:rFonts w:ascii="Cambria Math" w:hAnsi="Cambria Math"/>
+                      <w:i/>
+                      <w:iCs/>
+                    </w:rPr>
+                  </m:ctrlPr>
+                </m:dPr>
+                <m:e>
+                  <m:rad>
+                    <m:radPr>
+                      <m:degHide m:val="1"/>
+                      <m:ctrlPr>
+                        <w:rPr>
+                          <w:rFonts w:ascii="Cambria Math" w:hAnsi="Cambria Math"/>
+                          <w:i/>
+                          <w:iCs/>
+                        </w:rPr>
+                      </m:ctrlPr>
+                    </m:radPr>
+                    <m:deg/>
+                    <m:e>
+                      <m:d>
+                        <m:dPr>
+                          <m:begChr m:val="⌊"/>
+                          <m:endChr m:val="⌋"/>
+                          <m:ctrlPr>
+                            <w:rPr>
+                              <w:rFonts w:ascii="Cambria Math" w:hAnsi="Cambria Math"/>
+                              <w:i/>
+                              <w:iCs/>
+                            </w:rPr>
+                          </m:ctrlPr>
+                        </m:dPr>
+                        <m:e>
+                          <m:rad>
+                            <m:radPr>
+                              <m:degHide m:val="1"/>
+                              <m:ctrlPr>
+                                <w:rPr>
+                                  <w:rFonts w:ascii="Cambria Math" w:hAnsi="Cambria Math"/>
+                                  <w:i/>
+                                  <w:iCs/>
+                                </w:rPr>
+                              </m:ctrlPr>
+                            </m:radPr>
+                            <m:deg/>
+                            <m:e>
+                              <m:r>
+                                <w:rPr>
+                                  <w:rFonts w:ascii="Cambria Math" w:hAnsi="Cambria Math"/>
+                                </w:rPr>
+                                <m:t>N</m:t>
+                              </m:r>
+                            </m:e>
+                          </m:rad>
+                        </m:e>
+                      </m:d>
+                      <m:r>
+                        <w:rPr>
+                          <w:rFonts w:ascii="Cambria Math" w:hAnsi="Cambria Math"/>
+                        </w:rPr>
+                        <m:t>!</m:t>
+                      </m:r>
+                    </m:e>
+                  </m:rad>
+                </m:e>
+              </m:d>
+            </m:e>
+            <m:sup>
+              <m:r>
+                <w:rPr>
+                  <w:rFonts w:ascii="Cambria Math" w:hAnsi="Cambria Math"/>
+                </w:rPr>
+                <m:t>2</m:t>
+              </m:r>
+            </m:sup>
+          </m:sSup>
+          <m:r>
+            <w:rPr>
+              <w:rFonts w:ascii="Cambria Math" w:hAnsi="Cambria Math"/>
+            </w:rPr>
+            <m:t>=</m:t>
+          </m:r>
+          <m:d>
+            <m:dPr>
+              <m:ctrlPr>
+                <w:rPr>
+                  <w:rFonts w:ascii="Cambria Math" w:hAnsi="Cambria Math"/>
+                  <w:i/>
+                  <w:iCs/>
+                </w:rPr>
+              </m:ctrlPr>
+            </m:dPr>
+            <m:e>
+              <m:r>
+                <w:rPr>
+                  <w:rFonts w:ascii="Cambria Math" w:hAnsi="Cambria Math"/>
+                </w:rPr>
+                <m:t>2</m:t>
+              </m:r>
+              <m:rad>
+                <m:radPr>
+                  <m:degHide m:val="1"/>
+                  <m:ctrlPr>
+                    <w:rPr>
+                      <w:rFonts w:ascii="Cambria Math" w:hAnsi="Cambria Math"/>
+                      <w:i/>
+                      <w:iCs/>
+                    </w:rPr>
+                  </m:ctrlPr>
+                </m:radPr>
+                <m:deg/>
+                <m:e>
+                  <m:d>
+                    <m:dPr>
+                      <m:begChr m:val="⌊"/>
+                      <m:endChr m:val="⌋"/>
+                      <m:ctrlPr>
+                        <w:rPr>
+                          <w:rFonts w:ascii="Cambria Math" w:hAnsi="Cambria Math"/>
+                          <w:i/>
+                          <w:iCs/>
+                        </w:rPr>
+                      </m:ctrlPr>
+                    </m:dPr>
+                    <m:e>
+                      <m:rad>
+                        <m:radPr>
+                          <m:degHide m:val="1"/>
+                          <m:ctrlPr>
+                            <w:rPr>
+                              <w:rFonts w:ascii="Cambria Math" w:hAnsi="Cambria Math"/>
+                              <w:i/>
+                              <w:iCs/>
+                            </w:rPr>
+                          </m:ctrlPr>
+                        </m:radPr>
+                        <m:deg/>
+                        <m:e>
+                          <m:r>
+                            <w:rPr>
+                              <w:rFonts w:ascii="Cambria Math" w:hAnsi="Cambria Math"/>
+                            </w:rPr>
+                            <m:t>N</m:t>
+                          </m:r>
+                        </m:e>
+                      </m:rad>
+                    </m:e>
+                  </m:d>
+                  <m:r>
+                    <w:rPr>
+                      <w:rFonts w:ascii="Cambria Math" w:hAnsi="Cambria Math"/>
+                    </w:rPr>
+                    <m:t>!</m:t>
+                  </m:r>
+                </m:e>
+              </m:rad>
+            </m:e>
+          </m:d>
+          <m:d>
+            <m:dPr>
+              <m:ctrlPr>
+                <w:rPr>
+                  <w:rFonts w:ascii="Cambria Math" w:hAnsi="Cambria Math"/>
+                  <w:i/>
+                  <w:iCs/>
+                </w:rPr>
+              </m:ctrlPr>
+            </m:dPr>
+            <m:e>
+              <m:d>
+                <m:dPr>
+                  <m:begChr m:val="⌊"/>
+                  <m:endChr m:val="⌋"/>
+                  <m:ctrlPr>
+                    <w:rPr>
+                      <w:rFonts w:ascii="Cambria Math" w:hAnsi="Cambria Math"/>
+                      <w:i/>
+                      <w:iCs/>
+                    </w:rPr>
+                  </m:ctrlPr>
+                </m:dPr>
+                <m:e>
+                  <m:rad>
+                    <m:radPr>
+                      <m:degHide m:val="1"/>
+                      <m:ctrlPr>
+                        <w:rPr>
+                          <w:rFonts w:ascii="Cambria Math" w:hAnsi="Cambria Math"/>
+                          <w:i/>
+                          <w:iCs/>
+                        </w:rPr>
+                      </m:ctrlPr>
+                    </m:radPr>
+                    <m:deg/>
+                    <m:e>
+                      <m:r>
+                        <w:rPr>
+                          <w:rFonts w:ascii="Cambria Math" w:hAnsi="Cambria Math"/>
+                        </w:rPr>
+                        <m:t>N</m:t>
+                      </m:r>
+                    </m:e>
+                  </m:rad>
+                </m:e>
+              </m:d>
+              <m:r>
+                <w:rPr>
+                  <w:rFonts w:ascii="Cambria Math" w:hAnsi="Cambria Math"/>
+                </w:rPr>
+                <m:t>!</m:t>
+              </m:r>
+            </m:e>
+          </m:d>
+        </m:oMath>
+      </m:oMathPara>
     </w:p>
     <w:p>
+      <w:pPr>
+        <w:rPr>
+          <w:rFonts w:hint="eastAsia"/>
+        </w:rPr>
+      </w:pPr>
+      <w:r>
+        <w:rPr>
+          <w:rFonts w:hint="eastAsia"/>
+        </w:rPr>
+        <w:t>对应的实际数值为，</w:t>
+      </w:r>
+    </w:p>
+    <w:p>
+      <w:pPr>
+        <w:rPr>
+          <w:rFonts w:hint="eastAsia"/>
+          <w:i/>
+        </w:rPr>
+      </w:pPr>
+      <m:oMathPara>
+        <m:oMath>
+          <m:sSub>
+            <m:sSubPr>
+              <m:ctrlPr>
+                <w:rPr>
+                  <w:rFonts w:ascii="Cambria Math" w:hAnsi="Cambria Math"/>
+                  <w:i/>
+                  <w:iCs/>
+                </w:rPr>
+              </m:ctrlPr>
+            </m:sSubPr>
+            <m:e>
+              <m:r>
+                <w:rPr>
+                  <w:rFonts w:ascii="Cambria Math" w:hAnsi="Cambria Math" w:hint="eastAsia"/>
+                </w:rPr>
+                <m:t>f</m:t>
+              </m:r>
+              <m:ctrlPr>
+                <w:rPr>
+                  <w:rFonts w:ascii="Cambria Math" w:hAnsi="Cambria Math" w:hint="eastAsia"/>
+                  <w:i/>
+                  <w:iCs/>
+                </w:rPr>
+              </m:ctrlPr>
+            </m:e>
+            <m:sub>
+              <m:r>
+                <w:rPr>
+                  <w:rFonts w:ascii="Cambria Math" w:hAnsi="Cambria Math"/>
+                </w:rPr>
+                <m:t>1</m:t>
+              </m:r>
+            </m:sub>
+          </m:sSub>
+          <m:r>
+            <w:rPr>
+              <w:rFonts w:ascii="Cambria Math" w:hAnsi="Cambria Math"/>
+            </w:rPr>
+            <m:t>=</m:t>
+          </m:r>
+          <m:r>
+            <w:rPr>
+              <w:rFonts w:ascii="Cambria Math" w:hAnsi="Cambria Math" w:hint="eastAsia"/>
+            </w:rPr>
+            <m:t>GCD</m:t>
+          </m:r>
+          <m:d>
+            <m:dPr>
+              <m:ctrlPr>
+                <w:rPr>
+                  <w:rFonts w:ascii="Cambria Math" w:hAnsi="Cambria Math"/>
+                  <w:i/>
+                  <w:iCs/>
+                </w:rPr>
+              </m:ctrlPr>
+            </m:dPr>
+            <m:e>
+              <m:r>
+                <w:rPr>
+                  <w:rFonts w:ascii="Cambria Math" w:hAnsi="Cambria Math"/>
+                </w:rPr>
+                <m:t>2</m:t>
+              </m:r>
+              <m:rad>
+                <m:radPr>
+                  <m:degHide m:val="1"/>
+                  <m:ctrlPr>
+                    <w:rPr>
+                      <w:rFonts w:ascii="Cambria Math" w:hAnsi="Cambria Math"/>
+                      <w:i/>
+                      <w:iCs/>
+                    </w:rPr>
+                  </m:ctrlPr>
+                </m:radPr>
+                <m:deg/>
+                <m:e>
+                  <m:d>
+                    <m:dPr>
+                      <m:begChr m:val="⌊"/>
+                      <m:endChr m:val="⌋"/>
+                      <m:ctrlPr>
+                        <w:rPr>
+                          <w:rFonts w:ascii="Cambria Math" w:hAnsi="Cambria Math"/>
+                          <w:i/>
+                          <w:iCs/>
+                        </w:rPr>
+                      </m:ctrlPr>
+                    </m:dPr>
+                    <m:e>
+                      <m:rad>
+                        <m:radPr>
+                          <m:degHide m:val="1"/>
+                          <m:ctrlPr>
+                            <w:rPr>
+                              <w:rFonts w:ascii="Cambria Math" w:hAnsi="Cambria Math"/>
+                              <w:i/>
+                              <w:iCs/>
+                            </w:rPr>
+                          </m:ctrlPr>
+                        </m:radPr>
+                        <m:deg/>
+                        <m:e>
+                          <m:r>
+                            <w:rPr>
+                              <w:rFonts w:ascii="Cambria Math" w:hAnsi="Cambria Math"/>
+                            </w:rPr>
+                            <m:t>N</m:t>
+                          </m:r>
+                        </m:e>
+                      </m:rad>
+                    </m:e>
+                  </m:d>
+                  <m:r>
+                    <w:rPr>
+                      <w:rFonts w:ascii="Cambria Math" w:hAnsi="Cambria Math"/>
+                    </w:rPr>
+                    <m:t>!</m:t>
+                  </m:r>
+                </m:e>
+              </m:rad>
+              <m:r>
+                <w:rPr>
+                  <w:rFonts w:ascii="Cambria Math" w:hAnsi="Cambria Math" w:cs="Times New Roman"/>
+                </w:rPr>
+                <m:t>,kN</m:t>
+              </m:r>
+            </m:e>
+          </m:d>
+          <m:r>
+            <w:rPr>
+              <w:rFonts w:ascii="Cambria Math" w:hAnsi="Cambria Math"/>
+            </w:rPr>
+            <m:t>=</m:t>
+          </m:r>
+          <m:r>
+            <w:rPr>
+              <w:rFonts w:ascii="Cambria Math" w:hAnsi="Cambria Math" w:hint="eastAsia"/>
+            </w:rPr>
+            <m:t>GCD</m:t>
+          </m:r>
+          <m:d>
+            <m:dPr>
+              <m:ctrlPr>
+                <w:rPr>
+                  <w:rFonts w:ascii="Cambria Math" w:hAnsi="Cambria Math"/>
+                  <w:i/>
+                  <w:iCs/>
+                </w:rPr>
+              </m:ctrlPr>
+            </m:dPr>
+            <m:e>
+              <m:r>
+                <w:rPr>
+                  <w:rFonts w:ascii="Cambria Math" w:hAnsi="Cambria Math"/>
+                </w:rPr>
+                <m:t>2</m:t>
+              </m:r>
+              <m:d>
+                <m:dPr>
+                  <m:begChr m:val="⌊"/>
+                  <m:endChr m:val="⌋"/>
+                  <m:ctrlPr>
+                    <w:rPr>
+                      <w:rFonts w:ascii="Cambria Math" w:hAnsi="Cambria Math"/>
+                      <w:i/>
+                      <w:iCs/>
+                    </w:rPr>
+                  </m:ctrlPr>
+                </m:dPr>
+                <m:e>
+                  <m:rad>
+                    <m:radPr>
+                      <m:ctrlPr>
+                        <w:rPr>
+                          <w:rFonts w:ascii="Cambria Math" w:hAnsi="Cambria Math"/>
+                          <w:i/>
+                          <w:iCs/>
+                        </w:rPr>
+                      </m:ctrlPr>
+                    </m:radPr>
+                    <m:deg>
+                      <m:r>
+                        <w:rPr>
+                          <w:rFonts w:ascii="Cambria Math" w:hAnsi="Cambria Math"/>
+                        </w:rPr>
+                        <m:t>4</m:t>
+                      </m:r>
+                    </m:deg>
+                    <m:e>
+                      <m:r>
+                        <w:rPr>
+                          <w:rFonts w:ascii="Cambria Math" w:hAnsi="Cambria Math"/>
+                        </w:rPr>
+                        <m:t>N</m:t>
+                      </m:r>
+                    </m:e>
+                  </m:rad>
+                </m:e>
+              </m:d>
+              <m:r>
+                <w:rPr>
+                  <w:rFonts w:ascii="Cambria Math" w:hAnsi="Cambria Math"/>
+                </w:rPr>
+                <m:t>!</m:t>
+              </m:r>
+              <m:r>
+                <w:rPr>
+                  <w:rFonts w:ascii="Cambria Math" w:hAnsi="Cambria Math" w:cs="Times New Roman"/>
+                </w:rPr>
+                <m:t>,kN</m:t>
+              </m:r>
+            </m:e>
+          </m:d>
+        </m:oMath>
+      </m:oMathPara>
+    </w:p>
+    <w:p>
+      <w:pPr>
+        <w:rPr>
+          <w:rFonts w:hint="eastAsia"/>
+          <w:i/>
+        </w:rPr>
+      </w:pPr>
+      <m:oMathPara>
+        <m:oMath>
+          <m:sSub>
+            <m:sSubPr>
+              <m:ctrlPr>
+                <w:rPr>
+                  <w:rFonts w:ascii="Cambria Math" w:hAnsi="Cambria Math"/>
+                  <w:i/>
+                  <w:iCs/>
+                </w:rPr>
+              </m:ctrlPr>
+            </m:sSubPr>
+            <m:e>
+              <m:r>
+                <w:rPr>
+                  <w:rFonts w:ascii="Cambria Math" w:hAnsi="Cambria Math" w:hint="eastAsia"/>
+                </w:rPr>
+                <m:t>f</m:t>
+              </m:r>
+              <m:ctrlPr>
+                <w:rPr>
+                  <w:rFonts w:ascii="Cambria Math" w:hAnsi="Cambria Math" w:hint="eastAsia"/>
+                  <w:i/>
+                  <w:iCs/>
+                </w:rPr>
+              </m:ctrlPr>
+            </m:e>
+            <m:sub>
+              <m:r>
+                <w:rPr>
+                  <w:rFonts w:ascii="Cambria Math" w:hAnsi="Cambria Math"/>
+                </w:rPr>
+                <m:t>2</m:t>
+              </m:r>
+            </m:sub>
+          </m:sSub>
+          <m:r>
+            <w:rPr>
+              <w:rFonts w:ascii="Cambria Math" w:hAnsi="Cambria Math"/>
+            </w:rPr>
+            <m:t>=</m:t>
+          </m:r>
+          <m:r>
+            <w:rPr>
+              <w:rFonts w:ascii="Cambria Math" w:hAnsi="Cambria Math" w:hint="eastAsia"/>
+            </w:rPr>
+            <m:t>GCD</m:t>
+          </m:r>
+          <m:d>
+            <m:dPr>
+              <m:ctrlPr>
+                <w:rPr>
+                  <w:rFonts w:ascii="Cambria Math" w:hAnsi="Cambria Math"/>
+                  <w:i/>
+                  <w:iCs/>
+                </w:rPr>
+              </m:ctrlPr>
+            </m:dPr>
+            <m:e>
+              <m:d>
+                <m:dPr>
+                  <m:begChr m:val="⌊"/>
+                  <m:endChr m:val="⌋"/>
+                  <m:ctrlPr>
+                    <w:rPr>
+                      <w:rFonts w:ascii="Cambria Math" w:hAnsi="Cambria Math"/>
+                      <w:i/>
+                      <w:iCs/>
+                    </w:rPr>
+                  </m:ctrlPr>
+                </m:dPr>
+                <m:e>
+                  <m:rad>
+                    <m:radPr>
+                      <m:degHide m:val="1"/>
+                      <m:ctrlPr>
+                        <w:rPr>
+                          <w:rFonts w:ascii="Cambria Math" w:hAnsi="Cambria Math"/>
+                          <w:i/>
+                          <w:iCs/>
+                        </w:rPr>
+                      </m:ctrlPr>
+                    </m:radPr>
+                    <m:deg/>
+                    <m:e>
+                      <m:r>
+                        <w:rPr>
+                          <w:rFonts w:ascii="Cambria Math" w:hAnsi="Cambria Math"/>
+                        </w:rPr>
+                        <m:t>N</m:t>
+                      </m:r>
+                    </m:e>
+                  </m:rad>
+                </m:e>
+              </m:d>
+              <m:r>
+                <w:rPr>
+                  <w:rFonts w:ascii="Cambria Math" w:hAnsi="Cambria Math"/>
+                </w:rPr>
+                <m:t>!</m:t>
+              </m:r>
+              <m:r>
+                <w:rPr>
+                  <w:rFonts w:ascii="Cambria Math" w:hAnsi="Cambria Math" w:cs="Times New Roman"/>
+                </w:rPr>
+                <m:t>,kN</m:t>
+              </m:r>
+            </m:e>
+          </m:d>
+        </m:oMath>
+      </m:oMathPara>
+    </w:p>
+    <w:p>
+      <w:pPr>
+        <w:rPr>
+          <w:iCs/>
+        </w:rPr>
+      </w:pPr>
+      <w:r>
+        <w:rPr>
+          <w:rFonts w:hint="eastAsia"/>
+          <w:iCs/>
+        </w:rPr>
+        <w:t>对于</w:t>
+      </w:r>
+      <m:oMath>
+        <m:sSub>
+          <m:sSubPr>
+            <m:ctrlPr>
+              <w:rPr>
+                <w:rFonts w:ascii="Cambria Math" w:hAnsi="Cambria Math"/>
+                <w:i/>
+                <w:iCs/>
+              </w:rPr>
+            </m:ctrlPr>
+          </m:sSubPr>
+          <m:e>
+            <m:r>
+              <w:rPr>
+                <w:rFonts w:ascii="Cambria Math" w:hAnsi="Cambria Math" w:hint="eastAsia"/>
+              </w:rPr>
+              <m:t>f</m:t>
+            </m:r>
+            <m:ctrlPr>
+              <w:rPr>
+                <w:rFonts w:ascii="Cambria Math" w:hAnsi="Cambria Math" w:hint="eastAsia"/>
+                <w:i/>
+                <w:iCs/>
+              </w:rPr>
+            </m:ctrlPr>
+          </m:e>
+          <m:sub>
+            <m:r>
+              <w:rPr>
+                <w:rFonts w:ascii="Cambria Math" w:hAnsi="Cambria Math"/>
+              </w:rPr>
+              <m:t>1</m:t>
+            </m:r>
+          </m:sub>
+        </m:sSub>
+      </m:oMath>
+      <w:r>
+        <w:rPr>
+          <w:rFonts w:hint="eastAsia"/>
+          <w:iCs/>
+        </w:rPr>
+        <w:t>而言，如果</w:t>
+      </w:r>
+      <m:oMath>
+        <m:r>
+          <w:rPr>
+            <w:rFonts w:ascii="Cambria Math" w:hAnsi="Cambria Math" w:cs="Times New Roman"/>
+          </w:rPr>
+          <m:t>k</m:t>
+        </m:r>
+      </m:oMath>
+      <w:r>
+        <w:rPr>
+          <w:rFonts w:hint="eastAsia"/>
+        </w:rPr>
+        <w:t>为偶数，</w:t>
+      </w:r>
+      <m:oMath>
+        <m:sSub>
+          <m:sSubPr>
+            <m:ctrlPr>
+              <w:rPr>
+                <w:rFonts w:ascii="Cambria Math" w:hAnsi="Cambria Math"/>
+                <w:i/>
+                <w:iCs/>
+              </w:rPr>
+            </m:ctrlPr>
+          </m:sSubPr>
+          <m:e>
+            <m:r>
+              <w:rPr>
+                <w:rFonts w:ascii="Cambria Math" w:hAnsi="Cambria Math" w:hint="eastAsia"/>
+              </w:rPr>
+              <m:t>f</m:t>
+            </m:r>
+            <m:ctrlPr>
+              <w:rPr>
+                <w:rFonts w:ascii="Cambria Math" w:hAnsi="Cambria Math" w:hint="eastAsia"/>
+                <w:i/>
+                <w:iCs/>
+              </w:rPr>
+            </m:ctrlPr>
+          </m:e>
+          <m:sub>
+            <m:r>
+              <w:rPr>
+                <w:rFonts w:ascii="Cambria Math" w:hAnsi="Cambria Math"/>
+              </w:rPr>
+              <m:t>1</m:t>
+            </m:r>
+          </m:sub>
+        </m:sSub>
+        <m:r>
+          <w:rPr>
+            <w:rFonts w:ascii="Cambria Math" w:hAnsi="Cambria Math"/>
+          </w:rPr>
+          <m:t>=2</m:t>
+        </m:r>
+      </m:oMath>
+      <w:r>
+        <w:rPr>
+          <w:rFonts w:hint="eastAsia"/>
+          <w:iCs/>
+        </w:rPr>
+        <w:t>，只需要考虑奇数的情况。</w:t>
+      </w:r>
+      <w:r>
+        <w:rPr>
+          <w:rFonts w:hint="eastAsia"/>
+          <w:iCs/>
+        </w:rPr>
+        <w:t>这时候计算的结果并非GCD</w:t>
+      </w:r>
+      <w:r>
+        <w:rPr>
+          <w:rFonts w:hint="eastAsia"/>
+          <w:iCs/>
+        </w:rPr>
+        <w:t>（</w:t>
+      </w:r>
+      <w:r>
+        <w:rPr>
+          <w:rFonts w:hint="eastAsia"/>
+          <w:iCs/>
+        </w:rPr>
+        <w:t xml:space="preserve">Greatest </w:t>
+      </w:r>
+      <w:r>
+        <w:rPr>
+          <w:rFonts w:hint="eastAsia"/>
+          <w:iCs/>
+        </w:rPr>
+        <w:t>Common Divider）</w:t>
+      </w:r>
+      <w:r>
+        <w:rPr>
+          <w:rFonts w:hint="eastAsia"/>
+          <w:iCs/>
+        </w:rPr>
+        <w:t>，而是CD（Common Divider），但这不重要，对于这种算法，有因子就可以提出。</w:t>
+      </w:r>
+      <w:r>
+        <w:rPr>
+          <w:rFonts w:hint="eastAsia"/>
+          <w:iCs/>
+        </w:rPr>
+        <w:t>但这个2是由于</w:t>
+      </w:r>
+      <m:oMath>
+        <m:r>
+          <w:rPr>
+            <w:rFonts w:ascii="Cambria Math" w:hAnsi="Cambria Math" w:cs="Times New Roman"/>
+          </w:rPr>
+          <m:t>k</m:t>
+        </m:r>
+      </m:oMath>
+      <w:r>
+        <w:rPr>
+          <w:rFonts w:hint="eastAsia"/>
+        </w:rPr>
+        <w:t>为偶数引入的，所以与</w:t>
+      </w:r>
+      <m:oMath>
+        <m:r>
+          <w:rPr>
+            <w:rFonts w:ascii="Cambria Math" w:hAnsi="Cambria Math" w:cs="Times New Roman"/>
+          </w:rPr>
+          <m:t>N</m:t>
+        </m:r>
+      </m:oMath>
+      <w:r>
+        <w:rPr>
+          <w:rFonts w:hint="eastAsia"/>
+        </w:rPr>
+        <w:t>的分解没有关系，所以这里要求</w:t>
+      </w:r>
+      <m:oMath>
+        <m:r>
+          <w:rPr>
+            <w:rFonts w:ascii="Cambria Math" w:hAnsi="Cambria Math" w:cs="Times New Roman"/>
+          </w:rPr>
+          <m:t>k</m:t>
+        </m:r>
+      </m:oMath>
+      <w:r>
+        <w:rPr>
+          <w:rFonts w:hint="eastAsia"/>
+        </w:rPr>
+        <w:t>必须是奇数</w:t>
+      </w:r>
+      <w:r>
+        <w:rPr>
+          <w:rFonts w:hint="eastAsia"/>
+        </w:rPr>
+        <w:t>，</w:t>
+      </w:r>
+      <w:r>
+        <w:rPr>
+          <w:rFonts w:hint="eastAsia"/>
+        </w:rPr>
+        <w:t>但</w:t>
+      </w:r>
+      <m:oMath>
+        <m:sSub>
+          <m:sSubPr>
+            <m:ctrlPr>
+              <w:rPr>
+                <w:rFonts w:ascii="Cambria Math" w:hAnsi="Cambria Math"/>
+                <w:i/>
+                <w:iCs/>
+              </w:rPr>
+            </m:ctrlPr>
+          </m:sSubPr>
+          <m:e>
+            <m:r>
+              <w:rPr>
+                <w:rFonts w:ascii="Cambria Math" w:hAnsi="Cambria Math" w:hint="eastAsia"/>
+              </w:rPr>
+              <m:t>f</m:t>
+            </m:r>
+            <m:ctrlPr>
+              <w:rPr>
+                <w:rFonts w:ascii="Cambria Math" w:hAnsi="Cambria Math" w:hint="eastAsia"/>
+                <w:i/>
+                <w:iCs/>
+              </w:rPr>
+            </m:ctrlPr>
+          </m:e>
+          <m:sub>
+            <m:r>
+              <w:rPr>
+                <w:rFonts w:ascii="Cambria Math" w:hAnsi="Cambria Math"/>
+              </w:rPr>
+              <m:t>2</m:t>
+            </m:r>
+          </m:sub>
+        </m:sSub>
+      </m:oMath>
+      <w:r>
+        <w:rPr>
+          <w:rFonts w:hint="eastAsia"/>
+          <w:iCs/>
+        </w:rPr>
+        <w:t>并无此要求。</w:t>
+      </w:r>
+    </w:p>
+    <w:p>
+      <w:r>
+        <w:rPr>
+          <w:rFonts w:hint="eastAsia"/>
+          <w:iCs/>
+        </w:rPr>
+        <w:t>对于</w:t>
+      </w:r>
+      <m:oMath>
+        <m:sSub>
+          <m:sSubPr>
+            <m:ctrlPr>
+              <w:rPr>
+                <w:rFonts w:ascii="Cambria Math" w:hAnsi="Cambria Math"/>
+                <w:i/>
+                <w:iCs/>
+              </w:rPr>
+            </m:ctrlPr>
+          </m:sSubPr>
+          <m:e>
+            <m:r>
+              <w:rPr>
+                <w:rFonts w:ascii="Cambria Math" w:hAnsi="Cambria Math" w:hint="eastAsia"/>
+              </w:rPr>
+              <m:t>f</m:t>
+            </m:r>
+            <m:ctrlPr>
+              <w:rPr>
+                <w:rFonts w:ascii="Cambria Math" w:hAnsi="Cambria Math" w:hint="eastAsia"/>
+                <w:i/>
+                <w:iCs/>
+              </w:rPr>
+            </m:ctrlPr>
+          </m:e>
+          <m:sub>
+            <m:r>
+              <w:rPr>
+                <w:rFonts w:ascii="Cambria Math" w:hAnsi="Cambria Math"/>
+              </w:rPr>
+              <m:t>1</m:t>
+            </m:r>
+          </m:sub>
+        </m:sSub>
+      </m:oMath>
+      <w:r>
+        <w:rPr>
+          <w:rFonts w:hint="eastAsia"/>
+          <w:iCs/>
+        </w:rPr>
+        <w:t>而言，</w:t>
+      </w:r>
+      <m:oMath>
+        <m:r>
+          <w:rPr>
+            <w:rFonts w:ascii="Cambria Math" w:hAnsi="Cambria Math" w:cs="Times New Roman"/>
+          </w:rPr>
+          <m:t>k</m:t>
+        </m:r>
+      </m:oMath>
+      <w:r>
+        <w:rPr>
+          <w:rFonts w:hint="eastAsia"/>
+        </w:rPr>
+        <w:t>为奇数的前提下，计算的范围可以缩小到</w:t>
+      </w:r>
+      <m:oMath>
+        <m:r>
+          <w:rPr>
+            <w:rFonts w:ascii="Cambria Math" w:hAnsi="Cambria Math"/>
+          </w:rPr>
+          <m:t>2</m:t>
+        </m:r>
+        <m:d>
+          <m:dPr>
+            <m:begChr m:val="⌊"/>
+            <m:endChr m:val="⌋"/>
+            <m:ctrlPr>
+              <w:rPr>
+                <w:rFonts w:ascii="Cambria Math" w:hAnsi="Cambria Math"/>
+                <w:i/>
+                <w:iCs/>
+              </w:rPr>
+            </m:ctrlPr>
+          </m:dPr>
+          <m:e>
+            <m:rad>
+              <m:radPr>
+                <m:ctrlPr>
+                  <w:rPr>
+                    <w:rFonts w:ascii="Cambria Math" w:hAnsi="Cambria Math"/>
+                    <w:i/>
+                    <w:iCs/>
+                  </w:rPr>
+                </m:ctrlPr>
+              </m:radPr>
+              <m:deg>
+                <m:r>
+                  <w:rPr>
+                    <w:rFonts w:ascii="Cambria Math" w:hAnsi="Cambria Math"/>
+                  </w:rPr>
+                  <m:t>4</m:t>
+                </m:r>
+              </m:deg>
+              <m:e>
+                <m:r>
+                  <w:rPr>
+                    <w:rFonts w:ascii="Cambria Math" w:hAnsi="Cambria Math"/>
+                  </w:rPr>
+                  <m:t>N</m:t>
+                </m:r>
+              </m:e>
+            </m:rad>
+          </m:e>
+        </m:d>
+        <m:r>
+          <w:rPr>
+            <w:rFonts w:ascii="Cambria Math" w:hAnsi="Cambria Math"/>
+          </w:rPr>
+          <m:t>!</m:t>
+        </m:r>
+      </m:oMath>
+      <w:r>
+        <w:rPr>
+          <w:rFonts w:hint="eastAsia"/>
+        </w:rPr>
+        <w:t>，也就是原来平方根的</w:t>
+      </w:r>
+      <w:r>
+        <w:rPr>
+          <w:rFonts w:hint="eastAsia"/>
+        </w:rPr>
+        <w:lastRenderedPageBreak/>
+        <w:t>二倍。</w:t>
+      </w:r>
+      <w:r>
+        <w:rPr>
+          <w:rFonts w:hint="eastAsia"/>
+        </w:rPr>
+        <w:t>这个时候，原来的，</w:t>
+      </w:r>
+    </w:p>
+    <w:p>
+      <w:pPr>
+        <w:rPr>
+          <w:rFonts w:hint="eastAsia"/>
+        </w:rPr>
+      </w:pPr>
+      <m:oMathPara>
+        <m:oMath>
+          <m:d>
+            <m:dPr>
+              <m:ctrlPr>
+                <w:rPr>
+                  <w:rFonts w:ascii="Cambria Math" w:hAnsi="Cambria Math"/>
+                  <w:i/>
+                  <w:iCs/>
+                </w:rPr>
+              </m:ctrlPr>
+            </m:dPr>
+            <m:e>
+              <m:sSup>
+                <m:sSupPr>
+                  <m:ctrlPr>
+                    <w:rPr>
+                      <w:rFonts w:ascii="Cambria Math" w:hAnsi="Cambria Math"/>
+                      <w:i/>
+                      <w:iCs/>
+                    </w:rPr>
+                  </m:ctrlPr>
+                </m:sSupPr>
+                <m:e>
+                  <m:r>
+                    <w:rPr>
+                      <w:rFonts w:ascii="Cambria Math" w:hAnsi="Cambria Math"/>
+                    </w:rPr>
+                    <m:t>i</m:t>
+                  </m:r>
+                </m:e>
+                <m:sup>
+                  <m:r>
+                    <w:rPr>
+                      <w:rFonts w:ascii="Cambria Math" w:hAnsi="Cambria Math"/>
+                    </w:rPr>
+                    <m:t>n+1</m:t>
+                  </m:r>
+                </m:sup>
+              </m:sSup>
+              <m:r>
+                <w:rPr>
+                  <w:rFonts w:ascii="Cambria Math" w:hAnsi="Cambria Math" w:cs="Times New Roman"/>
+                </w:rPr>
+                <m:t>+1</m:t>
+              </m:r>
+              <m:ctrlPr>
+                <w:rPr>
+                  <w:rFonts w:ascii="Cambria Math" w:hAnsi="Cambria Math"/>
+                  <w:i/>
+                </w:rPr>
+              </m:ctrlPr>
+            </m:e>
+          </m:d>
+          <m:d>
+            <m:dPr>
+              <m:ctrlPr>
+                <w:rPr>
+                  <w:rFonts w:ascii="Cambria Math" w:hAnsi="Cambria Math"/>
+                  <w:i/>
+                </w:rPr>
+              </m:ctrlPr>
+            </m:dPr>
+            <m:e>
+              <m:sSup>
+                <m:sSupPr>
+                  <m:ctrlPr>
+                    <w:rPr>
+                      <w:rFonts w:ascii="Cambria Math" w:hAnsi="Cambria Math"/>
+                      <w:i/>
+                      <w:iCs/>
+                    </w:rPr>
+                  </m:ctrlPr>
+                </m:sSupPr>
+                <m:e>
+                  <m:r>
+                    <w:rPr>
+                      <w:rFonts w:ascii="Cambria Math" w:hAnsi="Cambria Math" w:hint="eastAsia"/>
+                    </w:rPr>
+                    <m:t>i</m:t>
+                  </m:r>
+                </m:e>
+                <m:sup>
+                  <m:r>
+                    <w:rPr>
+                      <w:rFonts w:ascii="Cambria Math" w:hAnsi="Cambria Math"/>
+                    </w:rPr>
+                    <m:t>n+1</m:t>
+                  </m:r>
+                </m:sup>
+              </m:sSup>
+              <m:r>
+                <w:rPr>
+                  <w:rFonts w:ascii="Cambria Math" w:hAnsi="Cambria Math" w:cs="Times New Roman"/>
+                </w:rPr>
+                <m:t>-1</m:t>
+              </m:r>
+            </m:e>
+          </m:d>
+          <m:r>
+            <w:rPr>
+              <w:rFonts w:ascii="Cambria Math" w:hAnsi="Cambria Math"/>
+            </w:rPr>
+            <m:t>=</m:t>
+          </m:r>
+          <m:sSup>
+            <m:sSupPr>
+              <m:ctrlPr>
+                <w:rPr>
+                  <w:rFonts w:ascii="Cambria Math" w:hAnsi="Cambria Math"/>
+                  <w:i/>
+                </w:rPr>
+              </m:ctrlPr>
+            </m:sSupPr>
+            <m:e>
+              <m:r>
+                <w:rPr>
+                  <w:rFonts w:ascii="Cambria Math" w:hAnsi="Cambria Math"/>
+                </w:rPr>
+                <m:t>i</m:t>
+              </m:r>
+            </m:e>
+            <m:sup>
+              <m:r>
+                <w:rPr>
+                  <w:rFonts w:ascii="Cambria Math" w:hAnsi="Cambria Math"/>
+                </w:rPr>
+                <m:t>2</m:t>
+              </m:r>
+            </m:sup>
+          </m:sSup>
+          <m:r>
+            <w:rPr>
+              <w:rFonts w:ascii="Cambria Math" w:hAnsi="Cambria Math" w:cs="Times New Roman"/>
+            </w:rPr>
+            <m:t>kN</m:t>
+          </m:r>
+        </m:oMath>
+      </m:oMathPara>
+    </w:p>
+    <w:p>
+      <w:pPr>
+        <w:rPr>
+          <w:iCs/>
+        </w:rPr>
+      </w:pPr>
+      <w:r>
+        <w:rPr>
+          <w:rFonts w:hint="eastAsia"/>
+          <w:iCs/>
+        </w:rPr>
+        <w:t>中的</w:t>
+      </w:r>
+      <m:oMath>
+        <m:sSup>
+          <m:sSupPr>
+            <m:ctrlPr>
+              <w:rPr>
+                <w:rFonts w:ascii="Cambria Math" w:hAnsi="Cambria Math"/>
+                <w:i/>
+                <w:iCs/>
+              </w:rPr>
+            </m:ctrlPr>
+          </m:sSupPr>
+          <m:e>
+            <m:r>
+              <w:rPr>
+                <w:rFonts w:ascii="Cambria Math" w:hAnsi="Cambria Math"/>
+              </w:rPr>
+              <m:t>i</m:t>
+            </m:r>
+          </m:e>
+          <m:sup>
+            <m:r>
+              <w:rPr>
+                <w:rFonts w:ascii="Cambria Math" w:hAnsi="Cambria Math"/>
+              </w:rPr>
+              <m:t>n+1</m:t>
+            </m:r>
+          </m:sup>
+        </m:sSup>
+      </m:oMath>
+      <w:r>
+        <w:rPr>
+          <w:rFonts w:hint="eastAsia"/>
+          <w:iCs/>
+        </w:rPr>
+        <w:t>已经被自动约去了。</w:t>
+      </w:r>
+      <w:r>
+        <w:rPr>
+          <w:rFonts w:hint="eastAsia"/>
+          <w:iCs/>
+        </w:rPr>
+        <w:t>所以退化之后</w:t>
+      </w:r>
+      <w:r>
+        <w:rPr>
+          <w:rFonts w:hint="eastAsia"/>
+          <w:iCs/>
+        </w:rPr>
+        <w:t>GCD变成CD</w:t>
+      </w:r>
+      <w:r>
+        <w:rPr>
+          <w:rFonts w:hint="eastAsia"/>
+          <w:iCs/>
+        </w:rPr>
+        <w:t>的形式为，</w:t>
+      </w:r>
+    </w:p>
+    <w:p>
+      <w:pPr>
+        <w:rPr>
+          <w:rFonts w:hint="eastAsia"/>
+          <w:i/>
+        </w:rPr>
+      </w:pPr>
+      <m:oMathPara>
+        <m:oMath>
+          <m:sSub>
+            <m:sSubPr>
+              <m:ctrlPr>
+                <w:rPr>
+                  <w:rFonts w:ascii="Cambria Math" w:hAnsi="Cambria Math"/>
+                  <w:i/>
+                  <w:iCs/>
+                </w:rPr>
+              </m:ctrlPr>
+            </m:sSubPr>
+            <m:e>
+              <m:r>
+                <w:rPr>
+                  <w:rFonts w:ascii="Cambria Math" w:hAnsi="Cambria Math" w:hint="eastAsia"/>
+                </w:rPr>
+                <m:t>f</m:t>
+              </m:r>
+              <m:ctrlPr>
+                <w:rPr>
+                  <w:rFonts w:ascii="Cambria Math" w:hAnsi="Cambria Math" w:hint="eastAsia"/>
+                  <w:i/>
+                  <w:iCs/>
+                </w:rPr>
+              </m:ctrlPr>
+            </m:e>
+            <m:sub>
+              <m:r>
+                <w:rPr>
+                  <w:rFonts w:ascii="Cambria Math" w:hAnsi="Cambria Math"/>
+                </w:rPr>
+                <m:t>1</m:t>
+              </m:r>
+            </m:sub>
+          </m:sSub>
+          <m:r>
+            <w:rPr>
+              <w:rFonts w:ascii="Cambria Math" w:hAnsi="Cambria Math"/>
+            </w:rPr>
+            <m:t>=</m:t>
+          </m:r>
+          <m:r>
+            <w:rPr>
+              <w:rFonts w:ascii="Cambria Math" w:hAnsi="Cambria Math" w:hint="eastAsia"/>
+            </w:rPr>
+            <m:t>CD</m:t>
+          </m:r>
+          <m:d>
+            <m:dPr>
+              <m:ctrlPr>
+                <w:rPr>
+                  <w:rFonts w:ascii="Cambria Math" w:hAnsi="Cambria Math"/>
+                  <w:i/>
+                  <w:iCs/>
+                </w:rPr>
+              </m:ctrlPr>
+            </m:dPr>
+            <m:e>
+              <m:d>
+                <m:dPr>
+                  <m:begChr m:val="⌊"/>
+                  <m:endChr m:val="⌋"/>
+                  <m:ctrlPr>
+                    <w:rPr>
+                      <w:rFonts w:ascii="Cambria Math" w:hAnsi="Cambria Math"/>
+                      <w:i/>
+                      <w:iCs/>
+                    </w:rPr>
+                  </m:ctrlPr>
+                </m:dPr>
+                <m:e>
+                  <m:rad>
+                    <m:radPr>
+                      <m:ctrlPr>
+                        <w:rPr>
+                          <w:rFonts w:ascii="Cambria Math" w:hAnsi="Cambria Math"/>
+                          <w:i/>
+                          <w:iCs/>
+                        </w:rPr>
+                      </m:ctrlPr>
+                    </m:radPr>
+                    <m:deg>
+                      <m:r>
+                        <w:rPr>
+                          <w:rFonts w:ascii="Cambria Math" w:hAnsi="Cambria Math"/>
+                        </w:rPr>
+                        <m:t>4</m:t>
+                      </m:r>
+                    </m:deg>
+                    <m:e>
+                      <m:r>
+                        <w:rPr>
+                          <w:rFonts w:ascii="Cambria Math" w:hAnsi="Cambria Math"/>
+                        </w:rPr>
+                        <m:t>N</m:t>
+                      </m:r>
+                    </m:e>
+                  </m:rad>
+                </m:e>
+              </m:d>
+              <m:r>
+                <w:rPr>
+                  <w:rFonts w:ascii="Cambria Math" w:hAnsi="Cambria Math"/>
+                </w:rPr>
+                <m:t>!</m:t>
+              </m:r>
+              <m:r>
+                <w:rPr>
+                  <w:rFonts w:ascii="Cambria Math" w:hAnsi="Cambria Math" w:cs="Times New Roman"/>
+                </w:rPr>
+                <m:t>,</m:t>
+              </m:r>
+              <m:r>
+                <w:rPr>
+                  <w:rFonts w:ascii="Cambria Math" w:hAnsi="Cambria Math" w:cs="Times New Roman" w:hint="eastAsia"/>
+                </w:rPr>
+                <m:t>k</m:t>
+              </m:r>
+              <m:r>
+                <w:rPr>
+                  <w:rFonts w:ascii="Cambria Math" w:hAnsi="Cambria Math" w:cs="Times New Roman"/>
+                </w:rPr>
+                <m:t>N</m:t>
+              </m:r>
+            </m:e>
+          </m:d>
+          <m:r>
+            <w:rPr>
+              <w:rFonts w:ascii="Cambria Math" w:hAnsi="Cambria Math"/>
+            </w:rPr>
+            <m:t>,k=2m+1</m:t>
+          </m:r>
+          <m:r>
+            <w:rPr>
+              <w:rFonts w:ascii="Cambria Math" w:hAnsi="Cambria Math"/>
+            </w:rPr>
+            <m:t>,N=2u+1</m:t>
+          </m:r>
+        </m:oMath>
+      </m:oMathPara>
+    </w:p>
+    <w:p>
+      <w:pPr>
+        <w:rPr>
+          <w:iCs/>
+        </w:rPr>
+      </w:pPr>
+      <w:r>
+        <w:rPr>
+          <w:rFonts w:hint="eastAsia"/>
+          <w:iCs/>
+        </w:rPr>
+        <w:t>因为只需要因数，所以是否最大并不需要特别考虑。</w:t>
+      </w:r>
+      <w:r>
+        <w:rPr>
+          <w:rFonts w:hint="eastAsia"/>
+          <w:iCs/>
+        </w:rPr>
+        <w:t>根据对称性，</w:t>
+      </w:r>
+      <w:r>
+        <w:rPr>
+          <w:rFonts w:hint="eastAsia"/>
+          <w:iCs/>
+        </w:rPr>
+        <w:t>假定，</w:t>
+      </w:r>
+    </w:p>
+    <w:p>
+      <w:pPr>
+        <w:rPr>
+          <w:rFonts w:hint="eastAsia"/>
+          <w:i/>
+        </w:rPr>
+      </w:pPr>
+      <m:oMathPara>
+        <m:oMath>
+          <m:sSub>
+            <m:sSubPr>
+              <m:ctrlPr>
+                <w:rPr>
+                  <w:rFonts w:ascii="Cambria Math" w:hAnsi="Cambria Math"/>
+                  <w:i/>
+                  <w:iCs/>
+                </w:rPr>
+              </m:ctrlPr>
+            </m:sSubPr>
+            <m:e>
+              <m:r>
+                <w:rPr>
+                  <w:rFonts w:ascii="Cambria Math" w:hAnsi="Cambria Math" w:hint="eastAsia"/>
+                </w:rPr>
+                <m:t>f</m:t>
+              </m:r>
+              <m:ctrlPr>
+                <w:rPr>
+                  <w:rFonts w:ascii="Cambria Math" w:hAnsi="Cambria Math" w:hint="eastAsia"/>
+                  <w:i/>
+                  <w:iCs/>
+                </w:rPr>
+              </m:ctrlPr>
+            </m:e>
+            <m:sub>
+              <m:r>
+                <w:rPr>
+                  <w:rFonts w:ascii="Cambria Math" w:hAnsi="Cambria Math"/>
+                </w:rPr>
+                <m:t>2</m:t>
+              </m:r>
+            </m:sub>
+          </m:sSub>
+          <m:r>
+            <w:rPr>
+              <w:rFonts w:ascii="Cambria Math" w:hAnsi="Cambria Math"/>
+            </w:rPr>
+            <m:t>=</m:t>
+          </m:r>
+          <m:r>
+            <w:rPr>
+              <w:rFonts w:ascii="Cambria Math" w:hAnsi="Cambria Math" w:hint="eastAsia"/>
+            </w:rPr>
+            <m:t>CD</m:t>
+          </m:r>
+          <m:d>
+            <m:dPr>
+              <m:ctrlPr>
+                <w:rPr>
+                  <w:rFonts w:ascii="Cambria Math" w:hAnsi="Cambria Math"/>
+                  <w:i/>
+                  <w:iCs/>
+                </w:rPr>
+              </m:ctrlPr>
+            </m:dPr>
+            <m:e>
+              <m:d>
+                <m:dPr>
+                  <m:begChr m:val="⌊"/>
+                  <m:endChr m:val="⌋"/>
+                  <m:ctrlPr>
+                    <w:rPr>
+                      <w:rFonts w:ascii="Cambria Math" w:hAnsi="Cambria Math"/>
+                      <w:i/>
+                      <w:iCs/>
+                    </w:rPr>
+                  </m:ctrlPr>
+                </m:dPr>
+                <m:e>
+                  <m:rad>
+                    <m:radPr>
+                      <m:degHide m:val="1"/>
+                      <m:ctrlPr>
+                        <w:rPr>
+                          <w:rFonts w:ascii="Cambria Math" w:hAnsi="Cambria Math"/>
+                          <w:i/>
+                          <w:iCs/>
+                        </w:rPr>
+                      </m:ctrlPr>
+                    </m:radPr>
+                    <m:deg/>
+                    <m:e>
+                      <m:r>
+                        <w:rPr>
+                          <w:rFonts w:ascii="Cambria Math" w:hAnsi="Cambria Math"/>
+                        </w:rPr>
+                        <m:t>N</m:t>
+                      </m:r>
+                    </m:e>
+                  </m:rad>
+                </m:e>
+              </m:d>
+              <m:r>
+                <w:rPr>
+                  <w:rFonts w:ascii="Cambria Math" w:hAnsi="Cambria Math"/>
+                </w:rPr>
+                <m:t>!</m:t>
+              </m:r>
+              <m:r>
+                <w:rPr>
+                  <w:rFonts w:ascii="Cambria Math" w:hAnsi="Cambria Math" w:cs="Times New Roman"/>
+                </w:rPr>
+                <m:t>,kN</m:t>
+              </m:r>
+            </m:e>
+          </m:d>
+          <m:r>
+            <w:rPr>
+              <w:rFonts w:ascii="Cambria Math" w:hAnsi="Cambria Math"/>
+            </w:rPr>
+            <m:t>,k=2m+</m:t>
+          </m:r>
+          <m:r>
+            <w:rPr>
+              <w:rFonts w:ascii="Cambria Math" w:hAnsi="Cambria Math"/>
+            </w:rPr>
+            <m:t>0</m:t>
+          </m:r>
+          <m:r>
+            <w:rPr>
+              <w:rFonts w:ascii="Cambria Math" w:hAnsi="Cambria Math"/>
+            </w:rPr>
+            <m:t>,N=2u+1</m:t>
+          </m:r>
+        </m:oMath>
+      </m:oMathPara>
+    </w:p>
+    <w:p>
+      <w:pPr>
+        <w:rPr>
+          <w:iCs/>
+        </w:rPr>
+      </w:pPr>
+      <w:r>
+        <w:rPr>
+          <w:rFonts w:hint="eastAsia"/>
+          <w:iCs/>
+        </w:rPr>
+        <w:t>也就是说</w:t>
+      </w:r>
+      <m:oMath>
+        <m:sSub>
+          <m:sSubPr>
+            <m:ctrlPr>
+              <w:rPr>
+                <w:rFonts w:ascii="Cambria Math" w:hAnsi="Cambria Math"/>
+                <w:i/>
+                <w:iCs/>
+              </w:rPr>
+            </m:ctrlPr>
+          </m:sSubPr>
+          <m:e>
+            <m:r>
+              <w:rPr>
+                <w:rFonts w:ascii="Cambria Math" w:hAnsi="Cambria Math" w:hint="eastAsia"/>
+              </w:rPr>
+              <m:t>f</m:t>
+            </m:r>
+            <m:ctrlPr>
+              <w:rPr>
+                <w:rFonts w:ascii="Cambria Math" w:hAnsi="Cambria Math" w:hint="eastAsia"/>
+                <w:i/>
+                <w:iCs/>
+              </w:rPr>
+            </m:ctrlPr>
+          </m:e>
+          <m:sub>
+            <m:r>
+              <w:rPr>
+                <w:rFonts w:ascii="Cambria Math" w:hAnsi="Cambria Math"/>
+              </w:rPr>
+              <m:t>2</m:t>
+            </m:r>
+          </m:sub>
+        </m:sSub>
+      </m:oMath>
+      <w:r>
+        <w:rPr>
+          <w:rFonts w:hint="eastAsia"/>
+          <w:iCs/>
+        </w:rPr>
+        <w:t>只处理</w:t>
+      </w:r>
+      <m:oMath>
+        <m:r>
+          <w:rPr>
+            <w:rFonts w:ascii="Cambria Math" w:hAnsi="Cambria Math"/>
+          </w:rPr>
+          <m:t>k</m:t>
+        </m:r>
+      </m:oMath>
+      <w:r>
+        <w:rPr>
+          <w:rFonts w:hint="eastAsia"/>
+          <w:iCs/>
+        </w:rPr>
+        <w:t>为偶数的情况，</w:t>
+      </w:r>
+      <w:r>
+        <w:rPr>
+          <w:rFonts w:hint="eastAsia"/>
+          <w:iCs/>
+        </w:rPr>
+        <w:t>可以认为奇数的情况已经被</w:t>
+      </w:r>
+      <m:oMath>
+        <m:sSub>
+          <m:sSubPr>
+            <m:ctrlPr>
+              <w:rPr>
+                <w:rFonts w:ascii="Cambria Math" w:hAnsi="Cambria Math"/>
+                <w:i/>
+                <w:iCs/>
+              </w:rPr>
+            </m:ctrlPr>
+          </m:sSubPr>
+          <m:e>
+            <m:r>
+              <w:rPr>
+                <w:rFonts w:ascii="Cambria Math" w:hAnsi="Cambria Math" w:hint="eastAsia"/>
+              </w:rPr>
+              <m:t>f</m:t>
+            </m:r>
+            <m:ctrlPr>
+              <w:rPr>
+                <w:rFonts w:ascii="Cambria Math" w:hAnsi="Cambria Math" w:hint="eastAsia"/>
+                <w:i/>
+                <w:iCs/>
+              </w:rPr>
+            </m:ctrlPr>
+          </m:e>
+          <m:sub>
+            <m:r>
+              <w:rPr>
+                <w:rFonts w:ascii="Cambria Math" w:hAnsi="Cambria Math"/>
+              </w:rPr>
+              <m:t>1</m:t>
+            </m:r>
+          </m:sub>
+        </m:sSub>
+      </m:oMath>
+      <w:r>
+        <w:rPr>
+          <w:rFonts w:hint="eastAsia"/>
+          <w:iCs/>
+        </w:rPr>
+        <w:t>处理了。</w:t>
+      </w:r>
+      <w:r>
+        <w:rPr>
+          <w:rFonts w:hint="eastAsia"/>
+          <w:iCs/>
+        </w:rPr>
+        <w:t>回到最基本的因数测试方法，可见只需要测试到</w:t>
+      </w:r>
+      <m:oMath>
+        <m:d>
+          <m:dPr>
+            <m:begChr m:val="⌊"/>
+            <m:endChr m:val="⌋"/>
+            <m:ctrlPr>
+              <w:rPr>
+                <w:rFonts w:ascii="Cambria Math" w:hAnsi="Cambria Math"/>
+                <w:i/>
+                <w:iCs/>
+              </w:rPr>
+            </m:ctrlPr>
+          </m:dPr>
+          <m:e>
+            <m:rad>
+              <m:radPr>
+                <m:ctrlPr>
+                  <w:rPr>
+                    <w:rFonts w:ascii="Cambria Math" w:hAnsi="Cambria Math"/>
+                    <w:i/>
+                    <w:iCs/>
+                  </w:rPr>
+                </m:ctrlPr>
+              </m:radPr>
+              <m:deg>
+                <m:r>
+                  <w:rPr>
+                    <w:rFonts w:ascii="Cambria Math" w:hAnsi="Cambria Math"/>
+                  </w:rPr>
+                  <m:t>4</m:t>
+                </m:r>
+              </m:deg>
+              <m:e>
+                <m:r>
+                  <w:rPr>
+                    <w:rFonts w:ascii="Cambria Math" w:hAnsi="Cambria Math"/>
+                  </w:rPr>
+                  <m:t>N</m:t>
+                </m:r>
+              </m:e>
+            </m:rad>
+          </m:e>
+        </m:d>
+      </m:oMath>
+      <w:r>
+        <w:rPr>
+          <w:rFonts w:hint="eastAsia"/>
+          <w:iCs/>
+        </w:rPr>
+        <w:t>，这时候要求的</w:t>
+      </w:r>
+      <m:oMath>
+        <m:r>
+          <w:rPr>
+            <w:rFonts w:ascii="Cambria Math" w:hAnsi="Cambria Math"/>
+          </w:rPr>
+          <m:t>k</m:t>
+        </m:r>
+      </m:oMath>
+      <w:r>
+        <w:rPr>
+          <w:rFonts w:hint="eastAsia"/>
+          <w:iCs/>
+        </w:rPr>
+        <w:t>为奇数。</w:t>
+      </w:r>
+      <w:r>
+        <w:rPr>
+          <w:rFonts w:hint="eastAsia"/>
+          <w:iCs/>
+        </w:rPr>
+        <w:t>反过来，最开始给出</w:t>
+      </w:r>
+      <m:oMath>
+        <m:r>
+          <w:rPr>
+            <w:rFonts w:ascii="Cambria Math" w:hAnsi="Cambria Math"/>
+          </w:rPr>
+          <m:t>k</m:t>
+        </m:r>
+      </m:oMath>
+      <w:r>
+        <w:rPr>
+          <w:rFonts w:hint="eastAsia"/>
+          <w:iCs/>
+        </w:rPr>
+        <w:t>为奇数，测试就只需要进行到</w:t>
+      </w:r>
+      <m:oMath>
+        <m:d>
+          <m:dPr>
+            <m:begChr m:val="⌊"/>
+            <m:endChr m:val="⌋"/>
+            <m:ctrlPr>
+              <w:rPr>
+                <w:rFonts w:ascii="Cambria Math" w:hAnsi="Cambria Math"/>
+                <w:i/>
+                <w:iCs/>
+              </w:rPr>
+            </m:ctrlPr>
+          </m:dPr>
+          <m:e>
+            <m:rad>
+              <m:radPr>
+                <m:ctrlPr>
+                  <w:rPr>
+                    <w:rFonts w:ascii="Cambria Math" w:hAnsi="Cambria Math"/>
+                    <w:i/>
+                    <w:iCs/>
+                  </w:rPr>
+                </m:ctrlPr>
+              </m:radPr>
+              <m:deg>
+                <m:r>
+                  <w:rPr>
+                    <w:rFonts w:ascii="Cambria Math" w:hAnsi="Cambria Math"/>
+                  </w:rPr>
+                  <m:t>4</m:t>
+                </m:r>
+              </m:deg>
+              <m:e>
+                <m:r>
+                  <w:rPr>
+                    <w:rFonts w:ascii="Cambria Math" w:hAnsi="Cambria Math"/>
+                  </w:rPr>
+                  <m:t>N</m:t>
+                </m:r>
+              </m:e>
+            </m:rad>
+          </m:e>
+        </m:d>
+      </m:oMath>
+      <w:r>
+        <w:rPr>
+          <w:rFonts w:hint="eastAsia"/>
+          <w:iCs/>
+        </w:rPr>
+        <w:t>。</w:t>
+      </w:r>
+      <w:r>
+        <w:rPr>
+          <w:rFonts w:hint="eastAsia"/>
+          <w:iCs/>
+        </w:rPr>
+        <w:t>也可以认为，如果用</w:t>
+      </w:r>
+      <m:oMath>
+        <m:d>
+          <m:dPr>
+            <m:begChr m:val="⌊"/>
+            <m:endChr m:val="⌋"/>
+            <m:ctrlPr>
+              <w:rPr>
+                <w:rFonts w:ascii="Cambria Math" w:hAnsi="Cambria Math"/>
+                <w:i/>
+                <w:iCs/>
+              </w:rPr>
+            </m:ctrlPr>
+          </m:dPr>
+          <m:e>
+            <m:rad>
+              <m:radPr>
+                <m:degHide m:val="1"/>
+                <m:ctrlPr>
+                  <w:rPr>
+                    <w:rFonts w:ascii="Cambria Math" w:hAnsi="Cambria Math"/>
+                    <w:i/>
+                    <w:iCs/>
+                  </w:rPr>
+                </m:ctrlPr>
+              </m:radPr>
+              <m:deg/>
+              <m:e>
+                <m:r>
+                  <w:rPr>
+                    <w:rFonts w:ascii="Cambria Math" w:hAnsi="Cambria Math"/>
+                  </w:rPr>
+                  <m:t>N</m:t>
+                </m:r>
+              </m:e>
+            </m:rad>
+          </m:e>
+        </m:d>
+        <m:r>
+          <w:rPr>
+            <w:rFonts w:ascii="Cambria Math" w:hAnsi="Cambria Math"/>
+          </w:rPr>
+          <m:t>!</m:t>
+        </m:r>
+      </m:oMath>
+      <w:r>
+        <w:rPr>
+          <w:rFonts w:hint="eastAsia"/>
+        </w:rPr>
+        <w:t>测试得到</w:t>
+      </w:r>
+      <m:oMath>
+        <m:r>
+          <w:rPr>
+            <w:rFonts w:ascii="Cambria Math" w:hAnsi="Cambria Math"/>
+          </w:rPr>
+          <m:t>k</m:t>
+        </m:r>
+      </m:oMath>
+      <w:r>
+        <w:rPr>
+          <w:rFonts w:hint="eastAsia"/>
+          <w:iCs/>
+        </w:rPr>
+        <w:t>为奇数，则实际的因数在2到</w:t>
+      </w:r>
+      <m:oMath>
+        <m:d>
+          <m:dPr>
+            <m:begChr m:val="⌊"/>
+            <m:endChr m:val="⌋"/>
+            <m:ctrlPr>
+              <w:rPr>
+                <w:rFonts w:ascii="Cambria Math" w:hAnsi="Cambria Math"/>
+                <w:i/>
+                <w:iCs/>
+              </w:rPr>
+            </m:ctrlPr>
+          </m:dPr>
+          <m:e>
+            <m:rad>
+              <m:radPr>
+                <m:ctrlPr>
+                  <w:rPr>
+                    <w:rFonts w:ascii="Cambria Math" w:hAnsi="Cambria Math"/>
+                    <w:i/>
+                    <w:iCs/>
+                  </w:rPr>
+                </m:ctrlPr>
+              </m:radPr>
+              <m:deg>
+                <m:r>
+                  <w:rPr>
+                    <w:rFonts w:ascii="Cambria Math" w:hAnsi="Cambria Math"/>
+                  </w:rPr>
+                  <m:t>4</m:t>
+                </m:r>
+              </m:deg>
+              <m:e>
+                <m:r>
+                  <w:rPr>
+                    <w:rFonts w:ascii="Cambria Math" w:hAnsi="Cambria Math"/>
+                  </w:rPr>
+                  <m:t>N</m:t>
+                </m:r>
+              </m:e>
+            </m:rad>
+          </m:e>
+        </m:d>
+      </m:oMath>
+      <w:r>
+        <w:rPr>
+          <w:rFonts w:hint="eastAsia"/>
+          <w:iCs/>
+        </w:rPr>
+        <w:t>之间</w:t>
+      </w:r>
+      <w:r>
+        <w:rPr>
+          <w:rFonts w:hint="eastAsia"/>
+          <w:iCs/>
+        </w:rPr>
+        <w:t>，否则在</w:t>
+      </w:r>
+      <m:oMath>
+        <m:d>
+          <m:dPr>
+            <m:begChr m:val="⌊"/>
+            <m:endChr m:val="⌋"/>
+            <m:ctrlPr>
+              <w:rPr>
+                <w:rFonts w:ascii="Cambria Math" w:hAnsi="Cambria Math"/>
+                <w:i/>
+                <w:iCs/>
+              </w:rPr>
+            </m:ctrlPr>
+          </m:dPr>
+          <m:e>
+            <m:rad>
+              <m:radPr>
+                <m:ctrlPr>
+                  <w:rPr>
+                    <w:rFonts w:ascii="Cambria Math" w:hAnsi="Cambria Math"/>
+                    <w:i/>
+                    <w:iCs/>
+                  </w:rPr>
+                </m:ctrlPr>
+              </m:radPr>
+              <m:deg>
+                <m:r>
+                  <w:rPr>
+                    <w:rFonts w:ascii="Cambria Math" w:hAnsi="Cambria Math"/>
+                  </w:rPr>
+                  <m:t>4</m:t>
+                </m:r>
+              </m:deg>
+              <m:e>
+                <m:r>
+                  <w:rPr>
+                    <w:rFonts w:ascii="Cambria Math" w:hAnsi="Cambria Math"/>
+                  </w:rPr>
+                  <m:t>N</m:t>
+                </m:r>
+              </m:e>
+            </m:rad>
+          </m:e>
+        </m:d>
+      </m:oMath>
+      <w:r>
+        <w:rPr>
+          <w:rFonts w:hint="eastAsia"/>
+          <w:iCs/>
+        </w:rPr>
+        <w:t>到</w:t>
+      </w:r>
+      <m:oMath>
+        <m:d>
+          <m:dPr>
+            <m:begChr m:val="⌊"/>
+            <m:endChr m:val="⌋"/>
+            <m:ctrlPr>
+              <w:rPr>
+                <w:rFonts w:ascii="Cambria Math" w:hAnsi="Cambria Math"/>
+                <w:i/>
+                <w:iCs/>
+              </w:rPr>
+            </m:ctrlPr>
+          </m:dPr>
+          <m:e>
+            <m:rad>
+              <m:radPr>
+                <m:degHide m:val="1"/>
+                <m:ctrlPr>
+                  <w:rPr>
+                    <w:rFonts w:ascii="Cambria Math" w:hAnsi="Cambria Math"/>
+                    <w:i/>
+                    <w:iCs/>
+                  </w:rPr>
+                </m:ctrlPr>
+              </m:radPr>
+              <m:deg/>
+              <m:e>
+                <m:r>
+                  <w:rPr>
+                    <w:rFonts w:ascii="Cambria Math" w:hAnsi="Cambria Math"/>
+                  </w:rPr>
+                  <m:t>N</m:t>
+                </m:r>
+              </m:e>
+            </m:rad>
+          </m:e>
+        </m:d>
+      </m:oMath>
+      <w:r>
+        <w:rPr>
+          <w:rFonts w:hint="eastAsia"/>
+          <w:iCs/>
+        </w:rPr>
+        <w:t>之间。</w:t>
+      </w:r>
+      <w:r>
+        <w:rPr>
+          <w:rFonts w:hint="eastAsia"/>
+          <w:iCs/>
+        </w:rPr>
+        <w:t>这样就缩小了搜索的范围。</w:t>
+      </w:r>
+      <w:proofErr w:type="gramStart"/>
+      <w:r>
+        <w:rPr>
+          <w:rFonts w:hint="eastAsia"/>
+          <w:iCs/>
+        </w:rPr>
+        <w:t>当范围</w:t>
+      </w:r>
+      <w:proofErr w:type="gramEnd"/>
+      <w:r>
+        <w:rPr>
+          <w:rFonts w:hint="eastAsia"/>
+          <w:iCs/>
+        </w:rPr>
+        <w:t>缩小之后，重新设定上限，重新计算，则可以进一步缩小范围，直到范围无法缩小为止。</w:t>
+      </w:r>
+      <w:r>
+        <w:rPr>
+          <w:rFonts w:hint="eastAsia"/>
+          <w:iCs/>
+        </w:rPr>
+        <w:t>这相当于一种指数层面上的二分查找。</w:t>
+      </w:r>
+    </w:p>
+    <w:p>
+      <w:pPr>
+        <w:rPr>
+          <w:iCs/>
+        </w:rPr>
+      </w:pPr>
+      <w:r>
+        <w:rPr>
+          <w:rFonts w:hint="eastAsia"/>
+          <w:iCs/>
+        </w:rPr>
+        <w:t>相比较于极为难于计算的，</w:t>
+      </w:r>
+    </w:p>
+    <w:p>
+      <m:oMathPara>
+        <m:oMath>
+          <m:d>
+            <m:dPr>
+              <m:begChr m:val="["/>
+              <m:endChr m:val="]"/>
+              <m:ctrlPr>
+                <w:rPr>
+                  <w:rFonts w:ascii="Cambria Math" w:hAnsi="Cambria Math" w:cs="Times New Roman"/>
+                  <w:i/>
+                </w:rPr>
+              </m:ctrlPr>
+            </m:dPr>
+            <m:e>
+              <m:sSup>
+                <m:sSupPr>
+                  <m:ctrlPr>
+                    <w:rPr>
+                      <w:rFonts w:ascii="Cambria Math" w:hAnsi="Cambria Math"/>
+                      <w:i/>
+                      <w:iCs/>
+                    </w:rPr>
+                  </m:ctrlPr>
+                </m:sSupPr>
+                <m:e>
+                  <m:d>
+                    <m:dPr>
+                      <m:ctrlPr>
+                        <w:rPr>
+                          <w:rFonts w:ascii="Cambria Math" w:hAnsi="Cambria Math"/>
+                          <w:i/>
+                          <w:iCs/>
+                        </w:rPr>
+                      </m:ctrlPr>
+                    </m:dPr>
+                    <m:e>
+                      <m:r>
+                        <w:rPr>
+                          <w:rFonts w:ascii="Cambria Math" w:hAnsi="Cambria Math"/>
+                        </w:rPr>
+                        <m:t>n!</m:t>
+                      </m:r>
+                    </m:e>
+                  </m:d>
+                </m:e>
+                <m:sup>
+                  <m:r>
+                    <w:rPr>
+                      <w:rFonts w:ascii="Cambria Math" w:hAnsi="Cambria Math"/>
+                    </w:rPr>
+                    <m:t>n+1</m:t>
+                  </m:r>
+                </m:sup>
+              </m:sSup>
+              <m:r>
+                <w:rPr>
+                  <w:rFonts w:ascii="Cambria Math" w:hAnsi="Cambria Math" w:cs="Times New Roman"/>
+                </w:rPr>
+                <m:t>+1</m:t>
+              </m:r>
+            </m:e>
+          </m:d>
+          <m:d>
+            <m:dPr>
+              <m:begChr m:val="["/>
+              <m:endChr m:val="]"/>
+              <m:ctrlPr>
+                <w:rPr>
+                  <w:rFonts w:ascii="Cambria Math" w:hAnsi="Cambria Math" w:cs="Times New Roman"/>
+                  <w:i/>
+                </w:rPr>
+              </m:ctrlPr>
+            </m:dPr>
+            <m:e>
+              <m:sSup>
+                <m:sSupPr>
+                  <m:ctrlPr>
+                    <w:rPr>
+                      <w:rFonts w:ascii="Cambria Math" w:hAnsi="Cambria Math"/>
+                      <w:i/>
+                      <w:iCs/>
+                    </w:rPr>
+                  </m:ctrlPr>
+                </m:sSupPr>
+                <m:e>
+                  <m:d>
+                    <m:dPr>
+                      <m:ctrlPr>
+                        <w:rPr>
+                          <w:rFonts w:ascii="Cambria Math" w:hAnsi="Cambria Math"/>
+                          <w:i/>
+                          <w:iCs/>
+                        </w:rPr>
+                      </m:ctrlPr>
+                    </m:dPr>
+                    <m:e>
+                      <m:r>
+                        <w:rPr>
+                          <w:rFonts w:ascii="Cambria Math" w:hAnsi="Cambria Math"/>
+                        </w:rPr>
+                        <m:t>n!</m:t>
+                      </m:r>
+                    </m:e>
+                  </m:d>
+                </m:e>
+                <m:sup>
+                  <m:r>
+                    <w:rPr>
+                      <w:rFonts w:ascii="Cambria Math" w:hAnsi="Cambria Math"/>
+                    </w:rPr>
+                    <m:t>n+1</m:t>
+                  </m:r>
+                </m:sup>
+              </m:sSup>
+              <m:r>
+                <w:rPr>
+                  <w:rFonts w:ascii="Cambria Math" w:hAnsi="Cambria Math" w:cs="Times New Roman"/>
+                </w:rPr>
+                <m:t>-1</m:t>
+              </m:r>
+            </m:e>
+          </m:d>
+          <m:r>
+            <w:rPr>
+              <w:rFonts w:ascii="Cambria Math" w:hAnsi="Cambria Math" w:cs="Times New Roman"/>
+            </w:rPr>
+            <m:t>=k</m:t>
+          </m:r>
+          <m:r>
+            <w:rPr>
+              <w:rFonts w:ascii="Cambria Math" w:hAnsi="Cambria Math" w:cs="Times New Roman" w:hint="eastAsia"/>
+            </w:rPr>
+            <m:t>N</m:t>
+          </m:r>
+        </m:oMath>
+      </m:oMathPara>
+    </w:p>
+    <w:p>
+      <w:pPr>
+        <w:rPr>
+          <w:rFonts w:hint="eastAsia"/>
+        </w:rPr>
+      </w:pPr>
+      <w:r>
+        <w:rPr>
+          <w:rFonts w:hint="eastAsia"/>
+        </w:rPr>
+        <w:t>带有虚数单位的形式，</w:t>
+      </w:r>
+    </w:p>
+    <w:p>
+      <w:pPr>
+        <w:rPr>
+          <w:rFonts w:hint="eastAsia"/>
+        </w:rPr>
+      </w:pPr>
+      <m:oMathPara>
+        <m:oMath>
+          <m:d>
+            <m:dPr>
+              <m:ctrlPr>
+                <w:rPr>
+                  <w:rFonts w:ascii="Cambria Math" w:hAnsi="Cambria Math"/>
+                  <w:i/>
+                  <w:iCs/>
+                </w:rPr>
+              </m:ctrlPr>
+            </m:dPr>
+            <m:e>
+              <m:sSup>
+                <m:sSupPr>
+                  <m:ctrlPr>
+                    <w:rPr>
+                      <w:rFonts w:ascii="Cambria Math" w:hAnsi="Cambria Math"/>
+                      <w:i/>
+                      <w:iCs/>
+                    </w:rPr>
+                  </m:ctrlPr>
+                </m:sSupPr>
+                <m:e>
+                  <m:sSub>
+                    <m:sSubPr>
+                      <m:ctrlPr>
+                        <w:rPr>
+                          <w:rFonts w:ascii="Cambria Math" w:hAnsi="Cambria Math" w:cs="Cambria Math"/>
+                          <w:i/>
+                          <w:iCs/>
+                        </w:rPr>
+                      </m:ctrlPr>
+                    </m:sSubPr>
+                    <m:e>
+                      <m:r>
+                        <w:rPr>
+                          <w:rFonts w:ascii="Cambria Math" w:hAnsi="Cambria Math"/>
+                        </w:rPr>
+                        <m:t>i</m:t>
+                      </m:r>
+                      <m:ctrlPr>
+                        <w:rPr>
+                          <w:rFonts w:ascii="Cambria Math" w:hAnsi="Cambria Math"/>
+                          <w:i/>
+                          <w:iCs/>
+                        </w:rPr>
+                      </m:ctrlPr>
+                    </m:e>
+                    <m:sub>
+                      <m:r>
+                        <w:rPr>
+                          <w:rFonts w:ascii="Cambria Math" w:hAnsi="Cambria Math" w:cs="Cambria Math"/>
+                        </w:rPr>
+                        <m:t>1</m:t>
+                      </m:r>
+                    </m:sub>
+                  </m:sSub>
+                </m:e>
+                <m:sup>
+                  <m:r>
+                    <w:rPr>
+                      <w:rFonts w:ascii="Cambria Math" w:hAnsi="Cambria Math"/>
+                    </w:rPr>
+                    <m:t>n+1</m:t>
+                  </m:r>
+                </m:sup>
+              </m:sSup>
+              <m:r>
+                <w:rPr>
+                  <w:rFonts w:ascii="Cambria Math" w:hAnsi="Cambria Math" w:cs="Times New Roman"/>
+                </w:rPr>
+                <m:t>+1</m:t>
+              </m:r>
+              <m:ctrlPr>
+                <w:rPr>
+                  <w:rFonts w:ascii="Cambria Math" w:hAnsi="Cambria Math"/>
+                  <w:i/>
+                </w:rPr>
+              </m:ctrlPr>
+            </m:e>
+          </m:d>
+          <m:d>
+            <m:dPr>
+              <m:ctrlPr>
+                <w:rPr>
+                  <w:rFonts w:ascii="Cambria Math" w:hAnsi="Cambria Math"/>
+                  <w:i/>
+                </w:rPr>
+              </m:ctrlPr>
+            </m:dPr>
+            <m:e>
+              <m:sSup>
+                <m:sSupPr>
+                  <m:ctrlPr>
+                    <w:rPr>
+                      <w:rFonts w:ascii="Cambria Math" w:hAnsi="Cambria Math"/>
+                      <w:i/>
+                      <w:iCs/>
+                    </w:rPr>
+                  </m:ctrlPr>
+                </m:sSupPr>
+                <m:e>
+                  <m:sSub>
+                    <m:sSubPr>
+                      <m:ctrlPr>
+                        <w:rPr>
+                          <w:rFonts w:ascii="Cambria Math" w:hAnsi="Cambria Math" w:cs="Cambria Math"/>
+                          <w:i/>
+                          <w:iCs/>
+                        </w:rPr>
+                      </m:ctrlPr>
+                    </m:sSubPr>
+                    <m:e>
+                      <m:r>
+                        <w:rPr>
+                          <w:rFonts w:ascii="Cambria Math" w:hAnsi="Cambria Math"/>
+                        </w:rPr>
+                        <m:t>i</m:t>
+                      </m:r>
+                      <m:ctrlPr>
+                        <w:rPr>
+                          <w:rFonts w:ascii="Cambria Math" w:hAnsi="Cambria Math"/>
+                          <w:i/>
+                          <w:iCs/>
+                        </w:rPr>
+                      </m:ctrlPr>
+                    </m:e>
+                    <m:sub>
+                      <m:r>
+                        <w:rPr>
+                          <w:rFonts w:ascii="Cambria Math" w:hAnsi="Cambria Math" w:cs="Cambria Math"/>
+                        </w:rPr>
+                        <m:t>1</m:t>
+                      </m:r>
+                    </m:sub>
+                  </m:sSub>
+                </m:e>
+                <m:sup>
+                  <m:r>
+                    <w:rPr>
+                      <w:rFonts w:ascii="Cambria Math" w:hAnsi="Cambria Math"/>
+                    </w:rPr>
+                    <m:t>n+1</m:t>
+                  </m:r>
+                </m:sup>
+              </m:sSup>
+              <m:r>
+                <w:rPr>
+                  <w:rFonts w:ascii="Cambria Math" w:hAnsi="Cambria Math" w:cs="Times New Roman"/>
+                </w:rPr>
+                <m:t>-1</m:t>
+              </m:r>
+            </m:e>
+          </m:d>
+          <m:r>
+            <w:rPr>
+              <w:rFonts w:ascii="Cambria Math" w:hAnsi="Cambria Math"/>
+            </w:rPr>
+            <m:t>=</m:t>
+          </m:r>
+          <m:r>
+            <w:rPr>
+              <w:rFonts w:ascii="Cambria Math" w:hAnsi="Cambria Math" w:hint="eastAsia"/>
+            </w:rPr>
+            <m:t>k</m:t>
+          </m:r>
+          <m:r>
+            <w:rPr>
+              <w:rFonts w:ascii="Cambria Math" w:hAnsi="Cambria Math"/>
+            </w:rPr>
+            <m:t>N</m:t>
+          </m:r>
+        </m:oMath>
+      </m:oMathPara>
+    </w:p>
+    <w:p>
+      <w:pPr>
+        <w:rPr>
+          <w:iCs/>
+        </w:rPr>
+      </w:pPr>
+      <w:r>
+        <w:rPr>
+          <w:rFonts w:hint="eastAsia"/>
+          <w:iCs/>
+        </w:rPr>
+        <w:t>则容易得多。通过比较，发现原因在于对虚数单位的抽象，以及对</w:t>
+      </w:r>
+      <m:oMath>
+        <m:r>
+          <w:rPr>
+            <w:rFonts w:ascii="Cambria Math" w:hAnsi="Cambria Math" w:hint="eastAsia"/>
+          </w:rPr>
+          <m:t>k</m:t>
+        </m:r>
+      </m:oMath>
+      <w:r>
+        <w:rPr>
+          <w:rFonts w:hint="eastAsia"/>
+        </w:rPr>
+        <w:t>的分解</w:t>
+      </w:r>
+      <w:r>
+        <w:rPr>
+          <w:rFonts w:hint="eastAsia"/>
+          <w:iCs/>
+        </w:rPr>
+        <w:t>，</w:t>
+      </w:r>
+    </w:p>
+    <w:p>
+      <w:pPr>
+        <w:rPr>
+          <w:rFonts w:hint="eastAsia"/>
+          <w:iCs/>
+        </w:rPr>
+      </w:pPr>
+      <m:oMathPara>
+        <m:oMath>
+          <m:r>
+            <w:rPr>
+              <w:rFonts w:ascii="Cambria Math" w:hAnsi="Cambria Math"/>
+            </w:rPr>
+            <m:t>n!</m:t>
+          </m:r>
+          <m:r>
+            <w:rPr>
+              <w:rFonts w:ascii="Cambria Math" w:hAnsi="Cambria Math"/>
+            </w:rPr>
+            <m:t>=</m:t>
+          </m:r>
+          <m:sSub>
+            <m:sSubPr>
+              <m:ctrlPr>
+                <w:rPr>
+                  <w:rFonts w:ascii="Cambria Math" w:hAnsi="Cambria Math"/>
+                  <w:i/>
+                </w:rPr>
+              </m:ctrlPr>
+            </m:sSubPr>
+            <m:e>
+              <m:r>
+                <w:rPr>
+                  <w:rFonts w:ascii="Cambria Math" w:hAnsi="Cambria Math" w:hint="eastAsia"/>
+                </w:rPr>
+                <m:t>i</m:t>
+              </m:r>
+              <m:ctrlPr>
+                <w:rPr>
+                  <w:rFonts w:ascii="Cambria Math" w:hAnsi="Cambria Math" w:hint="eastAsia"/>
+                  <w:i/>
+                </w:rPr>
+              </m:ctrlPr>
+            </m:e>
+            <m:sub>
+              <m:r>
+                <w:rPr>
+                  <w:rFonts w:ascii="Cambria Math" w:hAnsi="Cambria Math"/>
+                </w:rPr>
+                <m:t>1</m:t>
+              </m:r>
+            </m:sub>
+          </m:sSub>
+        </m:oMath>
+      </m:oMathPara>
+    </w:p>
+    <w:p>
+      <m:oMathPara>
+        <m:oMath>
+          <m:sSub>
+            <m:sSubPr>
+              <m:ctrlPr>
+                <w:rPr>
+                  <w:rFonts w:ascii="Cambria Math" w:hAnsi="Cambria Math"/>
+                  <w:i/>
+                </w:rPr>
+              </m:ctrlPr>
+            </m:sSubPr>
+            <m:e>
+              <m:r>
+                <w:rPr>
+                  <w:rFonts w:ascii="Cambria Math" w:hAnsi="Cambria Math"/>
+                </w:rPr>
+                <m:t>k</m:t>
+              </m:r>
+            </m:e>
+            <m:sub>
+              <m:r>
+                <w:rPr>
+                  <w:rFonts w:ascii="Cambria Math" w:hAnsi="Cambria Math"/>
+                </w:rPr>
+                <m:t>0</m:t>
+              </m:r>
+            </m:sub>
+          </m:sSub>
+          <m:sSub>
+            <m:sSubPr>
+              <m:ctrlPr>
+                <w:rPr>
+                  <w:rFonts w:ascii="Cambria Math" w:hAnsi="Cambria Math"/>
+                  <w:i/>
+                </w:rPr>
+              </m:ctrlPr>
+            </m:sSubPr>
+            <m:e>
+              <m:r>
+                <w:rPr>
+                  <w:rFonts w:ascii="Cambria Math" w:hAnsi="Cambria Math"/>
+                </w:rPr>
+                <m:t>k</m:t>
+              </m:r>
+            </m:e>
+            <m:sub>
+              <m:r>
+                <w:rPr>
+                  <w:rFonts w:ascii="Cambria Math" w:hAnsi="Cambria Math"/>
+                </w:rPr>
+                <m:t>1</m:t>
+              </m:r>
+            </m:sub>
+          </m:sSub>
+          <m:r>
+            <w:rPr>
+              <w:rFonts w:ascii="Cambria Math" w:hAnsi="Cambria Math"/>
+            </w:rPr>
+            <m:t>=</m:t>
+          </m:r>
+          <m:r>
+            <w:rPr>
+              <w:rFonts w:ascii="Cambria Math" w:hAnsi="Cambria Math" w:hint="eastAsia"/>
+            </w:rPr>
+            <m:t>k</m:t>
+          </m:r>
+        </m:oMath>
+      </m:oMathPara>
+    </w:p>
+    <w:p>
+      <w:pPr>
+        <w:rPr>
+          <w:rFonts w:hint="eastAsia"/>
+          <w:iCs/>
+        </w:rPr>
+      </w:pPr>
+      <w:r>
+        <w:rPr>
+          <w:rFonts w:hint="eastAsia"/>
+          <w:iCs/>
+        </w:rPr>
+        <w:t>对于整数而言，</w:t>
+      </w:r>
+      <m:oMath>
+        <m:sSub>
+          <m:sSubPr>
+            <m:ctrlPr>
+              <w:rPr>
+                <w:rFonts w:ascii="Cambria Math" w:hAnsi="Cambria Math"/>
+                <w:i/>
+              </w:rPr>
+            </m:ctrlPr>
+          </m:sSubPr>
+          <m:e>
+            <m:r>
+              <w:rPr>
+                <w:rFonts w:ascii="Cambria Math" w:hAnsi="Cambria Math"/>
+              </w:rPr>
+              <m:t>k</m:t>
+            </m:r>
+          </m:e>
+          <m:sub>
+            <m:r>
+              <w:rPr>
+                <w:rFonts w:ascii="Cambria Math" w:hAnsi="Cambria Math"/>
+              </w:rPr>
+              <m:t>0</m:t>
+            </m:r>
+          </m:sub>
+        </m:sSub>
+      </m:oMath>
+      <w:r>
+        <w:rPr>
+          <w:rFonts w:hint="eastAsia"/>
+        </w:rPr>
+        <w:t>和</w:t>
+      </w:r>
+      <m:oMath>
+        <m:sSub>
+          <m:sSubPr>
+            <m:ctrlPr>
+              <w:rPr>
+                <w:rFonts w:ascii="Cambria Math" w:hAnsi="Cambria Math"/>
+                <w:i/>
+              </w:rPr>
+            </m:ctrlPr>
+          </m:sSubPr>
+          <m:e>
+            <m:r>
+              <w:rPr>
+                <w:rFonts w:ascii="Cambria Math" w:hAnsi="Cambria Math"/>
+              </w:rPr>
+              <m:t>k</m:t>
+            </m:r>
+          </m:e>
+          <m:sub>
+            <m:r>
+              <w:rPr>
+                <w:rFonts w:ascii="Cambria Math" w:hAnsi="Cambria Math"/>
+              </w:rPr>
+              <m:t>1</m:t>
+            </m:r>
+          </m:sub>
+        </m:sSub>
+      </m:oMath>
+      <w:r>
+        <w:rPr>
+          <w:rFonts w:hint="eastAsia"/>
+        </w:rPr>
+        <w:t>互为关于</w:t>
+      </w:r>
+      <m:oMath>
+        <m:r>
+          <w:rPr>
+            <w:rFonts w:ascii="Cambria Math" w:hAnsi="Cambria Math" w:hint="eastAsia"/>
+          </w:rPr>
+          <m:t>k</m:t>
+        </m:r>
+      </m:oMath>
+      <w:r>
+        <w:rPr>
+          <w:rFonts w:hint="eastAsia"/>
+        </w:rPr>
+        <w:t>的逆元。</w:t>
+      </w:r>
+      <w:r>
+        <w:rPr>
+          <w:rFonts w:hint="eastAsia"/>
+        </w:rPr>
+        <w:t>如果能够找到合适的</w:t>
+      </w:r>
+      <m:oMath>
+        <m:sSub>
+          <m:sSubPr>
+            <m:ctrlPr>
+              <w:rPr>
+                <w:rFonts w:ascii="Cambria Math" w:hAnsi="Cambria Math"/>
+                <w:i/>
+              </w:rPr>
+            </m:ctrlPr>
+          </m:sSubPr>
+          <m:e>
+            <m:r>
+              <w:rPr>
+                <w:rFonts w:ascii="Cambria Math" w:hAnsi="Cambria Math"/>
+              </w:rPr>
+              <m:t>k</m:t>
+            </m:r>
+          </m:e>
+          <m:sub>
+            <m:r>
+              <w:rPr>
+                <w:rFonts w:ascii="Cambria Math" w:hAnsi="Cambria Math"/>
+              </w:rPr>
+              <m:t>0</m:t>
+            </m:r>
+          </m:sub>
+        </m:sSub>
+      </m:oMath>
+      <w:r>
+        <w:rPr>
+          <w:rFonts w:hint="eastAsia"/>
+        </w:rPr>
+        <w:t>和</w:t>
+      </w:r>
+      <m:oMath>
+        <m:sSub>
+          <m:sSubPr>
+            <m:ctrlPr>
+              <w:rPr>
+                <w:rFonts w:ascii="Cambria Math" w:hAnsi="Cambria Math"/>
+                <w:i/>
+              </w:rPr>
+            </m:ctrlPr>
+          </m:sSubPr>
+          <m:e>
+            <m:r>
+              <w:rPr>
+                <w:rFonts w:ascii="Cambria Math" w:hAnsi="Cambria Math"/>
+              </w:rPr>
+              <m:t>k</m:t>
+            </m:r>
+          </m:e>
+          <m:sub>
+            <m:r>
+              <w:rPr>
+                <w:rFonts w:ascii="Cambria Math" w:hAnsi="Cambria Math"/>
+              </w:rPr>
+              <m:t>1</m:t>
+            </m:r>
+          </m:sub>
+        </m:sSub>
+      </m:oMath>
+      <w:r>
+        <w:rPr>
+          <w:rFonts w:hint="eastAsia"/>
+        </w:rPr>
+        <w:t>，原来的阶乘的高次</w:t>
+      </w:r>
+      <w:proofErr w:type="gramStart"/>
+      <w:r>
+        <w:rPr>
+          <w:rFonts w:hint="eastAsia"/>
+        </w:rPr>
+        <w:t>幂</w:t>
+      </w:r>
+      <w:proofErr w:type="gramEnd"/>
+      <w:r>
+        <w:rPr>
+          <w:rFonts w:hint="eastAsia"/>
+        </w:rPr>
+        <w:t>的巨大计算量就可以减少了。</w:t>
+      </w:r>
+    </w:p>
+    <w:p>
+      <w:pPr>
+        <w:rPr>
+          <w:rFonts w:hint="eastAsia"/>
+          <w:iCs/>
+        </w:rPr>
+      </w:pPr>
+    </w:p>
+    <w:p>
+      <w:pPr>
+        <w:rPr>
+          <w:iCs/>
+        </w:rPr>
+      </w:pPr>
+    </w:p>
+    <w:p>
+      <w:pPr>
+        <w:rPr>
+          <w:iCs/>
+        </w:rPr>
+      </w:pPr>
+      <w:r>
+        <w:rPr>
+          <w:rFonts w:hint="eastAsia"/>
+          <w:iCs/>
+        </w:rPr>
+        <w:t>这里要讨论的是关于确定性和不确定性的问题。由于没有量子计算的</w:t>
+      </w:r>
+      <w:r>
+        <w:rPr>
+          <w:rFonts w:hint="eastAsia"/>
+          <w:iCs/>
+        </w:rPr>
+        <w:t>能力</w:t>
+      </w:r>
+      <w:r>
+        <w:rPr>
+          <w:rFonts w:hint="eastAsia"/>
+          <w:iCs/>
+        </w:rPr>
+        <w:t>，我们最开始使用与</w:t>
+      </w:r>
+      <m:oMath>
+        <m:r>
+          <w:rPr>
+            <w:rFonts w:ascii="Cambria Math" w:hAnsi="Cambria Math"/>
+          </w:rPr>
+          <m:t>N</m:t>
+        </m:r>
+      </m:oMath>
+      <w:r>
+        <w:rPr>
+          <w:rFonts w:hint="eastAsia"/>
+          <w:iCs/>
+        </w:rPr>
+        <w:t>互质的随机数</w:t>
+      </w:r>
+      <m:oMath>
+        <m:r>
+          <w:rPr>
+            <w:rFonts w:ascii="Cambria Math" w:hAnsi="Cambria Math" w:hint="eastAsia"/>
+          </w:rPr>
+          <m:t>a</m:t>
+        </m:r>
+      </m:oMath>
+      <w:r>
+        <w:rPr>
+          <w:rFonts w:hint="eastAsia"/>
+          <w:iCs/>
+        </w:rPr>
+        <w:t>，反复测试，</w:t>
+      </w:r>
+    </w:p>
+    <w:p>
+      <w:pPr>
+        <w:rPr>
+          <w:rFonts w:hint="eastAsia"/>
+          <w:i/>
+        </w:rPr>
+      </w:pPr>
+      <m:oMathPara>
+        <m:oMath>
+          <m:d>
+            <m:dPr>
+              <m:ctrlPr>
+                <w:rPr>
+                  <w:rFonts w:ascii="Cambria Math" w:hAnsi="Cambria Math" w:cs="Times New Roman"/>
+                  <w:i/>
+                </w:rPr>
+              </m:ctrlPr>
+            </m:dPr>
+            <m:e>
+              <m:sSup>
+                <m:sSupPr>
+                  <m:ctrlPr>
+                    <w:rPr>
+                      <w:rFonts w:ascii="Cambria Math" w:hAnsi="Cambria Math" w:cs="Times New Roman"/>
+                      <w:i/>
+                    </w:rPr>
+                  </m:ctrlPr>
+                </m:sSupPr>
+                <m:e>
+                  <m:r>
+                    <w:rPr>
+                      <w:rFonts w:ascii="Cambria Math" w:hAnsi="Cambria Math" w:cs="Times New Roman"/>
+                    </w:rPr>
+                    <m:t>a</m:t>
+                  </m:r>
+                </m:e>
+                <m:sup>
+                  <m:f>
+                    <m:fPr>
+                      <m:ctrlPr>
+                        <w:rPr>
+                          <w:rFonts w:ascii="Cambria Math" w:hAnsi="Cambria Math" w:cs="Times New Roman"/>
+                          <w:i/>
+                        </w:rPr>
+                      </m:ctrlPr>
+                    </m:fPr>
+                    <m:num>
+                      <m:r>
+                        <w:rPr>
+                          <w:rFonts w:ascii="Cambria Math" w:hAnsi="Cambria Math" w:cs="Times New Roman"/>
+                        </w:rPr>
+                        <m:t>r</m:t>
+                      </m:r>
+                    </m:num>
+                    <m:den>
+                      <m:r>
+                        <w:rPr>
+                          <w:rFonts w:ascii="Cambria Math" w:hAnsi="Cambria Math" w:cs="Times New Roman"/>
+                        </w:rPr>
+                        <m:t>2</m:t>
+                      </m:r>
+                    </m:den>
+                  </m:f>
+                </m:sup>
+              </m:sSup>
+              <m:r>
+                <w:rPr>
+                  <w:rFonts w:ascii="Cambria Math" w:hAnsi="Cambria Math" w:cs="Times New Roman"/>
+                </w:rPr>
+                <m:t>+1</m:t>
+              </m:r>
+            </m:e>
+          </m:d>
+          <m:d>
+            <m:dPr>
+              <m:ctrlPr>
+                <w:rPr>
+                  <w:rFonts w:ascii="Cambria Math" w:hAnsi="Cambria Math" w:cs="Times New Roman"/>
+                  <w:i/>
+                </w:rPr>
+              </m:ctrlPr>
+            </m:dPr>
+            <m:e>
+              <m:sSup>
+                <m:sSupPr>
+                  <m:ctrlPr>
+                    <w:rPr>
+                      <w:rFonts w:ascii="Cambria Math" w:hAnsi="Cambria Math" w:cs="Times New Roman"/>
+                      <w:i/>
+                    </w:rPr>
+                  </m:ctrlPr>
+                </m:sSupPr>
+                <m:e>
+                  <m:r>
+                    <w:rPr>
+                      <w:rFonts w:ascii="Cambria Math" w:hAnsi="Cambria Math" w:cs="Times New Roman"/>
+                    </w:rPr>
+                    <m:t>a</m:t>
+                  </m:r>
+                </m:e>
+                <m:sup>
+                  <m:f>
+                    <m:fPr>
+                      <m:ctrlPr>
+                        <w:rPr>
+                          <w:rFonts w:ascii="Cambria Math" w:hAnsi="Cambria Math" w:cs="Times New Roman"/>
+                          <w:i/>
+                        </w:rPr>
+                      </m:ctrlPr>
+                    </m:fPr>
+                    <m:num>
+                      <m:r>
+                        <w:rPr>
+                          <w:rFonts w:ascii="Cambria Math" w:hAnsi="Cambria Math" w:cs="Times New Roman"/>
+                        </w:rPr>
+                        <m:t>r</m:t>
+                      </m:r>
+                    </m:num>
+                    <m:den>
+                      <m:r>
+                        <w:rPr>
+                          <w:rFonts w:ascii="Cambria Math" w:hAnsi="Cambria Math" w:cs="Times New Roman"/>
+                        </w:rPr>
+                        <m:t>2</m:t>
+                      </m:r>
+                    </m:den>
+                  </m:f>
+                </m:sup>
+              </m:sSup>
+              <m:r>
+                <w:rPr>
+                  <w:rFonts w:ascii="Cambria Math" w:hAnsi="Cambria Math" w:cs="Times New Roman"/>
+                </w:rPr>
+                <m:t>-1</m:t>
+              </m:r>
+            </m:e>
+          </m:d>
+          <m:r>
+            <w:rPr>
+              <w:rFonts w:ascii="Cambria Math" w:hAnsi="Cambria Math"/>
+            </w:rPr>
+            <m:t>=kN</m:t>
+          </m:r>
+        </m:oMath>
+      </m:oMathPara>
+    </w:p>
+    <w:p>
+      <w:r>
+        <w:rPr>
+          <w:rFonts w:hint="eastAsia"/>
+          <w:iCs/>
+        </w:rPr>
+        <w:lastRenderedPageBreak/>
+        <w:t>进而求出</w:t>
+      </w:r>
+      <m:oMath>
+        <m:r>
+          <w:rPr>
+            <w:rFonts w:ascii="Cambria Math" w:hAnsi="Cambria Math" w:cs="Times New Roman"/>
+          </w:rPr>
+          <m:t>r</m:t>
+        </m:r>
+      </m:oMath>
+      <w:r>
+        <w:rPr>
+          <w:rFonts w:hint="eastAsia"/>
+        </w:rPr>
+        <w:t>和</w:t>
+      </w:r>
+      <m:oMath>
+        <m:r>
+          <w:rPr>
+            <w:rFonts w:ascii="Cambria Math" w:hAnsi="Cambria Math" w:cs="Times New Roman"/>
+          </w:rPr>
+          <m:t>k</m:t>
+        </m:r>
+      </m:oMath>
+      <w:r>
+        <w:rPr>
+          <w:rFonts w:hint="eastAsia"/>
+        </w:rPr>
+        <w:t>，这是没有办法的办法。而后来我们引入了平方根的阶乘</w:t>
+      </w:r>
+      <w:proofErr w:type="gramStart"/>
+      <w:r>
+        <w:rPr>
+          <w:rFonts w:hint="eastAsia"/>
+        </w:rPr>
+        <w:t>这种全乘形式</w:t>
+      </w:r>
+      <w:proofErr w:type="gramEnd"/>
+      <w:r>
+        <w:rPr>
+          <w:rFonts w:hint="eastAsia"/>
+        </w:rPr>
+        <w:t>，问题一下就变成了有确定性解的确定性问题。没有这种能力就需要随机数，有了全乘方法就得到确定结果。这说明问题的确定性或者不确定性，实际上决定于你所处的维度。当维度提高一个层次的时候，低维不确定的，就对应于高维确定的。</w:t>
+      </w:r>
+      <w:r>
+        <w:rPr>
+          <w:rFonts w:hint="eastAsia"/>
+        </w:rPr>
+        <w:t>或者说低维上面对困难或者复杂的问题，只能用不确定的方法</w:t>
+      </w:r>
+      <w:r>
+        <w:rPr>
+          <w:rFonts w:hint="eastAsia"/>
+        </w:rPr>
+        <w:t>去</w:t>
+      </w:r>
+      <w:r>
+        <w:rPr>
+          <w:rFonts w:hint="eastAsia"/>
+        </w:rPr>
+        <w:t>尝试，而在高维则不需要尝试，直接就能得到结果。正如我们遇到的问题，计算</w:t>
+      </w:r>
+      <w:proofErr w:type="gramStart"/>
+      <w:r>
+        <w:rPr>
+          <w:rFonts w:hint="eastAsia"/>
+        </w:rPr>
+        <w:t>全乘对于</w:t>
+      </w:r>
+      <w:proofErr w:type="gramEnd"/>
+      <w:r>
+        <w:rPr>
+          <w:rFonts w:hint="eastAsia"/>
+        </w:rPr>
+        <w:t>大数来说，数值实在太大了。</w:t>
+      </w:r>
+      <w:r>
+        <w:rPr>
+          <w:rFonts w:hint="eastAsia"/>
+        </w:rPr>
+        <w:t>而对于量子计算，则是一下子就解决了这个问题，考虑到所有结果同时出现，</w:t>
+      </w:r>
+      <w:proofErr w:type="gramStart"/>
+      <w:r>
+        <w:rPr>
+          <w:rFonts w:hint="eastAsia"/>
+        </w:rPr>
+        <w:t>全乘本身</w:t>
+      </w:r>
+      <w:proofErr w:type="gramEnd"/>
+      <w:r>
+        <w:rPr>
+          <w:rFonts w:hint="eastAsia"/>
+        </w:rPr>
+        <w:t>也可能直接计算，那么随机数可能是完全不需要的。</w:t>
+      </w:r>
+      <w:r>
+        <w:rPr>
+          <w:rFonts w:hint="eastAsia"/>
+        </w:rPr>
+        <w:t>如果配合量子方法，直接得到全乘，</w:t>
+      </w:r>
+      <w:r>
+        <w:rPr>
+          <w:rFonts w:hint="eastAsia"/>
+        </w:rPr>
+        <w:t>那么就可以在常数时间直接得到结果。</w:t>
+      </w:r>
+      <w:r>
+        <w:rPr>
+          <w:rFonts w:hint="eastAsia"/>
+        </w:rPr>
+        <w:t>反过来再用数学理解量子力学，可以认为，</w:t>
+      </w:r>
+      <w:r>
+        <w:rPr>
+          <w:rFonts w:hint="eastAsia"/>
+        </w:rPr>
+        <w:t>全乘积才是实际的数量，而每个因数只是对实际数量的观测结果，也就是说，量子层面才是确定的，宏观层面才是随机的。</w:t>
+      </w:r>
+      <w:r>
+        <w:rPr>
+          <w:rFonts w:hint="eastAsia"/>
+        </w:rPr>
+        <w:t>比如一个数值，</w:t>
+      </w:r>
+    </w:p>
+    <w:p>
+      <m:oMathPara>
+        <m:oMath>
+          <m:r>
+            <w:rPr>
+              <w:rFonts w:ascii="Cambria Math" w:hAnsi="Cambria Math"/>
+            </w:rPr>
+            <m:t>n!=1∙2</m:t>
+          </m:r>
+          <m:r>
+            <w:rPr>
+              <w:rFonts w:ascii="Cambria Math" w:hAnsi="Cambria Math"/>
+            </w:rPr>
+            <m:t>∙</m:t>
+          </m:r>
+          <m:r>
+            <w:rPr>
+              <w:rFonts w:ascii="Cambria Math" w:hAnsi="Cambria Math"/>
+            </w:rPr>
+            <m:t>3</m:t>
+          </m:r>
+          <m:r>
+            <w:rPr>
+              <w:rFonts w:ascii="Cambria Math" w:hAnsi="Cambria Math"/>
+            </w:rPr>
+            <m:t>∙</m:t>
+          </m:r>
+          <m:r>
+            <w:rPr>
+              <w:rFonts w:ascii="Cambria Math" w:hAnsi="Cambria Math"/>
+            </w:rPr>
+            <m:t>4⋯</m:t>
+          </m:r>
+          <m:d>
+            <m:dPr>
+              <m:ctrlPr>
+                <w:rPr>
+                  <w:rFonts w:ascii="Cambria Math" w:hAnsi="Cambria Math"/>
+                  <w:i/>
+                </w:rPr>
+              </m:ctrlPr>
+            </m:dPr>
+            <m:e>
+              <m:r>
+                <w:rPr>
+                  <w:rFonts w:ascii="Cambria Math" w:hAnsi="Cambria Math"/>
+                </w:rPr>
+                <m:t>n-1</m:t>
+              </m:r>
+            </m:e>
+          </m:d>
+          <m:r>
+            <w:rPr>
+              <w:rFonts w:ascii="Cambria Math" w:hAnsi="Cambria Math"/>
+            </w:rPr>
+            <m:t>∙</m:t>
+          </m:r>
+          <m:r>
+            <w:rPr>
+              <w:rFonts w:ascii="Cambria Math" w:hAnsi="Cambria Math"/>
+            </w:rPr>
+            <m:t>n</m:t>
+          </m:r>
+        </m:oMath>
+      </m:oMathPara>
+    </w:p>
+    <w:p>
+      <w:r>
+        <w:rPr>
+          <w:rFonts w:hint="eastAsia"/>
+          <w:iCs/>
+        </w:rPr>
+        <w:t>观测它可以得到从1到</w:t>
+      </w:r>
+      <m:oMath>
+        <m:r>
+          <w:rPr>
+            <w:rFonts w:ascii="Cambria Math" w:hAnsi="Cambria Math"/>
+          </w:rPr>
+          <m:t>n</m:t>
+        </m:r>
+      </m:oMath>
+      <w:r>
+        <w:rPr>
+          <w:rFonts w:hint="eastAsia"/>
+        </w:rPr>
+        <w:t>的序列，说明它</w:t>
+      </w:r>
+      <w:r>
+        <w:rPr>
+          <w:rFonts w:hint="eastAsia"/>
+        </w:rPr>
+        <w:t>含有</w:t>
+      </w:r>
+      <w:r>
+        <w:rPr>
+          <w:rFonts w:hint="eastAsia"/>
+        </w:rPr>
+        <w:t>所有这些自然数</w:t>
+      </w:r>
+      <w:r>
+        <w:rPr>
+          <w:rFonts w:hint="eastAsia"/>
+        </w:rPr>
+        <w:t>的单位，这个序列就是这些单位的倒数。</w:t>
+      </w:r>
+      <w:r>
+        <w:rPr>
+          <w:rFonts w:hint="eastAsia"/>
+        </w:rPr>
+        <w:t>所以从倒数角度来说，它本身就是所有这些自然数的乘积。</w:t>
+      </w:r>
+      <w:r>
+        <w:rPr>
+          <w:rFonts w:hint="eastAsia"/>
+        </w:rPr>
+        <w:t>也就是倒数的倒数，就是它体现出来的作用。</w:t>
+      </w:r>
+      <w:r>
+        <w:rPr>
+          <w:rFonts w:hint="eastAsia"/>
+        </w:rPr>
+        <w:t>反过来看量子计算，我们实际上并不需要计算那个巨大的阶乘，我们只需要找到那个巨大的阶乘。通过对它的表象的观察，用一定的概率去确认这个数值是不是我们想要的数值，如果从概率上来说，它是我们想要的数值，这个概率足够可以相信，那么我们就直接用这个数值即可。</w:t>
+      </w:r>
+      <w:r>
+        <w:rPr>
+          <w:rFonts w:hint="eastAsia"/>
+        </w:rPr>
+        <w:t>哪怕选错了，还可以再选其它的数值，多尝试几次，就</w:t>
+      </w:r>
+      <w:r>
+        <w:rPr>
+          <w:rFonts w:hint="eastAsia"/>
+        </w:rPr>
+        <w:t>有一定的概率</w:t>
+      </w:r>
+      <w:r>
+        <w:rPr>
+          <w:rFonts w:hint="eastAsia"/>
+        </w:rPr>
+        <w:t>找到精确的结果。</w:t>
+      </w:r>
+      <w:r>
+        <w:rPr>
+          <w:rFonts w:hint="eastAsia"/>
+        </w:rPr>
+        <w:t>当然这里的前提是，所有的可能性都是存在的。但问题在于，也没有原因使得某一种可能性就是不存在。于是就假定所有可能性都是存在的。如果不存在，那么也可以等它发生。</w:t>
+      </w:r>
+    </w:p>
+    <w:p>
+      <w:pPr>
+        <w:rPr>
+          <w:rFonts w:hint="eastAsia"/>
+          <w:iCs/>
+        </w:rPr>
+      </w:pPr>
+    </w:p>
+    <w:p>
+      <w:pPr>
+        <w:rPr>
+          <w:rFonts w:hint="eastAsia"/>
+          <w:iCs/>
+        </w:rPr>
+      </w:pPr>
+    </w:p>
+    <w:p>
+      <w:pPr>
+        <w:rPr>
+          <w:rFonts w:hint="eastAsia"/>
+          <w:iCs/>
+        </w:rPr>
+      </w:pPr>
+    </w:p>
+    <w:p>
+      <w:pPr>
+        <w:rPr>
+          <w:rFonts w:hint="eastAsia"/>
+        </w:rPr>
+      </w:pPr>
+      <w:r>
+        <w:rPr>
+          <w:rFonts w:hint="eastAsia"/>
+        </w:rPr>
+        <w:t>从，</w:t>
+      </w:r>
+    </w:p>
+    <w:p>
+      <w:pPr>
+        <w:rPr>
+          <w:rFonts w:hint="eastAsia"/>
+        </w:rPr>
+      </w:pPr>
       <m:oMathPara>
         <m:oMath>
           <m:sSub>
@@ -19913,6 +23224,11 @@
       </w:r>
     </w:p>
     <w:p>
+      <w:pPr>
+        <w:rPr>
+          <w:rFonts w:hint="eastAsia"/>
+        </w:rPr>
+      </w:pPr>
       <w:r>
         <w:rPr>
           <w:rFonts w:hint="eastAsia"/>
@@ -19949,6 +23265,11 @@
       </w:r>
     </w:p>
     <w:p>
+      <w:pPr>
+        <w:rPr>
+          <w:rFonts w:hint="eastAsia"/>
+        </w:rPr>
+      </w:pPr>
       <m:oMathPara>
         <m:oMath>
           <m:rad>
@@ -20112,25 +23433,7 @@
             <w:rPr>
               <w:rFonts w:ascii="Cambria Math" w:hAnsi="Cambria Math" w:cs="Times New Roman"/>
             </w:rPr>
-            <m:t>-1</m:t>
-          </m:r>
-          <m:r>
-            <w:rPr>
-              <w:rFonts w:ascii="Cambria Math" w:hAnsi="Cambria Math" w:cs="Times New Roman"/>
-            </w:rPr>
-            <m:t>=</m:t>
-          </m:r>
-          <m:r>
-            <w:rPr>
-              <w:rFonts w:ascii="Cambria Math" w:hAnsi="Cambria Math" w:cs="Times New Roman"/>
-            </w:rPr>
-            <m:t>1-1</m:t>
-          </m:r>
-          <m:r>
-            <w:rPr>
-              <w:rFonts w:ascii="Cambria Math" w:hAnsi="Cambria Math" w:cs="Times New Roman"/>
-            </w:rPr>
-            <m:t>+</m:t>
+            <m:t>-1=1-1+</m:t>
           </m:r>
           <m:f>
             <m:fPr>
@@ -20352,7 +23655,7 @@
     <w:p>
       <w:pPr>
         <w:rPr>
-          <w:rFonts w:ascii="Times New Roman" w:hAnsi="Times New Roman" w:cs="Times New Roman" w:hint="eastAsia"/>
+          <w:rFonts w:ascii="Times New Roman" w:hAnsi="Times New Roman" w:cs="Times New Roman"/>
         </w:rPr>
       </w:pPr>
       <w:r>
@@ -20394,13 +23697,7 @@
             <w:rPr>
               <w:rFonts w:ascii="Cambria Math" w:hAnsi="Cambria Math" w:cs="Times New Roman"/>
             </w:rPr>
-            <m:t>-1</m:t>
-          </m:r>
-          <m:r>
-            <w:rPr>
-              <w:rFonts w:ascii="Cambria Math" w:hAnsi="Cambria Math" w:cs="Times New Roman"/>
-            </w:rPr>
-            <m:t>=</m:t>
+            <m:t>-1=</m:t>
           </m:r>
           <m:f>
             <m:fPr>
@@ -20531,7 +23828,7 @@
     <w:p>
       <w:pPr>
         <w:rPr>
-          <w:rFonts w:ascii="Times New Roman" w:hAnsi="Times New Roman" w:cs="Times New Roman" w:hint="eastAsia"/>
+          <w:rFonts w:ascii="Times New Roman" w:hAnsi="Times New Roman" w:cs="Times New Roman"/>
         </w:rPr>
       </w:pPr>
       <m:oMathPara>
@@ -20623,13 +23920,7 @@
                     <w:rPr>
                       <w:rFonts w:ascii="Cambria Math" w:hAnsi="Cambria Math" w:cs="Times New Roman"/>
                     </w:rPr>
-                    <m:t>n→</m:t>
-                  </m:r>
-                  <m:r>
-                    <w:rPr>
-                      <w:rFonts w:ascii="Cambria Math" w:hAnsi="Cambria Math" w:cs="Times New Roman"/>
-                    </w:rPr>
-                    <m:t>2</m:t>
+                    <m:t>n→2</m:t>
                   </m:r>
                 </m:lim>
               </m:limLow>
@@ -20770,7 +24061,7 @@
     <w:p>
       <w:pPr>
         <w:rPr>
-          <w:rFonts w:ascii="Times New Roman" w:hAnsi="Times New Roman" w:cs="Times New Roman" w:hint="eastAsia"/>
+          <w:rFonts w:ascii="Times New Roman" w:hAnsi="Times New Roman" w:cs="Times New Roman"/>
           <w:i/>
         </w:rPr>
       </w:pPr>
@@ -20922,13 +24213,7 @@
             <w:rPr>
               <w:rFonts w:ascii="Cambria Math" w:hAnsi="Cambria Math" w:cs="Times New Roman"/>
             </w:rPr>
-            <m:t>-1</m:t>
-          </m:r>
-          <m:r>
-            <w:rPr>
-              <w:rFonts w:ascii="Cambria Math" w:hAnsi="Cambria Math" w:cs="Times New Roman"/>
-            </w:rPr>
-            <m:t>≔</m:t>
+            <m:t>-1≔</m:t>
           </m:r>
           <m:f>
             <m:fPr>
@@ -21020,7 +24305,7 @@
     <w:p>
       <w:pPr>
         <w:rPr>
-          <w:rFonts w:ascii="Times New Roman" w:hAnsi="Times New Roman" w:cs="Times New Roman" w:hint="eastAsia"/>
+          <w:rFonts w:ascii="Times New Roman" w:hAnsi="Times New Roman" w:cs="Times New Roman"/>
           <w:iCs/>
         </w:rPr>
       </w:pPr>
@@ -21130,7 +24415,7 @@
     <w:p>
       <w:pPr>
         <w:rPr>
-          <w:rFonts w:ascii="Times New Roman" w:hAnsi="Times New Roman" w:cs="Times New Roman" w:hint="eastAsia"/>
+          <w:rFonts w:ascii="Times New Roman" w:hAnsi="Times New Roman" w:cs="Times New Roman"/>
         </w:rPr>
       </w:pPr>
       <w:r>
@@ -21551,6 +24836,7 @@
         <w:rPr>
           <w:rFonts w:ascii="Times New Roman" w:hAnsi="Times New Roman" w:cs="Times New Roman" w:hint="eastAsia"/>
         </w:rPr>
+        <w:lastRenderedPageBreak/>
         <w:t>周期</w:t>
       </w:r>
       <w:r>
@@ -21829,19 +25115,7 @@
             <w:rPr>
               <w:rFonts w:ascii="Cambria Math" w:hAnsi="Cambria Math" w:cs="Times New Roman"/>
             </w:rPr>
-            <m:t>-1</m:t>
-          </m:r>
-          <m:r>
-            <w:rPr>
-              <w:rFonts w:ascii="Cambria Math" w:hAnsi="Cambria Math" w:cs="Times New Roman"/>
-            </w:rPr>
-            <m:t>≔</m:t>
-          </m:r>
-          <m:r>
-            <w:rPr>
-              <w:rFonts w:ascii="Cambria Math" w:hAnsi="Cambria Math" w:cs="Times New Roman"/>
-            </w:rPr>
-            <m:t>2+</m:t>
+            <m:t>-1≔2+</m:t>
           </m:r>
           <m:f>
             <m:fPr>
@@ -21875,7 +25149,7 @@
     <w:p>
       <w:pPr>
         <w:rPr>
-          <w:rFonts w:ascii="Times New Roman" w:hAnsi="Times New Roman" w:cs="Times New Roman" w:hint="eastAsia"/>
+          <w:rFonts w:ascii="Times New Roman" w:hAnsi="Times New Roman" w:cs="Times New Roman"/>
         </w:rPr>
       </w:pPr>
       <m:oMathPara>
@@ -21967,13 +25241,7 @@
             <w:rPr>
               <w:rFonts w:ascii="Cambria Math" w:hAnsi="Cambria Math" w:cs="Times New Roman"/>
             </w:rPr>
-            <m:t>-1</m:t>
-          </m:r>
-          <m:r>
-            <w:rPr>
-              <w:rFonts w:ascii="Cambria Math" w:hAnsi="Cambria Math" w:cs="Times New Roman"/>
-            </w:rPr>
-            <m:t>=</m:t>
+            <m:t>-1=</m:t>
           </m:r>
           <m:func>
             <m:funcPr>
@@ -22010,13 +25278,7 @@
                     <w:rPr>
                       <w:rFonts w:ascii="Cambria Math" w:hAnsi="Cambria Math" w:cs="Times New Roman"/>
                     </w:rPr>
-                    <m:t>n→</m:t>
-                  </m:r>
-                  <m:r>
-                    <w:rPr>
-                      <w:rFonts w:ascii="Cambria Math" w:hAnsi="Cambria Math" w:cs="Times New Roman"/>
-                    </w:rPr>
-                    <m:t>3</m:t>
+                    <m:t>n→3</m:t>
                   </m:r>
                 </m:lim>
               </m:limLow>
@@ -22204,13 +25466,7 @@
                     <w:rPr>
                       <w:rFonts w:ascii="Cambria Math" w:hAnsi="Cambria Math" w:cs="Times New Roman"/>
                     </w:rPr>
-                    <m:t>n→</m:t>
-                  </m:r>
-                  <m:r>
-                    <w:rPr>
-                      <w:rFonts w:ascii="Cambria Math" w:hAnsi="Cambria Math" w:cs="Times New Roman"/>
-                    </w:rPr>
-                    <m:t>3</m:t>
+                    <m:t>n→3</m:t>
                   </m:r>
                 </m:lim>
               </m:limLow>
@@ -22230,13 +25486,7 @@
                     <w:rPr>
                       <w:rFonts w:ascii="Cambria Math" w:hAnsi="Cambria Math" w:cs="Times New Roman"/>
                     </w:rPr>
-                    <m:t>3</m:t>
-                  </m:r>
-                  <m:r>
-                    <w:rPr>
-                      <w:rFonts w:ascii="Cambria Math" w:hAnsi="Cambria Math" w:cs="Times New Roman"/>
-                    </w:rPr>
-                    <m:t>+</m:t>
+                    <m:t>3+</m:t>
                   </m:r>
                   <m:f>
                     <m:fPr>
@@ -22306,7 +25556,7 @@
     <w:p>
       <w:pPr>
         <w:rPr>
-          <w:rFonts w:ascii="Times New Roman" w:hAnsi="Times New Roman" w:cs="Times New Roman" w:hint="eastAsia"/>
+          <w:rFonts w:ascii="Times New Roman" w:hAnsi="Times New Roman" w:cs="Times New Roman"/>
         </w:rPr>
       </w:pPr>
       <m:oMathPara>
@@ -22335,13 +25585,7 @@
             <w:rPr>
               <w:rFonts w:ascii="Cambria Math" w:hAnsi="Cambria Math" w:cs="Times New Roman"/>
             </w:rPr>
-            <m:t>=</m:t>
-          </m:r>
-          <m:r>
-            <w:rPr>
-              <w:rFonts w:ascii="Cambria Math" w:hAnsi="Cambria Math" w:cs="Times New Roman"/>
-            </w:rPr>
-            <m:t>3+</m:t>
+            <m:t>=3+</m:t>
           </m:r>
           <m:f>
             <m:fPr>
@@ -22365,13 +25609,7 @@
                 <w:rPr>
                   <w:rFonts w:ascii="Cambria Math" w:hAnsi="Cambria Math" w:cs="Times New Roman"/>
                 </w:rPr>
-                <m:t>3</m:t>
-              </m:r>
-              <m:r>
-                <w:rPr>
-                  <w:rFonts w:ascii="Cambria Math" w:hAnsi="Cambria Math" w:cs="Times New Roman"/>
-                </w:rPr>
-                <m:t>+</m:t>
+                <m:t>3+</m:t>
               </m:r>
               <m:f>
                 <m:fPr>
@@ -22395,13 +25633,7 @@
                     <w:rPr>
                       <w:rFonts w:ascii="Cambria Math" w:hAnsi="Cambria Math" w:cs="Times New Roman"/>
                     </w:rPr>
-                    <m:t>3</m:t>
-                  </m:r>
-                  <m:r>
-                    <w:rPr>
-                      <w:rFonts w:ascii="Cambria Math" w:hAnsi="Cambria Math" w:cs="Times New Roman"/>
-                    </w:rPr>
-                    <m:t>+</m:t>
+                    <m:t>3+</m:t>
                   </m:r>
                   <m:f>
                     <m:fPr>
@@ -22425,13 +25657,7 @@
                         <w:rPr>
                           <w:rFonts w:ascii="Cambria Math" w:hAnsi="Cambria Math" w:cs="Times New Roman"/>
                         </w:rPr>
-                        <m:t>3</m:t>
-                      </m:r>
-                      <m:r>
-                        <w:rPr>
-                          <w:rFonts w:ascii="Cambria Math" w:hAnsi="Cambria Math" w:cs="Times New Roman"/>
-                        </w:rPr>
-                        <m:t>+</m:t>
+                        <m:t>3+</m:t>
                       </m:r>
                       <m:f>
                         <m:fPr>
@@ -22564,13 +25790,7 @@
             <w:rPr>
               <w:rFonts w:ascii="Cambria Math" w:hAnsi="Cambria Math" w:cs="Times New Roman"/>
             </w:rPr>
-            <m:t>=</m:t>
-          </m:r>
-          <m:r>
-            <w:rPr>
-              <w:rFonts w:ascii="Cambria Math" w:hAnsi="Cambria Math" w:cs="Times New Roman"/>
-            </w:rPr>
-            <m:t>0.3027756377319946</m:t>
+            <m:t>=0.3027756377319946</m:t>
           </m:r>
         </m:oMath>
       </m:oMathPara>
@@ -22671,13 +25891,7 @@
             <w:rPr>
               <w:rFonts w:ascii="Cambria Math" w:hAnsi="Cambria Math" w:cs="Times New Roman"/>
             </w:rPr>
-            <m:t>x</m:t>
-          </m:r>
-          <m:r>
-            <w:rPr>
-              <w:rFonts w:ascii="Cambria Math" w:hAnsi="Cambria Math" w:cs="Times New Roman"/>
-            </w:rPr>
-            <m:t>=</m:t>
+            <m:t>x=</m:t>
           </m:r>
           <m:sSup>
             <m:sSupPr>
@@ -22721,31 +25935,7 @@
             <w:rPr>
               <w:rFonts w:ascii="Cambria Math" w:hAnsi="Cambria Math" w:cs="Times New Roman"/>
             </w:rPr>
-            <m:t>=</m:t>
-          </m:r>
-          <m:r>
-            <w:rPr>
-              <w:rFonts w:ascii="Cambria Math" w:hAnsi="Cambria Math" w:cs="Times New Roman"/>
-            </w:rPr>
-            <m:t>10.908326913195985</m:t>
-          </m:r>
-          <m:r>
-            <w:rPr>
-              <w:rFonts w:ascii="Cambria Math" w:hAnsi="Cambria Math" w:cs="Times New Roman"/>
-            </w:rPr>
-            <m:t>≈</m:t>
-          </m:r>
-          <m:r>
-            <w:rPr>
-              <w:rFonts w:ascii="Cambria Math" w:hAnsi="Cambria Math" w:cs="Times New Roman"/>
-            </w:rPr>
-            <m:t>1</m:t>
-          </m:r>
-          <m:r>
-            <w:rPr>
-              <w:rFonts w:ascii="Cambria Math" w:hAnsi="Cambria Math" w:cs="Times New Roman"/>
-            </w:rPr>
-            <m:t>1</m:t>
+            <m:t>=10.908326913195985≈11</m:t>
           </m:r>
         </m:oMath>
       </m:oMathPara>
@@ -22753,7 +25943,7 @@
     <w:p>
       <w:pPr>
         <w:rPr>
-          <w:rFonts w:ascii="Times New Roman" w:hAnsi="Times New Roman" w:cs="Times New Roman" w:hint="eastAsia"/>
+          <w:rFonts w:ascii="Times New Roman" w:hAnsi="Times New Roman" w:cs="Times New Roman"/>
           <w:iCs/>
         </w:rPr>
       </w:pPr>
@@ -22768,7 +25958,7 @@
     <w:p>
       <w:pPr>
         <w:rPr>
-          <w:rFonts w:ascii="Times New Roman" w:hAnsi="Times New Roman" w:cs="Times New Roman" w:hint="eastAsia"/>
+          <w:rFonts w:ascii="Times New Roman" w:hAnsi="Times New Roman" w:cs="Times New Roman"/>
           <w:i/>
         </w:rPr>
       </w:pPr>
@@ -22876,7 +26066,7 @@
     <w:p>
       <w:pPr>
         <w:rPr>
-          <w:rFonts w:ascii="Times New Roman" w:hAnsi="Times New Roman" w:cs="Times New Roman" w:hint="eastAsia"/>
+          <w:rFonts w:ascii="Times New Roman" w:hAnsi="Times New Roman" w:cs="Times New Roman"/>
           <w:i/>
         </w:rPr>
       </w:pPr>
@@ -22910,13 +26100,7 @@
                 <w:rPr>
                   <w:rFonts w:ascii="Cambria Math" w:hAnsi="Cambria Math" w:cs="Times New Roman"/>
                 </w:rPr>
-                <m:t>1</m:t>
-              </m:r>
-              <m:r>
-                <w:rPr>
-                  <w:rFonts w:ascii="Cambria Math" w:hAnsi="Cambria Math" w:cs="Times New Roman"/>
-                </w:rPr>
-                <m:t>1</m:t>
+                <m:t>11</m:t>
               </m:r>
             </m:e>
           </m:rad>
@@ -22997,7 +26181,7 @@
     <w:p>
       <w:pPr>
         <w:rPr>
-          <w:rFonts w:ascii="Times New Roman" w:hAnsi="Times New Roman" w:cs="Times New Roman" w:hint="eastAsia"/>
+          <w:rFonts w:ascii="Times New Roman" w:hAnsi="Times New Roman" w:cs="Times New Roman"/>
         </w:rPr>
       </w:pPr>
       <w:r>
@@ -23045,19 +26229,7 @@
             <w:rPr>
               <w:rFonts w:ascii="Cambria Math" w:hAnsi="Cambria Math" w:cs="Times New Roman"/>
             </w:rPr>
-            <m:t>:</m:t>
-          </m:r>
-          <m:r>
-            <w:rPr>
-              <w:rFonts w:ascii="Cambria Math" w:hAnsi="Cambria Math" w:cs="Times New Roman"/>
-            </w:rPr>
-            <m:t>=</m:t>
-          </m:r>
-          <m:r>
-            <w:rPr>
-              <w:rFonts w:ascii="Cambria Math" w:hAnsi="Cambria Math" w:cs="Times New Roman"/>
-            </w:rPr>
-            <m:t>2</m:t>
+            <m:t>:=2</m:t>
           </m:r>
           <m:r>
             <w:rPr>
@@ -23152,6 +26324,11 @@
       </w:r>
     </w:p>
     <w:p>
+      <w:pPr>
+        <w:rPr>
+          <w:rFonts w:hint="eastAsia"/>
+        </w:rPr>
+      </w:pPr>
       <m:oMathPara>
         <m:oMath>
           <m:d>
@@ -23445,6 +26622,11 @@
       </m:oMathPara>
     </w:p>
     <w:p>
+      <w:pPr>
+        <w:rPr>
+          <w:rFonts w:hint="eastAsia"/>
+        </w:rPr>
+      </w:pPr>
       <m:oMathPara>
         <m:oMath>
           <m:d>
@@ -23586,6 +26768,11 @@
       </m:oMathPara>
     </w:p>
     <w:p>
+      <w:pPr>
+        <w:rPr>
+          <w:rFonts w:hint="eastAsia"/>
+        </w:rPr>
+      </w:pPr>
       <w:r>
         <w:rPr>
           <w:rFonts w:hint="eastAsia"/>
@@ -23597,13 +26784,7 @@
           <w:rPr>
             <w:rFonts w:ascii="Cambria Math" w:hAnsi="Cambria Math"/>
           </w:rPr>
-          <m:t>i</m:t>
-        </m:r>
-        <m:r>
-          <w:rPr>
-            <w:rFonts w:ascii="Cambria Math" w:hAnsi="Cambria Math"/>
-          </w:rPr>
-          <m:t>=</m:t>
+          <m:t>i=</m:t>
         </m:r>
         <m:rad>
           <m:radPr>
@@ -23634,6 +26815,11 @@
       </w:r>
     </w:p>
     <w:p>
+      <w:pPr>
+        <w:rPr>
+          <w:rFonts w:hint="eastAsia"/>
+        </w:rPr>
+      </w:pPr>
       <m:oMathPara>
         <m:oMath>
           <m:d>
@@ -23769,13 +26955,7 @@
             <w:rPr>
               <w:rFonts w:ascii="Cambria Math" w:hAnsi="Cambria Math" w:cs="Times New Roman"/>
             </w:rPr>
-            <m:t>kN</m:t>
-          </m:r>
-          <m:r>
-            <w:rPr>
-              <w:rFonts w:ascii="Cambria Math" w:hAnsi="Cambria Math" w:cs="Times New Roman"/>
-            </w:rPr>
-            <m:t>=</m:t>
+            <m:t>kN=</m:t>
           </m:r>
           <m:d>
             <m:dPr>
@@ -24167,6 +27347,11 @@
       </m:oMathPara>
     </w:p>
     <w:p>
+      <w:pPr>
+        <w:rPr>
+          <w:rFonts w:hint="eastAsia"/>
+        </w:rPr>
+      </w:pPr>
       <m:oMathPara>
         <m:oMath>
           <m:sSub>
@@ -24283,6 +27468,11 @@
       </m:oMathPara>
     </w:p>
     <w:p>
+      <w:pPr>
+        <w:rPr>
+          <w:rFonts w:hint="eastAsia"/>
+        </w:rPr>
+      </w:pPr>
       <m:oMathPara>
         <m:oMath>
           <m:sSub>
@@ -24410,13 +27600,7 @@
             <w:rPr>
               <w:rFonts w:ascii="Cambria Math" w:hAnsi="Cambria Math" w:cs="Times New Roman"/>
             </w:rPr>
-            <m:t>p</m:t>
-          </m:r>
-          <m:r>
-            <w:rPr>
-              <w:rFonts w:ascii="Cambria Math" w:hAnsi="Cambria Math" w:cs="Times New Roman"/>
-            </w:rPr>
-            <m:t>=</m:t>
+            <m:t>p=</m:t>
           </m:r>
           <m:f>
             <m:fPr>
@@ -24454,6 +27638,11 @@
       </m:oMathPara>
     </w:p>
     <w:p>
+      <w:pPr>
+        <w:rPr>
+          <w:rFonts w:hint="eastAsia"/>
+        </w:rPr>
+      </w:pPr>
       <m:oMathPara>
         <m:oMath>
           <m:sSup>
@@ -24492,19 +27681,18 @@
       </m:oMathPara>
     </w:p>
     <w:p>
+      <w:pPr>
+        <w:rPr>
+          <w:rFonts w:hint="eastAsia"/>
+        </w:rPr>
+      </w:pPr>
       <m:oMathPara>
         <m:oMath>
           <m:r>
             <w:rPr>
               <w:rFonts w:ascii="Cambria Math" w:hAnsi="Cambria Math" w:cs="Times New Roman"/>
             </w:rPr>
-            <m:t>p</m:t>
-          </m:r>
-          <m:r>
-            <w:rPr>
-              <w:rFonts w:ascii="Cambria Math" w:hAnsi="Cambria Math" w:cs="Times New Roman"/>
-            </w:rPr>
-            <m:t>=</m:t>
+            <m:t>p=</m:t>
           </m:r>
           <m:sSup>
             <m:sSupPr>
@@ -25088,7 +28276,7 @@
   <w:style w:type="paragraph" w:default="1" w:styleId="a">
     <w:name w:val="Normal"/>
     <w:qFormat/>
-    <w:rsid w:val="00AC3A55"/>
+    <w:rsid w:val="00E452F4"/>
     <w:pPr>
       <w:widowControl w:val="0"/>
     </w:pPr>
@@ -25296,6 +28484,7 @@
   <w:style w:type="character" w:default="1" w:styleId="a0">
     <w:name w:val="Default Paragraph Font"/>
     <w:uiPriority w:val="1"/>
+    <w:semiHidden/>
     <w:unhideWhenUsed/>
   </w:style>
   <w:style w:type="table" w:default="1" w:styleId="a1">
